--- a/src/Tests/Inputs/business-plans/13/input.docx
+++ b/src/Tests/Inputs/business-plans/13/input.docx
@@ -1,6 +1,6 @@
 
 <file path=word/document.xml><?xml version="1.0" encoding="utf-8"?>
-<w:document xmlns:wpc="http://schemas.microsoft.com/office/word/2010/wordprocessingCanvas" xmlns:cx="http://schemas.microsoft.com/office/drawing/2014/chartex" xmlns:cx1="http://schemas.microsoft.com/office/drawing/2015/9/8/chartex" xmlns:cx2="http://schemas.microsoft.com/office/drawing/2015/10/21/chartex" xmlns:cx3="http://schemas.microsoft.com/office/drawing/2016/5/9/chartex" xmlns:cx4="http://schemas.microsoft.com/office/drawing/2016/5/10/chartex" xmlns:cx5="http://schemas.microsoft.com/office/drawing/2016/5/11/chartex" xmlns:cx6="http://schemas.microsoft.com/office/drawing/2016/5/12/chartex" xmlns:cx7="http://schemas.microsoft.com/office/drawing/2016/5/13/chartex" xmlns:cx8="http://schemas.microsoft.com/office/drawing/2016/5/14/chartex" xmlns:mc="http://schemas.openxmlformats.org/markup-compatibility/2006" xmlns:aink="http://schemas.microsoft.com/office/drawing/2016/ink" xmlns:am3d="http://schemas.microsoft.com/office/drawing/2017/model3d" xmlns:o="urn:schemas-microsoft-com:office:office" xmlns:oel="http://schemas.microsoft.com/office/2019/extlst" xmlns:r="http://schemas.openxmlformats.org/officeDocument/2006/relationships" xmlns:m="http://schemas.openxmlformats.org/officeDocument/2006/math" xmlns:v="urn:schemas-microsoft-com:vml" xmlns:wp14="http://schemas.microsoft.com/office/word/2010/wordprocessingDrawing" xmlns:wp="http://schemas.openxmlformats.org/drawingml/2006/wordprocessingDrawing" xmlns:w10="urn:schemas-microsoft-com:office:word" xmlns:w="http://schemas.openxmlformats.org/wordprocessingml/2006/main" xmlns:w14="http://schemas.microsoft.com/office/word/2010/wordml" xmlns:w15="http://schemas.microsoft.com/office/word/2012/wordml" xmlns:w16cex="http://schemas.microsoft.com/office/word/2018/wordml/cex" xmlns:w16cid="http://schemas.microsoft.com/office/word/2016/wordml/cid" xmlns:w16="http://schemas.microsoft.com/office/word/2018/wordml" xmlns:w16du="http://schemas.microsoft.com/office/word/2023/wordml/word16du" xmlns:w16sdtdh="http://schemas.microsoft.com/office/word/2020/wordml/sdtdatahash" xmlns:w16sdtfl="http://schemas.microsoft.com/office/word/2024/wordml/sdtformatlock" xmlns:w16se="http://schemas.microsoft.com/office/word/2015/wordml/symex" xmlns:wpg="http://schemas.microsoft.com/office/word/2010/wordprocessingGroup" xmlns:wpi="http://schemas.microsoft.com/office/word/2010/wordprocessingInk" xmlns:wne="http://schemas.microsoft.com/office/word/2006/wordml" xmlns:wps="http://schemas.microsoft.com/office/word/2010/wordprocessingShape" mc:Ignorable="w14 w15 w16se w16cid w16 w16cex w16sdtdh w16sdtfl w16du wp14">
+<w:document xmlns:a="http://schemas.openxmlformats.org/drawingml/2006/main" xmlns:a16="http://schemas.microsoft.com/office/drawing/2014/main" xmlns:adec="http://schemas.microsoft.com/office/drawing/2017/decorative" xmlns:pic="http://schemas.openxmlformats.org/drawingml/2006/picture" xmlns:a14="http://schemas.microsoft.com/office/drawing/2010/main" xmlns:wpc="http://schemas.microsoft.com/office/word/2010/wordprocessingCanvas" xmlns:cx="http://schemas.microsoft.com/office/drawing/2014/chartex" xmlns:cx1="http://schemas.microsoft.com/office/drawing/2015/9/8/chartex" xmlns:cx2="http://schemas.microsoft.com/office/drawing/2015/10/21/chartex" xmlns:cx3="http://schemas.microsoft.com/office/drawing/2016/5/9/chartex" xmlns:cx4="http://schemas.microsoft.com/office/drawing/2016/5/10/chartex" xmlns:cx5="http://schemas.microsoft.com/office/drawing/2016/5/11/chartex" xmlns:cx6="http://schemas.microsoft.com/office/drawing/2016/5/12/chartex" xmlns:cx7="http://schemas.microsoft.com/office/drawing/2016/5/13/chartex" xmlns:cx8="http://schemas.microsoft.com/office/drawing/2016/5/14/chartex" xmlns:mc="http://schemas.openxmlformats.org/markup-compatibility/2006" xmlns:aink="http://schemas.microsoft.com/office/drawing/2016/ink" xmlns:am3d="http://schemas.microsoft.com/office/drawing/2017/model3d" xmlns:o="urn:schemas-microsoft-com:office:office" xmlns:oel="http://schemas.microsoft.com/office/2019/extlst" xmlns:r="http://schemas.openxmlformats.org/officeDocument/2006/relationships" xmlns:m="http://schemas.openxmlformats.org/officeDocument/2006/math" xmlns:v="urn:schemas-microsoft-com:vml" xmlns:wp14="http://schemas.microsoft.com/office/word/2010/wordprocessingDrawing" xmlns:wp="http://schemas.openxmlformats.org/drawingml/2006/wordprocessingDrawing" xmlns:w10="urn:schemas-microsoft-com:office:word" xmlns:w="http://schemas.openxmlformats.org/wordprocessingml/2006/main" xmlns:w14="http://schemas.microsoft.com/office/word/2010/wordml" xmlns:w15="http://schemas.microsoft.com/office/word/2012/wordml" xmlns:w16cex="http://schemas.microsoft.com/office/word/2018/wordml/cex" xmlns:w16cid="http://schemas.microsoft.com/office/word/2016/wordml/cid" xmlns:w16="http://schemas.microsoft.com/office/word/2018/wordml" xmlns:w16du="http://schemas.microsoft.com/office/word/2023/wordml/word16du" xmlns:w16sdtdh="http://schemas.microsoft.com/office/word/2020/wordml/sdtdatahash" xmlns:w16sdtfl="http://schemas.microsoft.com/office/word/2024/wordml/sdtformatlock" xmlns:w16se="http://schemas.microsoft.com/office/word/2015/wordml/symex" xmlns:wpg="http://schemas.microsoft.com/office/word/2010/wordprocessingGroup" xmlns:wpi="http://schemas.microsoft.com/office/word/2010/wordprocessingInk" xmlns:wne="http://schemas.microsoft.com/office/word/2006/wordml" xmlns:wps="http://schemas.microsoft.com/office/word/2010/wordprocessingShape" mc:Ignorable="w14 w15 w16se w16cid w16 w16cex w16sdtdh w16sdtfl w16du wp14">
   <w:body>
     <w:p>
       <w:r>
@@ -10,7 +10,7 @@
         <mc:AlternateContent>
           <mc:Choice Requires="wps">
             <w:drawing>
-              <wp:anchor distT="0" distB="0" distL="114300" distR="114300" simplePos="0" relativeHeight="251661312" behindDoc="1" locked="1" layoutInCell="1" allowOverlap="1" wp14:anchorId="63FD2ECF" wp14:editId="4E8F6CB8">
+              <wp:anchor distT="0" distB="0" distL="114300" distR="114300" simplePos="0" relativeHeight="251661312" behindDoc="1" locked="1" layoutInCell="1" allowOverlap="1" wp14:editId="4E8F6CB8" wp14:anchorId="63FD2ECF">
                 <wp:simplePos x="0" y="0"/>
                 <wp:positionH relativeFrom="column">
                   <wp:posOffset>-914400</wp:posOffset>
@@ -81,7 +81,7 @@
           </mc:Choice>
           <mc:Fallback>
             <w:pict>
-              <v:rect w14:anchorId="122525EA" id="Rectangle 2" o:spid="_x0000_s1026" alt="&quot;&quot;" style="position:absolute;margin-left:-1in;margin-top:503.4pt;width:612pt;height:216.7pt;z-index:-251655168;visibility:visible;mso-wrap-style:square;mso-height-percent:0;mso-wrap-distance-left:9pt;mso-wrap-distance-top:0;mso-wrap-distance-right:9pt;mso-wrap-distance-bottom:0;mso-position-horizontal:absolute;mso-position-horizontal-relative:text;mso-position-vertical:absolute;mso-position-vertical-relative:text;mso-height-percent:0;mso-height-relative:margin;v-text-anchor:middle" o:gfxdata="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" fillcolor="#dcddd7 [3204]" stroked="f" strokeweight="1pt">
+              <v:rect id="Rectangle 2" style="position:absolute;margin-left:-1in;margin-top:503.4pt;width:612pt;height:216.7pt;z-index:-251655168;visibility:visible;mso-wrap-style:square;mso-height-percent:0;mso-wrap-distance-left:9pt;mso-wrap-distance-top:0;mso-wrap-distance-right:9pt;mso-wrap-distance-bottom:0;mso-position-horizontal:absolute;mso-position-horizontal-relative:text;mso-position-vertical:absolute;mso-position-vertical-relative:text;mso-height-percent:0;mso-height-relative:margin;v-text-anchor:middle" alt="&quot;&quot;" o:spid="_x0000_s1026" fillcolor="#dcddd7 [3204]" stroked="f" strokeweight="1pt" o:gfxdata="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" w14:anchorId="122525EA">
                 <w10:anchorlock/>
               </v:rect>
             </w:pict>
@@ -93,7 +93,7 @@
           <w:noProof/>
         </w:rPr>
         <w:drawing>
-          <wp:anchor distT="0" distB="0" distL="114300" distR="114300" simplePos="0" relativeHeight="251658239" behindDoc="1" locked="1" layoutInCell="1" allowOverlap="1" wp14:anchorId="055BBECD" wp14:editId="67E68681">
+          <wp:anchor distT="0" distB="0" distL="114300" distR="114300" simplePos="0" relativeHeight="251658239" behindDoc="1" locked="1" layoutInCell="1" allowOverlap="1" wp14:editId="67E68681" wp14:anchorId="055BBECD">
             <wp:simplePos x="0" y="0"/>
             <wp:positionH relativeFrom="column">
               <wp:posOffset>-914400</wp:posOffset>
@@ -228,7 +228,7 @@
         </w:rPr>
         <w:lastRenderedPageBreak/>
         <w:drawing>
-          <wp:anchor distT="0" distB="0" distL="114300" distR="114300" simplePos="0" relativeHeight="251663360" behindDoc="1" locked="1" layoutInCell="1" allowOverlap="1" wp14:anchorId="05417D3F" wp14:editId="736DD0DA">
+          <wp:anchor distT="0" distB="0" distL="114300" distR="114300" simplePos="0" relativeHeight="251663360" behindDoc="1" locked="1" layoutInCell="1" allowOverlap="1" wp14:editId="736DD0DA" wp14:anchorId="05417D3F">
             <wp:simplePos x="0" y="0"/>
             <wp:positionH relativeFrom="column">
               <wp:posOffset>-914400</wp:posOffset>
@@ -298,12 +298,12 @@
         <w:tblStyle w:val="TableGrid"/>
         <w:tblW w:w="9482" w:type="dxa"/>
         <w:tblBorders>
-          <w:top w:val="none" w:sz="0" w:space="0" w:color="auto"/>
-          <w:left w:val="none" w:sz="0" w:space="0" w:color="auto"/>
-          <w:bottom w:val="none" w:sz="0" w:space="0" w:color="auto"/>
-          <w:right w:val="none" w:sz="0" w:space="0" w:color="auto"/>
-          <w:insideH w:val="none" w:sz="0" w:space="0" w:color="auto"/>
-          <w:insideV w:val="none" w:sz="0" w:space="0" w:color="auto"/>
+          <w:top w:val="none" w:color="auto" w:sz="0" w:space="0"/>
+          <w:left w:val="none" w:color="auto" w:sz="0" w:space="0"/>
+          <w:bottom w:val="none" w:color="auto" w:sz="0" w:space="0"/>
+          <w:right w:val="none" w:color="auto" w:sz="0" w:space="0"/>
+          <w:insideH w:val="none" w:color="auto" w:sz="0" w:space="0"/>
+          <w:insideV w:val="none" w:color="auto" w:sz="0" w:space="0"/>
         </w:tblBorders>
         <w:tblLayout w:type="fixed"/>
         <w:tblLook w:val="04A0" w:firstRow="1" w:lastRow="0" w:firstColumn="1" w:lastColumn="0" w:noHBand="0" w:noVBand="1"/>
@@ -380,7 +380,7 @@
               </w:rPr>
               <w:fldChar w:fldCharType="separate"/>
             </w:r>
-            <w:hyperlink w:anchor="_Toc197437037" w:history="1">
+            <w:hyperlink w:history="1" w:anchor="_Toc197437037">
               <w:r>
                 <w:rPr>
                   <w:rStyle w:val="Hyperlink"/>
@@ -441,7 +441,7 @@
                 <w14:ligatures w14:val="standardContextual"/>
               </w:rPr>
             </w:pPr>
-            <w:hyperlink w:anchor="_Toc197437038" w:history="1">
+            <w:hyperlink w:history="1" w:anchor="_Toc197437038">
               <w:r>
                 <w:rPr>
                   <w:rStyle w:val="Hyperlink"/>
@@ -502,7 +502,7 @@
                 <w14:ligatures w14:val="standardContextual"/>
               </w:rPr>
             </w:pPr>
-            <w:hyperlink w:anchor="_Toc197437039" w:history="1">
+            <w:hyperlink w:history="1" w:anchor="_Toc197437039">
               <w:r>
                 <w:rPr>
                   <w:rStyle w:val="Hyperlink"/>
@@ -563,7 +563,7 @@
                 <w14:ligatures w14:val="standardContextual"/>
               </w:rPr>
             </w:pPr>
-            <w:hyperlink w:anchor="_Toc197437040" w:history="1">
+            <w:hyperlink w:history="1" w:anchor="_Toc197437040">
               <w:r>
                 <w:rPr>
                   <w:rStyle w:val="Hyperlink"/>
@@ -624,7 +624,7 @@
                 <w14:ligatures w14:val="standardContextual"/>
               </w:rPr>
             </w:pPr>
-            <w:hyperlink w:anchor="_Toc197437041" w:history="1">
+            <w:hyperlink w:history="1" w:anchor="_Toc197437041">
               <w:r>
                 <w:rPr>
                   <w:rStyle w:val="Hyperlink"/>
@@ -685,7 +685,7 @@
                 <w14:ligatures w14:val="standardContextual"/>
               </w:rPr>
             </w:pPr>
-            <w:hyperlink w:anchor="_Toc197437042" w:history="1">
+            <w:hyperlink w:history="1" w:anchor="_Toc197437042">
               <w:r>
                 <w:rPr>
                   <w:rStyle w:val="Hyperlink"/>
@@ -746,7 +746,7 @@
                 <w14:ligatures w14:val="standardContextual"/>
               </w:rPr>
             </w:pPr>
-            <w:hyperlink w:anchor="_Toc197437043" w:history="1">
+            <w:hyperlink w:history="1" w:anchor="_Toc197437043">
               <w:r>
                 <w:rPr>
                   <w:rStyle w:val="Hyperlink"/>
@@ -807,7 +807,7 @@
                 <w14:ligatures w14:val="standardContextual"/>
               </w:rPr>
             </w:pPr>
-            <w:hyperlink w:anchor="_Toc197437044" w:history="1">
+            <w:hyperlink w:history="1" w:anchor="_Toc197437044">
               <w:r>
                 <w:rPr>
                   <w:rStyle w:val="Hyperlink"/>
@@ -868,7 +868,7 @@
                 <w14:ligatures w14:val="standardContextual"/>
               </w:rPr>
             </w:pPr>
-            <w:hyperlink w:anchor="_Toc197437045" w:history="1">
+            <w:hyperlink w:history="1" w:anchor="_Toc197437045">
               <w:r>
                 <w:rPr>
                   <w:rStyle w:val="Hyperlink"/>
@@ -929,7 +929,7 @@
                 <w14:ligatures w14:val="standardContextual"/>
               </w:rPr>
             </w:pPr>
-            <w:hyperlink w:anchor="_Toc197437046" w:history="1">
+            <w:hyperlink w:history="1" w:anchor="_Toc197437046">
               <w:r>
                 <w:rPr>
                   <w:rStyle w:val="Hyperlink"/>
@@ -990,7 +990,7 @@
                 <w14:ligatures w14:val="standardContextual"/>
               </w:rPr>
             </w:pPr>
-            <w:hyperlink w:anchor="_Toc197437047" w:history="1">
+            <w:hyperlink w:history="1" w:anchor="_Toc197437047">
               <w:r>
                 <w:rPr>
                   <w:rStyle w:val="Hyperlink"/>
@@ -1051,7 +1051,7 @@
                 <w14:ligatures w14:val="standardContextual"/>
               </w:rPr>
             </w:pPr>
-            <w:hyperlink w:anchor="_Toc197437048" w:history="1">
+            <w:hyperlink w:history="1" w:anchor="_Toc197437048">
               <w:r>
                 <w:rPr>
                   <w:rStyle w:val="Hyperlink"/>
@@ -1112,7 +1112,7 @@
                 <w14:ligatures w14:val="standardContextual"/>
               </w:rPr>
             </w:pPr>
-            <w:hyperlink w:anchor="_Toc197437049" w:history="1">
+            <w:hyperlink w:history="1" w:anchor="_Toc197437049">
               <w:r>
                 <w:rPr>
                   <w:rStyle w:val="Hyperlink"/>
@@ -1173,7 +1173,7 @@
                 <w14:ligatures w14:val="standardContextual"/>
               </w:rPr>
             </w:pPr>
-            <w:hyperlink w:anchor="_Toc197437050" w:history="1">
+            <w:hyperlink w:history="1" w:anchor="_Toc197437050">
               <w:r>
                 <w:rPr>
                   <w:rStyle w:val="Hyperlink"/>
@@ -1234,7 +1234,7 @@
                 <w14:ligatures w14:val="standardContextual"/>
               </w:rPr>
             </w:pPr>
-            <w:hyperlink w:anchor="_Toc197437051" w:history="1">
+            <w:hyperlink w:history="1" w:anchor="_Toc197437051">
               <w:r>
                 <w:rPr>
                   <w:rStyle w:val="Hyperlink"/>
@@ -1311,7 +1311,7 @@
       <w:pPr>
         <w:pStyle w:val="Heading1"/>
       </w:pPr>
-      <w:bookmarkStart w:id="0" w:name="_Toc197437037"/>
+      <w:bookmarkStart w:name="_Toc197437037" w:id="0"/>
       <w:r>
         <w:lastRenderedPageBreak/>
         <w:t>Introduction</w:t>
@@ -1450,7 +1450,7 @@
       <w:pPr>
         <w:pStyle w:val="Heading1"/>
       </w:pPr>
-      <w:bookmarkStart w:id="1" w:name="_Toc197437038"/>
+      <w:bookmarkStart w:name="_Toc197437038" w:id="1"/>
       <w:r>
         <w:lastRenderedPageBreak/>
         <w:t xml:space="preserve">Executive </w:t>
@@ -1618,7 +1618,7 @@
       <w:pPr>
         <w:pStyle w:val="Heading1"/>
       </w:pPr>
-      <w:bookmarkStart w:id="2" w:name="_Toc197437039"/>
+      <w:bookmarkStart w:name="_Toc197437039" w:id="2"/>
       <w:r>
         <w:lastRenderedPageBreak/>
         <w:t>Company overview</w:t>
@@ -1751,7 +1751,7 @@
       <w:pPr>
         <w:pStyle w:val="Heading1"/>
       </w:pPr>
-      <w:bookmarkStart w:id="3" w:name="_Toc197437040"/>
+      <w:bookmarkStart w:name="_Toc197437040" w:id="3"/>
       <w:r>
         <w:lastRenderedPageBreak/>
         <w:t xml:space="preserve">Business </w:t>
@@ -1883,7 +1883,7 @@
       <w:pPr>
         <w:pStyle w:val="Heading1"/>
       </w:pPr>
-      <w:bookmarkStart w:id="4" w:name="_Toc197437041"/>
+      <w:bookmarkStart w:name="_Toc197437041" w:id="4"/>
       <w:r>
         <w:lastRenderedPageBreak/>
         <w:t xml:space="preserve">Market </w:t>
@@ -1971,12 +1971,12 @@
         <w:tblStyle w:val="TableGrid"/>
         <w:tblW w:w="0" w:type="auto"/>
         <w:tblBorders>
-          <w:top w:val="none" w:sz="0" w:space="0" w:color="auto"/>
-          <w:left w:val="none" w:sz="0" w:space="0" w:color="auto"/>
-          <w:bottom w:val="none" w:sz="0" w:space="0" w:color="auto"/>
-          <w:right w:val="none" w:sz="0" w:space="0" w:color="auto"/>
-          <w:insideH w:val="none" w:sz="0" w:space="0" w:color="auto"/>
-          <w:insideV w:val="none" w:sz="0" w:space="0" w:color="auto"/>
+          <w:top w:val="none" w:color="auto" w:sz="0" w:space="0"/>
+          <w:left w:val="none" w:color="auto" w:sz="0" w:space="0"/>
+          <w:bottom w:val="none" w:color="auto" w:sz="0" w:space="0"/>
+          <w:right w:val="none" w:color="auto" w:sz="0" w:space="0"/>
+          <w:insideH w:val="none" w:color="auto" w:sz="0" w:space="0"/>
+          <w:insideV w:val="none" w:color="auto" w:sz="0" w:space="0"/>
         </w:tblBorders>
         <w:tblLook w:val="04A0" w:firstRow="1" w:lastRow="0" w:firstColumn="1" w:lastColumn="0" w:noHBand="0" w:noVBand="1"/>
       </w:tblPr>
@@ -2284,7 +2284,7 @@
       <w:pPr>
         <w:pStyle w:val="Heading1"/>
       </w:pPr>
-      <w:bookmarkStart w:id="5" w:name="_Toc197437042"/>
+      <w:bookmarkStart w:name="_Toc197437042" w:id="5"/>
       <w:r>
         <w:lastRenderedPageBreak/>
         <w:t xml:space="preserve">Operating </w:t>
@@ -2408,7 +2408,7 @@
       <w:pPr>
         <w:pStyle w:val="Heading1"/>
       </w:pPr>
-      <w:bookmarkStart w:id="6" w:name="_Toc197437043"/>
+      <w:bookmarkStart w:name="_Toc197437043" w:id="6"/>
       <w:r>
         <w:lastRenderedPageBreak/>
         <w:t>Marketing and sales plan</w:t>
@@ -2545,7 +2545,7 @@
       <w:pPr>
         <w:pStyle w:val="Heading1"/>
       </w:pPr>
-      <w:bookmarkStart w:id="7" w:name="_Toc197437044"/>
+      <w:bookmarkStart w:name="_Toc197437044" w:id="7"/>
       <w:r>
         <w:lastRenderedPageBreak/>
         <w:t xml:space="preserve">Financial </w:t>
@@ -2643,7 +2643,7 @@
             <w:pPr>
               <w:pStyle w:val="Heading1"/>
             </w:pPr>
-            <w:bookmarkStart w:id="8" w:name="_Toc197437045"/>
+            <w:bookmarkStart w:name="_Toc197437045" w:id="8"/>
             <w:r>
               <w:lastRenderedPageBreak/>
               <w:t>Start-up costs</w:t>
@@ -4856,7 +4856,7 @@
             <w:pPr>
               <w:pStyle w:val="Heading1"/>
             </w:pPr>
-            <w:bookmarkStart w:id="9" w:name="_Toc197437046"/>
+            <w:bookmarkStart w:name="_Toc197437046" w:id="9"/>
             <w:r>
               <w:t>Start-up costs</w:t>
             </w:r>
@@ -13881,7 +13881,7 @@
       <w:pPr>
         <w:pStyle w:val="Heading1"/>
       </w:pPr>
-      <w:bookmarkStart w:id="10" w:name="_Toc197437047"/>
+      <w:bookmarkStart w:name="_Toc197437047" w:id="10"/>
       <w:r>
         <w:lastRenderedPageBreak/>
         <w:t>Appendix</w:t>
@@ -13920,7 +13920,7 @@
             <w:pPr>
               <w:pStyle w:val="Heading1"/>
             </w:pPr>
-            <w:bookmarkStart w:id="11" w:name="_Toc197437048"/>
+            <w:bookmarkStart w:name="_Toc197437048" w:id="11"/>
             <w:r>
               <w:t>Start-up costs</w:t>
             </w:r>
@@ -16118,13 +16118,13 @@
       <w:r>
         <w:br w:type="page"/>
       </w:r>
-      <w:bookmarkStart w:id="12" w:name="_Toc196489744"/>
+      <w:bookmarkStart w:name="_Toc196489744" w:id="12"/>
     </w:p>
     <w:p>
       <w:pPr>
         <w:pStyle w:val="Heading1"/>
       </w:pPr>
-      <w:bookmarkStart w:id="13" w:name="_Toc197437049"/>
+      <w:bookmarkStart w:name="_Toc197437049" w:id="13"/>
       <w:bookmarkEnd w:id="12"/>
       <w:r>
         <w:lastRenderedPageBreak/>
@@ -16271,7 +16271,7 @@
             <w:pPr>
               <w:pStyle w:val="Heading1"/>
             </w:pPr>
-            <w:bookmarkStart w:id="14" w:name="_Toc197437050"/>
+            <w:bookmarkStart w:name="_Toc197437050" w:id="14"/>
             <w:r>
               <w:rPr>
                 <w:rStyle w:val="Heading1Char"/>
@@ -18571,7 +18571,7 @@
               <w:pStyle w:val="TableTextLarge"/>
               <w:cnfStyle w:val="000000100000" w:firstRow="0" w:lastRow="0" w:firstColumn="0" w:lastColumn="0" w:oddVBand="0" w:evenVBand="0" w:oddHBand="1" w:evenHBand="0" w:firstRowFirstColumn="0" w:firstRowLastColumn="0" w:lastRowFirstColumn="0" w:lastRowLastColumn="0"/>
               <w:rPr>
-                <w:rFonts w:ascii="Calibri" w:eastAsia="Times New Roman" w:hAnsi="Calibri" w:cs="Calibri"/>
+                <w:rFonts w:ascii="Calibri" w:hAnsi="Calibri" w:eastAsia="Times New Roman" w:cs="Calibri"/>
                 <w:color w:val="2F2F2F"/>
                 <w:szCs w:val="18"/>
               </w:rPr>
@@ -18589,7 +18589,7 @@
               <w:pStyle w:val="TableTextLarge"/>
               <w:cnfStyle w:val="000000100000" w:firstRow="0" w:lastRow="0" w:firstColumn="0" w:lastColumn="0" w:oddVBand="0" w:evenVBand="0" w:oddHBand="1" w:evenHBand="0" w:firstRowFirstColumn="0" w:firstRowLastColumn="0" w:lastRowFirstColumn="0" w:lastRowLastColumn="0"/>
               <w:rPr>
-                <w:rFonts w:ascii="Calibri" w:eastAsia="Times New Roman" w:hAnsi="Calibri" w:cs="Calibri"/>
+                <w:rFonts w:ascii="Calibri" w:hAnsi="Calibri" w:eastAsia="Times New Roman" w:cs="Calibri"/>
                 <w:color w:val="2F2F2F"/>
                 <w:szCs w:val="18"/>
               </w:rPr>
@@ -18607,7 +18607,7 @@
               <w:pStyle w:val="TableTextLarge"/>
               <w:cnfStyle w:val="000000100000" w:firstRow="0" w:lastRow="0" w:firstColumn="0" w:lastColumn="0" w:oddVBand="0" w:evenVBand="0" w:oddHBand="1" w:evenHBand="0" w:firstRowFirstColumn="0" w:firstRowLastColumn="0" w:lastRowFirstColumn="0" w:lastRowLastColumn="0"/>
               <w:rPr>
-                <w:rFonts w:ascii="Calibri" w:eastAsia="Times New Roman" w:hAnsi="Calibri" w:cs="Calibri"/>
+                <w:rFonts w:ascii="Calibri" w:hAnsi="Calibri" w:eastAsia="Times New Roman" w:cs="Calibri"/>
                 <w:color w:val="2F2F2F"/>
                 <w:szCs w:val="18"/>
               </w:rPr>
@@ -18625,7 +18625,7 @@
               <w:pStyle w:val="TableTextLarge"/>
               <w:cnfStyle w:val="000000100000" w:firstRow="0" w:lastRow="0" w:firstColumn="0" w:lastColumn="0" w:oddVBand="0" w:evenVBand="0" w:oddHBand="1" w:evenHBand="0" w:firstRowFirstColumn="0" w:firstRowLastColumn="0" w:lastRowFirstColumn="0" w:lastRowLastColumn="0"/>
               <w:rPr>
-                <w:rFonts w:ascii="Calibri" w:eastAsia="Times New Roman" w:hAnsi="Calibri" w:cs="Calibri"/>
+                <w:rFonts w:ascii="Calibri" w:hAnsi="Calibri" w:eastAsia="Times New Roman" w:cs="Calibri"/>
                 <w:color w:val="2F2F2F"/>
                 <w:szCs w:val="18"/>
               </w:rPr>
@@ -18643,7 +18643,7 @@
               <w:pStyle w:val="TableTextLarge"/>
               <w:cnfStyle w:val="000000100000" w:firstRow="0" w:lastRow="0" w:firstColumn="0" w:lastColumn="0" w:oddVBand="0" w:evenVBand="0" w:oddHBand="1" w:evenHBand="0" w:firstRowFirstColumn="0" w:firstRowLastColumn="0" w:lastRowFirstColumn="0" w:lastRowLastColumn="0"/>
               <w:rPr>
-                <w:rFonts w:ascii="Calibri" w:eastAsia="Times New Roman" w:hAnsi="Calibri" w:cs="Calibri"/>
+                <w:rFonts w:ascii="Calibri" w:hAnsi="Calibri" w:eastAsia="Times New Roman" w:cs="Calibri"/>
                 <w:color w:val="2F2F2F"/>
                 <w:szCs w:val="18"/>
               </w:rPr>
@@ -18661,7 +18661,7 @@
               <w:pStyle w:val="TableTextLarge"/>
               <w:cnfStyle w:val="000000100000" w:firstRow="0" w:lastRow="0" w:firstColumn="0" w:lastColumn="0" w:oddVBand="0" w:evenVBand="0" w:oddHBand="1" w:evenHBand="0" w:firstRowFirstColumn="0" w:firstRowLastColumn="0" w:lastRowFirstColumn="0" w:lastRowLastColumn="0"/>
               <w:rPr>
-                <w:rFonts w:ascii="Calibri" w:eastAsia="Times New Roman" w:hAnsi="Calibri" w:cs="Calibri"/>
+                <w:rFonts w:ascii="Calibri" w:hAnsi="Calibri" w:eastAsia="Times New Roman" w:cs="Calibri"/>
                 <w:color w:val="2F2F2F"/>
                 <w:szCs w:val="18"/>
               </w:rPr>
@@ -18679,7 +18679,7 @@
               <w:pStyle w:val="TableTextLarge"/>
               <w:cnfStyle w:val="000000100000" w:firstRow="0" w:lastRow="0" w:firstColumn="0" w:lastColumn="0" w:oddVBand="0" w:evenVBand="0" w:oddHBand="1" w:evenHBand="0" w:firstRowFirstColumn="0" w:firstRowLastColumn="0" w:lastRowFirstColumn="0" w:lastRowLastColumn="0"/>
               <w:rPr>
-                <w:rFonts w:ascii="Calibri" w:eastAsia="Times New Roman" w:hAnsi="Calibri" w:cs="Calibri"/>
+                <w:rFonts w:ascii="Calibri" w:hAnsi="Calibri" w:eastAsia="Times New Roman" w:cs="Calibri"/>
                 <w:color w:val="2F2F2F"/>
                 <w:szCs w:val="18"/>
               </w:rPr>
@@ -18697,7 +18697,7 @@
               <w:pStyle w:val="TableTextLarge"/>
               <w:cnfStyle w:val="000000100000" w:firstRow="0" w:lastRow="0" w:firstColumn="0" w:lastColumn="0" w:oddVBand="0" w:evenVBand="0" w:oddHBand="1" w:evenHBand="0" w:firstRowFirstColumn="0" w:firstRowLastColumn="0" w:lastRowFirstColumn="0" w:lastRowLastColumn="0"/>
               <w:rPr>
-                <w:rFonts w:ascii="Calibri" w:eastAsia="Times New Roman" w:hAnsi="Calibri" w:cs="Calibri"/>
+                <w:rFonts w:ascii="Calibri" w:hAnsi="Calibri" w:eastAsia="Times New Roman" w:cs="Calibri"/>
                 <w:color w:val="2F2F2F"/>
                 <w:szCs w:val="18"/>
               </w:rPr>
@@ -18715,7 +18715,7 @@
               <w:pStyle w:val="TableTextLarge"/>
               <w:cnfStyle w:val="000000100000" w:firstRow="0" w:lastRow="0" w:firstColumn="0" w:lastColumn="0" w:oddVBand="0" w:evenVBand="0" w:oddHBand="1" w:evenHBand="0" w:firstRowFirstColumn="0" w:firstRowLastColumn="0" w:lastRowFirstColumn="0" w:lastRowLastColumn="0"/>
               <w:rPr>
-                <w:rFonts w:ascii="Calibri" w:eastAsia="Times New Roman" w:hAnsi="Calibri" w:cs="Calibri"/>
+                <w:rFonts w:ascii="Calibri" w:hAnsi="Calibri" w:eastAsia="Times New Roman" w:cs="Calibri"/>
                 <w:color w:val="2F2F2F"/>
                 <w:szCs w:val="18"/>
               </w:rPr>
@@ -18733,7 +18733,7 @@
               <w:pStyle w:val="TableTextLarge"/>
               <w:cnfStyle w:val="000000100000" w:firstRow="0" w:lastRow="0" w:firstColumn="0" w:lastColumn="0" w:oddVBand="0" w:evenVBand="0" w:oddHBand="1" w:evenHBand="0" w:firstRowFirstColumn="0" w:firstRowLastColumn="0" w:lastRowFirstColumn="0" w:lastRowLastColumn="0"/>
               <w:rPr>
-                <w:rFonts w:ascii="Calibri" w:eastAsia="Times New Roman" w:hAnsi="Calibri" w:cs="Calibri"/>
+                <w:rFonts w:ascii="Calibri" w:hAnsi="Calibri" w:eastAsia="Times New Roman" w:cs="Calibri"/>
                 <w:color w:val="2F2F2F"/>
                 <w:szCs w:val="18"/>
               </w:rPr>
@@ -18751,7 +18751,7 @@
               <w:pStyle w:val="TableTextLarge"/>
               <w:cnfStyle w:val="000000100000" w:firstRow="0" w:lastRow="0" w:firstColumn="0" w:lastColumn="0" w:oddVBand="0" w:evenVBand="0" w:oddHBand="1" w:evenHBand="0" w:firstRowFirstColumn="0" w:firstRowLastColumn="0" w:lastRowFirstColumn="0" w:lastRowLastColumn="0"/>
               <w:rPr>
-                <w:rFonts w:ascii="Calibri" w:eastAsia="Times New Roman" w:hAnsi="Calibri" w:cs="Calibri"/>
+                <w:rFonts w:ascii="Calibri" w:hAnsi="Calibri" w:eastAsia="Times New Roman" w:cs="Calibri"/>
                 <w:color w:val="2F2F2F"/>
                 <w:szCs w:val="18"/>
               </w:rPr>
@@ -18769,7 +18769,7 @@
               <w:pStyle w:val="TableTextLarge"/>
               <w:cnfStyle w:val="000000100000" w:firstRow="0" w:lastRow="0" w:firstColumn="0" w:lastColumn="0" w:oddVBand="0" w:evenVBand="0" w:oddHBand="1" w:evenHBand="0" w:firstRowFirstColumn="0" w:firstRowLastColumn="0" w:lastRowFirstColumn="0" w:lastRowLastColumn="0"/>
               <w:rPr>
-                <w:rFonts w:ascii="Calibri" w:eastAsia="Times New Roman" w:hAnsi="Calibri" w:cs="Calibri"/>
+                <w:rFonts w:ascii="Calibri" w:hAnsi="Calibri" w:eastAsia="Times New Roman" w:cs="Calibri"/>
                 <w:color w:val="2F2F2F"/>
                 <w:szCs w:val="18"/>
               </w:rPr>
@@ -18787,7 +18787,7 @@
               <w:pStyle w:val="TableTextLarge"/>
               <w:cnfStyle w:val="000000100000" w:firstRow="0" w:lastRow="0" w:firstColumn="0" w:lastColumn="0" w:oddVBand="0" w:evenVBand="0" w:oddHBand="1" w:evenHBand="0" w:firstRowFirstColumn="0" w:firstRowLastColumn="0" w:lastRowFirstColumn="0" w:lastRowLastColumn="0"/>
               <w:rPr>
-                <w:rFonts w:ascii="Calibri" w:eastAsia="Times New Roman" w:hAnsi="Calibri" w:cs="Calibri"/>
+                <w:rFonts w:ascii="Calibri" w:hAnsi="Calibri" w:eastAsia="Times New Roman" w:cs="Calibri"/>
                 <w:color w:val="2F2F2F"/>
                 <w:szCs w:val="18"/>
               </w:rPr>
@@ -18836,7 +18836,7 @@
               <w:pStyle w:val="TableTextLarge"/>
               <w:cnfStyle w:val="000000000000" w:firstRow="0" w:lastRow="0" w:firstColumn="0" w:lastColumn="0" w:oddVBand="0" w:evenVBand="0" w:oddHBand="0" w:evenHBand="0" w:firstRowFirstColumn="0" w:firstRowLastColumn="0" w:lastRowFirstColumn="0" w:lastRowLastColumn="0"/>
               <w:rPr>
-                <w:rFonts w:ascii="Calibri" w:eastAsia="Times New Roman" w:hAnsi="Calibri" w:cs="Calibri"/>
+                <w:rFonts w:ascii="Calibri" w:hAnsi="Calibri" w:eastAsia="Times New Roman" w:cs="Calibri"/>
                 <w:color w:val="2F2F2F"/>
                 <w:szCs w:val="18"/>
               </w:rPr>
@@ -18854,7 +18854,7 @@
               <w:pStyle w:val="TableTextLarge"/>
               <w:cnfStyle w:val="000000000000" w:firstRow="0" w:lastRow="0" w:firstColumn="0" w:lastColumn="0" w:oddVBand="0" w:evenVBand="0" w:oddHBand="0" w:evenHBand="0" w:firstRowFirstColumn="0" w:firstRowLastColumn="0" w:lastRowFirstColumn="0" w:lastRowLastColumn="0"/>
               <w:rPr>
-                <w:rFonts w:ascii="Calibri" w:eastAsia="Times New Roman" w:hAnsi="Calibri" w:cs="Calibri"/>
+                <w:rFonts w:ascii="Calibri" w:hAnsi="Calibri" w:eastAsia="Times New Roman" w:cs="Calibri"/>
                 <w:color w:val="2F2F2F"/>
                 <w:szCs w:val="18"/>
               </w:rPr>
@@ -18872,7 +18872,7 @@
               <w:pStyle w:val="TableTextLarge"/>
               <w:cnfStyle w:val="000000000000" w:firstRow="0" w:lastRow="0" w:firstColumn="0" w:lastColumn="0" w:oddVBand="0" w:evenVBand="0" w:oddHBand="0" w:evenHBand="0" w:firstRowFirstColumn="0" w:firstRowLastColumn="0" w:lastRowFirstColumn="0" w:lastRowLastColumn="0"/>
               <w:rPr>
-                <w:rFonts w:ascii="Calibri" w:eastAsia="Times New Roman" w:hAnsi="Calibri" w:cs="Calibri"/>
+                <w:rFonts w:ascii="Calibri" w:hAnsi="Calibri" w:eastAsia="Times New Roman" w:cs="Calibri"/>
                 <w:color w:val="2F2F2F"/>
                 <w:szCs w:val="18"/>
               </w:rPr>
@@ -18890,7 +18890,7 @@
               <w:pStyle w:val="TableTextLarge"/>
               <w:cnfStyle w:val="000000000000" w:firstRow="0" w:lastRow="0" w:firstColumn="0" w:lastColumn="0" w:oddVBand="0" w:evenVBand="0" w:oddHBand="0" w:evenHBand="0" w:firstRowFirstColumn="0" w:firstRowLastColumn="0" w:lastRowFirstColumn="0" w:lastRowLastColumn="0"/>
               <w:rPr>
-                <w:rFonts w:ascii="Calibri" w:eastAsia="Times New Roman" w:hAnsi="Calibri" w:cs="Calibri"/>
+                <w:rFonts w:ascii="Calibri" w:hAnsi="Calibri" w:eastAsia="Times New Roman" w:cs="Calibri"/>
                 <w:color w:val="2F2F2F"/>
                 <w:szCs w:val="18"/>
               </w:rPr>
@@ -18908,7 +18908,7 @@
               <w:pStyle w:val="TableTextLarge"/>
               <w:cnfStyle w:val="000000000000" w:firstRow="0" w:lastRow="0" w:firstColumn="0" w:lastColumn="0" w:oddVBand="0" w:evenVBand="0" w:oddHBand="0" w:evenHBand="0" w:firstRowFirstColumn="0" w:firstRowLastColumn="0" w:lastRowFirstColumn="0" w:lastRowLastColumn="0"/>
               <w:rPr>
-                <w:rFonts w:ascii="Calibri" w:eastAsia="Times New Roman" w:hAnsi="Calibri" w:cs="Calibri"/>
+                <w:rFonts w:ascii="Calibri" w:hAnsi="Calibri" w:eastAsia="Times New Roman" w:cs="Calibri"/>
                 <w:color w:val="2F2F2F"/>
                 <w:szCs w:val="18"/>
               </w:rPr>
@@ -18926,7 +18926,7 @@
               <w:pStyle w:val="TableTextLarge"/>
               <w:cnfStyle w:val="000000000000" w:firstRow="0" w:lastRow="0" w:firstColumn="0" w:lastColumn="0" w:oddVBand="0" w:evenVBand="0" w:oddHBand="0" w:evenHBand="0" w:firstRowFirstColumn="0" w:firstRowLastColumn="0" w:lastRowFirstColumn="0" w:lastRowLastColumn="0"/>
               <w:rPr>
-                <w:rFonts w:ascii="Calibri" w:eastAsia="Times New Roman" w:hAnsi="Calibri" w:cs="Calibri"/>
+                <w:rFonts w:ascii="Calibri" w:hAnsi="Calibri" w:eastAsia="Times New Roman" w:cs="Calibri"/>
                 <w:color w:val="2F2F2F"/>
                 <w:szCs w:val="18"/>
               </w:rPr>
@@ -18944,7 +18944,7 @@
               <w:pStyle w:val="TableTextLarge"/>
               <w:cnfStyle w:val="000000000000" w:firstRow="0" w:lastRow="0" w:firstColumn="0" w:lastColumn="0" w:oddVBand="0" w:evenVBand="0" w:oddHBand="0" w:evenHBand="0" w:firstRowFirstColumn="0" w:firstRowLastColumn="0" w:lastRowFirstColumn="0" w:lastRowLastColumn="0"/>
               <w:rPr>
-                <w:rFonts w:ascii="Calibri" w:eastAsia="Times New Roman" w:hAnsi="Calibri" w:cs="Calibri"/>
+                <w:rFonts w:ascii="Calibri" w:hAnsi="Calibri" w:eastAsia="Times New Roman" w:cs="Calibri"/>
                 <w:color w:val="2F2F2F"/>
                 <w:szCs w:val="18"/>
               </w:rPr>
@@ -18962,7 +18962,7 @@
               <w:pStyle w:val="TableTextLarge"/>
               <w:cnfStyle w:val="000000000000" w:firstRow="0" w:lastRow="0" w:firstColumn="0" w:lastColumn="0" w:oddVBand="0" w:evenVBand="0" w:oddHBand="0" w:evenHBand="0" w:firstRowFirstColumn="0" w:firstRowLastColumn="0" w:lastRowFirstColumn="0" w:lastRowLastColumn="0"/>
               <w:rPr>
-                <w:rFonts w:ascii="Calibri" w:eastAsia="Times New Roman" w:hAnsi="Calibri" w:cs="Calibri"/>
+                <w:rFonts w:ascii="Calibri" w:hAnsi="Calibri" w:eastAsia="Times New Roman" w:cs="Calibri"/>
                 <w:color w:val="2F2F2F"/>
                 <w:szCs w:val="18"/>
               </w:rPr>
@@ -18980,7 +18980,7 @@
               <w:pStyle w:val="TableTextLarge"/>
               <w:cnfStyle w:val="000000000000" w:firstRow="0" w:lastRow="0" w:firstColumn="0" w:lastColumn="0" w:oddVBand="0" w:evenVBand="0" w:oddHBand="0" w:evenHBand="0" w:firstRowFirstColumn="0" w:firstRowLastColumn="0" w:lastRowFirstColumn="0" w:lastRowLastColumn="0"/>
               <w:rPr>
-                <w:rFonts w:ascii="Calibri" w:eastAsia="Times New Roman" w:hAnsi="Calibri" w:cs="Calibri"/>
+                <w:rFonts w:ascii="Calibri" w:hAnsi="Calibri" w:eastAsia="Times New Roman" w:cs="Calibri"/>
                 <w:color w:val="2F2F2F"/>
                 <w:szCs w:val="18"/>
               </w:rPr>
@@ -18998,7 +18998,7 @@
               <w:pStyle w:val="TableTextLarge"/>
               <w:cnfStyle w:val="000000000000" w:firstRow="0" w:lastRow="0" w:firstColumn="0" w:lastColumn="0" w:oddVBand="0" w:evenVBand="0" w:oddHBand="0" w:evenHBand="0" w:firstRowFirstColumn="0" w:firstRowLastColumn="0" w:lastRowFirstColumn="0" w:lastRowLastColumn="0"/>
               <w:rPr>
-                <w:rFonts w:ascii="Calibri" w:eastAsia="Times New Roman" w:hAnsi="Calibri" w:cs="Calibri"/>
+                <w:rFonts w:ascii="Calibri" w:hAnsi="Calibri" w:eastAsia="Times New Roman" w:cs="Calibri"/>
                 <w:color w:val="2F2F2F"/>
                 <w:szCs w:val="18"/>
               </w:rPr>
@@ -19016,7 +19016,7 @@
               <w:pStyle w:val="TableTextLarge"/>
               <w:cnfStyle w:val="000000000000" w:firstRow="0" w:lastRow="0" w:firstColumn="0" w:lastColumn="0" w:oddVBand="0" w:evenVBand="0" w:oddHBand="0" w:evenHBand="0" w:firstRowFirstColumn="0" w:firstRowLastColumn="0" w:lastRowFirstColumn="0" w:lastRowLastColumn="0"/>
               <w:rPr>
-                <w:rFonts w:ascii="Calibri" w:eastAsia="Times New Roman" w:hAnsi="Calibri" w:cs="Calibri"/>
+                <w:rFonts w:ascii="Calibri" w:hAnsi="Calibri" w:eastAsia="Times New Roman" w:cs="Calibri"/>
                 <w:color w:val="2F2F2F"/>
                 <w:szCs w:val="18"/>
               </w:rPr>
@@ -19034,7 +19034,7 @@
               <w:pStyle w:val="TableTextLarge"/>
               <w:cnfStyle w:val="000000000000" w:firstRow="0" w:lastRow="0" w:firstColumn="0" w:lastColumn="0" w:oddVBand="0" w:evenVBand="0" w:oddHBand="0" w:evenHBand="0" w:firstRowFirstColumn="0" w:firstRowLastColumn="0" w:lastRowFirstColumn="0" w:lastRowLastColumn="0"/>
               <w:rPr>
-                <w:rFonts w:ascii="Calibri" w:eastAsia="Times New Roman" w:hAnsi="Calibri" w:cs="Calibri"/>
+                <w:rFonts w:ascii="Calibri" w:hAnsi="Calibri" w:eastAsia="Times New Roman" w:cs="Calibri"/>
                 <w:color w:val="2F2F2F"/>
                 <w:szCs w:val="18"/>
               </w:rPr>
@@ -19052,7 +19052,7 @@
               <w:pStyle w:val="TableTextLarge"/>
               <w:cnfStyle w:val="000000000000" w:firstRow="0" w:lastRow="0" w:firstColumn="0" w:lastColumn="0" w:oddVBand="0" w:evenVBand="0" w:oddHBand="0" w:evenHBand="0" w:firstRowFirstColumn="0" w:firstRowLastColumn="0" w:lastRowFirstColumn="0" w:lastRowLastColumn="0"/>
               <w:rPr>
-                <w:rFonts w:ascii="Calibri" w:eastAsia="Times New Roman" w:hAnsi="Calibri" w:cs="Calibri"/>
+                <w:rFonts w:ascii="Calibri" w:hAnsi="Calibri" w:eastAsia="Times New Roman" w:cs="Calibri"/>
                 <w:color w:val="2F2F2F"/>
                 <w:szCs w:val="18"/>
               </w:rPr>
@@ -19102,7 +19102,7 @@
               <w:pStyle w:val="TableTextLarge"/>
               <w:cnfStyle w:val="000000100000" w:firstRow="0" w:lastRow="0" w:firstColumn="0" w:lastColumn="0" w:oddVBand="0" w:evenVBand="0" w:oddHBand="1" w:evenHBand="0" w:firstRowFirstColumn="0" w:firstRowLastColumn="0" w:lastRowFirstColumn="0" w:lastRowLastColumn="0"/>
               <w:rPr>
-                <w:rFonts w:ascii="Calibri" w:eastAsia="Times New Roman" w:hAnsi="Calibri" w:cs="Calibri"/>
+                <w:rFonts w:ascii="Calibri" w:hAnsi="Calibri" w:eastAsia="Times New Roman" w:cs="Calibri"/>
                 <w:color w:val="2F2F2F"/>
                 <w:szCs w:val="18"/>
               </w:rPr>
@@ -19120,7 +19120,7 @@
               <w:pStyle w:val="TableTextLarge"/>
               <w:cnfStyle w:val="000000100000" w:firstRow="0" w:lastRow="0" w:firstColumn="0" w:lastColumn="0" w:oddVBand="0" w:evenVBand="0" w:oddHBand="1" w:evenHBand="0" w:firstRowFirstColumn="0" w:firstRowLastColumn="0" w:lastRowFirstColumn="0" w:lastRowLastColumn="0"/>
               <w:rPr>
-                <w:rFonts w:ascii="Calibri" w:eastAsia="Times New Roman" w:hAnsi="Calibri" w:cs="Calibri"/>
+                <w:rFonts w:ascii="Calibri" w:hAnsi="Calibri" w:eastAsia="Times New Roman" w:cs="Calibri"/>
                 <w:color w:val="2F2F2F"/>
                 <w:szCs w:val="18"/>
               </w:rPr>
@@ -19138,7 +19138,7 @@
               <w:pStyle w:val="TableTextLarge"/>
               <w:cnfStyle w:val="000000100000" w:firstRow="0" w:lastRow="0" w:firstColumn="0" w:lastColumn="0" w:oddVBand="0" w:evenVBand="0" w:oddHBand="1" w:evenHBand="0" w:firstRowFirstColumn="0" w:firstRowLastColumn="0" w:lastRowFirstColumn="0" w:lastRowLastColumn="0"/>
               <w:rPr>
-                <w:rFonts w:ascii="Calibri" w:eastAsia="Times New Roman" w:hAnsi="Calibri" w:cs="Calibri"/>
+                <w:rFonts w:ascii="Calibri" w:hAnsi="Calibri" w:eastAsia="Times New Roman" w:cs="Calibri"/>
                 <w:color w:val="2F2F2F"/>
                 <w:szCs w:val="18"/>
               </w:rPr>
@@ -19156,7 +19156,7 @@
               <w:pStyle w:val="TableTextLarge"/>
               <w:cnfStyle w:val="000000100000" w:firstRow="0" w:lastRow="0" w:firstColumn="0" w:lastColumn="0" w:oddVBand="0" w:evenVBand="0" w:oddHBand="1" w:evenHBand="0" w:firstRowFirstColumn="0" w:firstRowLastColumn="0" w:lastRowFirstColumn="0" w:lastRowLastColumn="0"/>
               <w:rPr>
-                <w:rFonts w:ascii="Calibri" w:eastAsia="Times New Roman" w:hAnsi="Calibri" w:cs="Calibri"/>
+                <w:rFonts w:ascii="Calibri" w:hAnsi="Calibri" w:eastAsia="Times New Roman" w:cs="Calibri"/>
                 <w:color w:val="2F2F2F"/>
                 <w:szCs w:val="18"/>
               </w:rPr>
@@ -19174,7 +19174,7 @@
               <w:pStyle w:val="TableTextLarge"/>
               <w:cnfStyle w:val="000000100000" w:firstRow="0" w:lastRow="0" w:firstColumn="0" w:lastColumn="0" w:oddVBand="0" w:evenVBand="0" w:oddHBand="1" w:evenHBand="0" w:firstRowFirstColumn="0" w:firstRowLastColumn="0" w:lastRowFirstColumn="0" w:lastRowLastColumn="0"/>
               <w:rPr>
-                <w:rFonts w:ascii="Calibri" w:eastAsia="Times New Roman" w:hAnsi="Calibri" w:cs="Calibri"/>
+                <w:rFonts w:ascii="Calibri" w:hAnsi="Calibri" w:eastAsia="Times New Roman" w:cs="Calibri"/>
                 <w:color w:val="2F2F2F"/>
                 <w:szCs w:val="18"/>
               </w:rPr>
@@ -19192,7 +19192,7 @@
               <w:pStyle w:val="TableTextLarge"/>
               <w:cnfStyle w:val="000000100000" w:firstRow="0" w:lastRow="0" w:firstColumn="0" w:lastColumn="0" w:oddVBand="0" w:evenVBand="0" w:oddHBand="1" w:evenHBand="0" w:firstRowFirstColumn="0" w:firstRowLastColumn="0" w:lastRowFirstColumn="0" w:lastRowLastColumn="0"/>
               <w:rPr>
-                <w:rFonts w:ascii="Calibri" w:eastAsia="Times New Roman" w:hAnsi="Calibri" w:cs="Calibri"/>
+                <w:rFonts w:ascii="Calibri" w:hAnsi="Calibri" w:eastAsia="Times New Roman" w:cs="Calibri"/>
                 <w:color w:val="2F2F2F"/>
                 <w:szCs w:val="18"/>
               </w:rPr>
@@ -19210,7 +19210,7 @@
               <w:pStyle w:val="TableTextLarge"/>
               <w:cnfStyle w:val="000000100000" w:firstRow="0" w:lastRow="0" w:firstColumn="0" w:lastColumn="0" w:oddVBand="0" w:evenVBand="0" w:oddHBand="1" w:evenHBand="0" w:firstRowFirstColumn="0" w:firstRowLastColumn="0" w:lastRowFirstColumn="0" w:lastRowLastColumn="0"/>
               <w:rPr>
-                <w:rFonts w:ascii="Calibri" w:eastAsia="Times New Roman" w:hAnsi="Calibri" w:cs="Calibri"/>
+                <w:rFonts w:ascii="Calibri" w:hAnsi="Calibri" w:eastAsia="Times New Roman" w:cs="Calibri"/>
                 <w:color w:val="2F2F2F"/>
                 <w:szCs w:val="18"/>
               </w:rPr>
@@ -19228,7 +19228,7 @@
               <w:pStyle w:val="TableTextLarge"/>
               <w:cnfStyle w:val="000000100000" w:firstRow="0" w:lastRow="0" w:firstColumn="0" w:lastColumn="0" w:oddVBand="0" w:evenVBand="0" w:oddHBand="1" w:evenHBand="0" w:firstRowFirstColumn="0" w:firstRowLastColumn="0" w:lastRowFirstColumn="0" w:lastRowLastColumn="0"/>
               <w:rPr>
-                <w:rFonts w:ascii="Calibri" w:eastAsia="Times New Roman" w:hAnsi="Calibri" w:cs="Calibri"/>
+                <w:rFonts w:ascii="Calibri" w:hAnsi="Calibri" w:eastAsia="Times New Roman" w:cs="Calibri"/>
                 <w:color w:val="2F2F2F"/>
                 <w:szCs w:val="18"/>
               </w:rPr>
@@ -19246,7 +19246,7 @@
               <w:pStyle w:val="TableTextLarge"/>
               <w:cnfStyle w:val="000000100000" w:firstRow="0" w:lastRow="0" w:firstColumn="0" w:lastColumn="0" w:oddVBand="0" w:evenVBand="0" w:oddHBand="1" w:evenHBand="0" w:firstRowFirstColumn="0" w:firstRowLastColumn="0" w:lastRowFirstColumn="0" w:lastRowLastColumn="0"/>
               <w:rPr>
-                <w:rFonts w:ascii="Calibri" w:eastAsia="Times New Roman" w:hAnsi="Calibri" w:cs="Calibri"/>
+                <w:rFonts w:ascii="Calibri" w:hAnsi="Calibri" w:eastAsia="Times New Roman" w:cs="Calibri"/>
                 <w:color w:val="2F2F2F"/>
                 <w:szCs w:val="18"/>
               </w:rPr>
@@ -19264,7 +19264,7 @@
               <w:pStyle w:val="TableTextLarge"/>
               <w:cnfStyle w:val="000000100000" w:firstRow="0" w:lastRow="0" w:firstColumn="0" w:lastColumn="0" w:oddVBand="0" w:evenVBand="0" w:oddHBand="1" w:evenHBand="0" w:firstRowFirstColumn="0" w:firstRowLastColumn="0" w:lastRowFirstColumn="0" w:lastRowLastColumn="0"/>
               <w:rPr>
-                <w:rFonts w:ascii="Calibri" w:eastAsia="Times New Roman" w:hAnsi="Calibri" w:cs="Calibri"/>
+                <w:rFonts w:ascii="Calibri" w:hAnsi="Calibri" w:eastAsia="Times New Roman" w:cs="Calibri"/>
                 <w:color w:val="2F2F2F"/>
                 <w:szCs w:val="18"/>
               </w:rPr>
@@ -19282,7 +19282,7 @@
               <w:pStyle w:val="TableTextLarge"/>
               <w:cnfStyle w:val="000000100000" w:firstRow="0" w:lastRow="0" w:firstColumn="0" w:lastColumn="0" w:oddVBand="0" w:evenVBand="0" w:oddHBand="1" w:evenHBand="0" w:firstRowFirstColumn="0" w:firstRowLastColumn="0" w:lastRowFirstColumn="0" w:lastRowLastColumn="0"/>
               <w:rPr>
-                <w:rFonts w:ascii="Calibri" w:eastAsia="Times New Roman" w:hAnsi="Calibri" w:cs="Calibri"/>
+                <w:rFonts w:ascii="Calibri" w:hAnsi="Calibri" w:eastAsia="Times New Roman" w:cs="Calibri"/>
                 <w:color w:val="2F2F2F"/>
                 <w:szCs w:val="18"/>
               </w:rPr>
@@ -19300,7 +19300,7 @@
               <w:pStyle w:val="TableTextLarge"/>
               <w:cnfStyle w:val="000000100000" w:firstRow="0" w:lastRow="0" w:firstColumn="0" w:lastColumn="0" w:oddVBand="0" w:evenVBand="0" w:oddHBand="1" w:evenHBand="0" w:firstRowFirstColumn="0" w:firstRowLastColumn="0" w:lastRowFirstColumn="0" w:lastRowLastColumn="0"/>
               <w:rPr>
-                <w:rFonts w:ascii="Calibri" w:eastAsia="Times New Roman" w:hAnsi="Calibri" w:cs="Calibri"/>
+                <w:rFonts w:ascii="Calibri" w:hAnsi="Calibri" w:eastAsia="Times New Roman" w:cs="Calibri"/>
                 <w:color w:val="2F2F2F"/>
                 <w:szCs w:val="18"/>
               </w:rPr>
@@ -19318,7 +19318,7 @@
               <w:pStyle w:val="TableTextLarge"/>
               <w:cnfStyle w:val="000000100000" w:firstRow="0" w:lastRow="0" w:firstColumn="0" w:lastColumn="0" w:oddVBand="0" w:evenVBand="0" w:oddHBand="1" w:evenHBand="0" w:firstRowFirstColumn="0" w:firstRowLastColumn="0" w:lastRowFirstColumn="0" w:lastRowLastColumn="0"/>
               <w:rPr>
-                <w:rFonts w:ascii="Calibri" w:eastAsia="Times New Roman" w:hAnsi="Calibri" w:cs="Calibri"/>
+                <w:rFonts w:ascii="Calibri" w:hAnsi="Calibri" w:eastAsia="Times New Roman" w:cs="Calibri"/>
                 <w:color w:val="2F2F2F"/>
                 <w:szCs w:val="18"/>
               </w:rPr>
@@ -19367,7 +19367,7 @@
               <w:pStyle w:val="TableTextLarge"/>
               <w:cnfStyle w:val="000000000000" w:firstRow="0" w:lastRow="0" w:firstColumn="0" w:lastColumn="0" w:oddVBand="0" w:evenVBand="0" w:oddHBand="0" w:evenHBand="0" w:firstRowFirstColumn="0" w:firstRowLastColumn="0" w:lastRowFirstColumn="0" w:lastRowLastColumn="0"/>
               <w:rPr>
-                <w:rFonts w:ascii="Calibri" w:eastAsia="Times New Roman" w:hAnsi="Calibri" w:cs="Calibri"/>
+                <w:rFonts w:ascii="Calibri" w:hAnsi="Calibri" w:eastAsia="Times New Roman" w:cs="Calibri"/>
                 <w:color w:val="2F2F2F"/>
                 <w:szCs w:val="18"/>
               </w:rPr>
@@ -19385,7 +19385,7 @@
               <w:pStyle w:val="TableTextLarge"/>
               <w:cnfStyle w:val="000000000000" w:firstRow="0" w:lastRow="0" w:firstColumn="0" w:lastColumn="0" w:oddVBand="0" w:evenVBand="0" w:oddHBand="0" w:evenHBand="0" w:firstRowFirstColumn="0" w:firstRowLastColumn="0" w:lastRowFirstColumn="0" w:lastRowLastColumn="0"/>
               <w:rPr>
-                <w:rFonts w:ascii="Calibri" w:eastAsia="Times New Roman" w:hAnsi="Calibri" w:cs="Calibri"/>
+                <w:rFonts w:ascii="Calibri" w:hAnsi="Calibri" w:eastAsia="Times New Roman" w:cs="Calibri"/>
                 <w:color w:val="2F2F2F"/>
                 <w:szCs w:val="18"/>
               </w:rPr>
@@ -19403,7 +19403,7 @@
               <w:pStyle w:val="TableTextLarge"/>
               <w:cnfStyle w:val="000000000000" w:firstRow="0" w:lastRow="0" w:firstColumn="0" w:lastColumn="0" w:oddVBand="0" w:evenVBand="0" w:oddHBand="0" w:evenHBand="0" w:firstRowFirstColumn="0" w:firstRowLastColumn="0" w:lastRowFirstColumn="0" w:lastRowLastColumn="0"/>
               <w:rPr>
-                <w:rFonts w:ascii="Calibri" w:eastAsia="Times New Roman" w:hAnsi="Calibri" w:cs="Calibri"/>
+                <w:rFonts w:ascii="Calibri" w:hAnsi="Calibri" w:eastAsia="Times New Roman" w:cs="Calibri"/>
                 <w:color w:val="2F2F2F"/>
                 <w:szCs w:val="18"/>
               </w:rPr>
@@ -19421,7 +19421,7 @@
               <w:pStyle w:val="TableTextLarge"/>
               <w:cnfStyle w:val="000000000000" w:firstRow="0" w:lastRow="0" w:firstColumn="0" w:lastColumn="0" w:oddVBand="0" w:evenVBand="0" w:oddHBand="0" w:evenHBand="0" w:firstRowFirstColumn="0" w:firstRowLastColumn="0" w:lastRowFirstColumn="0" w:lastRowLastColumn="0"/>
               <w:rPr>
-                <w:rFonts w:ascii="Calibri" w:eastAsia="Times New Roman" w:hAnsi="Calibri" w:cs="Calibri"/>
+                <w:rFonts w:ascii="Calibri" w:hAnsi="Calibri" w:eastAsia="Times New Roman" w:cs="Calibri"/>
                 <w:color w:val="2F2F2F"/>
                 <w:szCs w:val="18"/>
               </w:rPr>
@@ -19439,7 +19439,7 @@
               <w:pStyle w:val="TableTextLarge"/>
               <w:cnfStyle w:val="000000000000" w:firstRow="0" w:lastRow="0" w:firstColumn="0" w:lastColumn="0" w:oddVBand="0" w:evenVBand="0" w:oddHBand="0" w:evenHBand="0" w:firstRowFirstColumn="0" w:firstRowLastColumn="0" w:lastRowFirstColumn="0" w:lastRowLastColumn="0"/>
               <w:rPr>
-                <w:rFonts w:ascii="Calibri" w:eastAsia="Times New Roman" w:hAnsi="Calibri" w:cs="Calibri"/>
+                <w:rFonts w:ascii="Calibri" w:hAnsi="Calibri" w:eastAsia="Times New Roman" w:cs="Calibri"/>
                 <w:color w:val="2F2F2F"/>
                 <w:szCs w:val="18"/>
               </w:rPr>
@@ -19457,7 +19457,7 @@
               <w:pStyle w:val="TableTextLarge"/>
               <w:cnfStyle w:val="000000000000" w:firstRow="0" w:lastRow="0" w:firstColumn="0" w:lastColumn="0" w:oddVBand="0" w:evenVBand="0" w:oddHBand="0" w:evenHBand="0" w:firstRowFirstColumn="0" w:firstRowLastColumn="0" w:lastRowFirstColumn="0" w:lastRowLastColumn="0"/>
               <w:rPr>
-                <w:rFonts w:ascii="Calibri" w:eastAsia="Times New Roman" w:hAnsi="Calibri" w:cs="Calibri"/>
+                <w:rFonts w:ascii="Calibri" w:hAnsi="Calibri" w:eastAsia="Times New Roman" w:cs="Calibri"/>
                 <w:color w:val="2F2F2F"/>
                 <w:szCs w:val="18"/>
               </w:rPr>
@@ -19475,7 +19475,7 @@
               <w:pStyle w:val="TableTextLarge"/>
               <w:cnfStyle w:val="000000000000" w:firstRow="0" w:lastRow="0" w:firstColumn="0" w:lastColumn="0" w:oddVBand="0" w:evenVBand="0" w:oddHBand="0" w:evenHBand="0" w:firstRowFirstColumn="0" w:firstRowLastColumn="0" w:lastRowFirstColumn="0" w:lastRowLastColumn="0"/>
               <w:rPr>
-                <w:rFonts w:ascii="Calibri" w:eastAsia="Times New Roman" w:hAnsi="Calibri" w:cs="Calibri"/>
+                <w:rFonts w:ascii="Calibri" w:hAnsi="Calibri" w:eastAsia="Times New Roman" w:cs="Calibri"/>
                 <w:color w:val="2F2F2F"/>
                 <w:szCs w:val="18"/>
               </w:rPr>
@@ -19493,7 +19493,7 @@
               <w:pStyle w:val="TableTextLarge"/>
               <w:cnfStyle w:val="000000000000" w:firstRow="0" w:lastRow="0" w:firstColumn="0" w:lastColumn="0" w:oddVBand="0" w:evenVBand="0" w:oddHBand="0" w:evenHBand="0" w:firstRowFirstColumn="0" w:firstRowLastColumn="0" w:lastRowFirstColumn="0" w:lastRowLastColumn="0"/>
               <w:rPr>
-                <w:rFonts w:ascii="Calibri" w:eastAsia="Times New Roman" w:hAnsi="Calibri" w:cs="Calibri"/>
+                <w:rFonts w:ascii="Calibri" w:hAnsi="Calibri" w:eastAsia="Times New Roman" w:cs="Calibri"/>
                 <w:color w:val="2F2F2F"/>
                 <w:szCs w:val="18"/>
               </w:rPr>
@@ -19511,7 +19511,7 @@
               <w:pStyle w:val="TableTextLarge"/>
               <w:cnfStyle w:val="000000000000" w:firstRow="0" w:lastRow="0" w:firstColumn="0" w:lastColumn="0" w:oddVBand="0" w:evenVBand="0" w:oddHBand="0" w:evenHBand="0" w:firstRowFirstColumn="0" w:firstRowLastColumn="0" w:lastRowFirstColumn="0" w:lastRowLastColumn="0"/>
               <w:rPr>
-                <w:rFonts w:ascii="Calibri" w:eastAsia="Times New Roman" w:hAnsi="Calibri" w:cs="Calibri"/>
+                <w:rFonts w:ascii="Calibri" w:hAnsi="Calibri" w:eastAsia="Times New Roman" w:cs="Calibri"/>
                 <w:color w:val="2F2F2F"/>
                 <w:szCs w:val="18"/>
               </w:rPr>
@@ -19529,7 +19529,7 @@
               <w:pStyle w:val="TableTextLarge"/>
               <w:cnfStyle w:val="000000000000" w:firstRow="0" w:lastRow="0" w:firstColumn="0" w:lastColumn="0" w:oddVBand="0" w:evenVBand="0" w:oddHBand="0" w:evenHBand="0" w:firstRowFirstColumn="0" w:firstRowLastColumn="0" w:lastRowFirstColumn="0" w:lastRowLastColumn="0"/>
               <w:rPr>
-                <w:rFonts w:ascii="Calibri" w:eastAsia="Times New Roman" w:hAnsi="Calibri" w:cs="Calibri"/>
+                <w:rFonts w:ascii="Calibri" w:hAnsi="Calibri" w:eastAsia="Times New Roman" w:cs="Calibri"/>
                 <w:color w:val="2F2F2F"/>
                 <w:szCs w:val="18"/>
               </w:rPr>
@@ -19547,7 +19547,7 @@
               <w:pStyle w:val="TableTextLarge"/>
               <w:cnfStyle w:val="000000000000" w:firstRow="0" w:lastRow="0" w:firstColumn="0" w:lastColumn="0" w:oddVBand="0" w:evenVBand="0" w:oddHBand="0" w:evenHBand="0" w:firstRowFirstColumn="0" w:firstRowLastColumn="0" w:lastRowFirstColumn="0" w:lastRowLastColumn="0"/>
               <w:rPr>
-                <w:rFonts w:ascii="Calibri" w:eastAsia="Times New Roman" w:hAnsi="Calibri" w:cs="Calibri"/>
+                <w:rFonts w:ascii="Calibri" w:hAnsi="Calibri" w:eastAsia="Times New Roman" w:cs="Calibri"/>
                 <w:color w:val="2F2F2F"/>
                 <w:szCs w:val="18"/>
               </w:rPr>
@@ -19565,7 +19565,7 @@
               <w:pStyle w:val="TableTextLarge"/>
               <w:cnfStyle w:val="000000000000" w:firstRow="0" w:lastRow="0" w:firstColumn="0" w:lastColumn="0" w:oddVBand="0" w:evenVBand="0" w:oddHBand="0" w:evenHBand="0" w:firstRowFirstColumn="0" w:firstRowLastColumn="0" w:lastRowFirstColumn="0" w:lastRowLastColumn="0"/>
               <w:rPr>
-                <w:rFonts w:ascii="Calibri" w:eastAsia="Times New Roman" w:hAnsi="Calibri" w:cs="Calibri"/>
+                <w:rFonts w:ascii="Calibri" w:hAnsi="Calibri" w:eastAsia="Times New Roman" w:cs="Calibri"/>
                 <w:color w:val="2F2F2F"/>
                 <w:szCs w:val="18"/>
               </w:rPr>
@@ -19583,7 +19583,7 @@
               <w:pStyle w:val="TableTextLarge"/>
               <w:cnfStyle w:val="000000000000" w:firstRow="0" w:lastRow="0" w:firstColumn="0" w:lastColumn="0" w:oddVBand="0" w:evenVBand="0" w:oddHBand="0" w:evenHBand="0" w:firstRowFirstColumn="0" w:firstRowLastColumn="0" w:lastRowFirstColumn="0" w:lastRowLastColumn="0"/>
               <w:rPr>
-                <w:rFonts w:ascii="Calibri" w:eastAsia="Times New Roman" w:hAnsi="Calibri" w:cs="Calibri"/>
+                <w:rFonts w:ascii="Calibri" w:hAnsi="Calibri" w:eastAsia="Times New Roman" w:cs="Calibri"/>
                 <w:color w:val="2F2F2F"/>
                 <w:szCs w:val="18"/>
               </w:rPr>
@@ -19633,7 +19633,7 @@
               <w:pStyle w:val="TableTextLarge"/>
               <w:cnfStyle w:val="000000100000" w:firstRow="0" w:lastRow="0" w:firstColumn="0" w:lastColumn="0" w:oddVBand="0" w:evenVBand="0" w:oddHBand="1" w:evenHBand="0" w:firstRowFirstColumn="0" w:firstRowLastColumn="0" w:lastRowFirstColumn="0" w:lastRowLastColumn="0"/>
               <w:rPr>
-                <w:rFonts w:ascii="Calibri" w:eastAsia="Times New Roman" w:hAnsi="Calibri" w:cs="Calibri"/>
+                <w:rFonts w:ascii="Calibri" w:hAnsi="Calibri" w:eastAsia="Times New Roman" w:cs="Calibri"/>
                 <w:color w:val="2F2F2F"/>
                 <w:szCs w:val="18"/>
               </w:rPr>
@@ -19651,7 +19651,7 @@
               <w:pStyle w:val="TableTextLarge"/>
               <w:cnfStyle w:val="000000100000" w:firstRow="0" w:lastRow="0" w:firstColumn="0" w:lastColumn="0" w:oddVBand="0" w:evenVBand="0" w:oddHBand="1" w:evenHBand="0" w:firstRowFirstColumn="0" w:firstRowLastColumn="0" w:lastRowFirstColumn="0" w:lastRowLastColumn="0"/>
               <w:rPr>
-                <w:rFonts w:ascii="Calibri" w:eastAsia="Times New Roman" w:hAnsi="Calibri" w:cs="Calibri"/>
+                <w:rFonts w:ascii="Calibri" w:hAnsi="Calibri" w:eastAsia="Times New Roman" w:cs="Calibri"/>
                 <w:color w:val="2F2F2F"/>
                 <w:szCs w:val="18"/>
               </w:rPr>
@@ -19669,7 +19669,7 @@
               <w:pStyle w:val="TableTextLarge"/>
               <w:cnfStyle w:val="000000100000" w:firstRow="0" w:lastRow="0" w:firstColumn="0" w:lastColumn="0" w:oddVBand="0" w:evenVBand="0" w:oddHBand="1" w:evenHBand="0" w:firstRowFirstColumn="0" w:firstRowLastColumn="0" w:lastRowFirstColumn="0" w:lastRowLastColumn="0"/>
               <w:rPr>
-                <w:rFonts w:ascii="Calibri" w:eastAsia="Times New Roman" w:hAnsi="Calibri" w:cs="Calibri"/>
+                <w:rFonts w:ascii="Calibri" w:hAnsi="Calibri" w:eastAsia="Times New Roman" w:cs="Calibri"/>
                 <w:color w:val="2F2F2F"/>
                 <w:szCs w:val="18"/>
               </w:rPr>
@@ -19687,7 +19687,7 @@
               <w:pStyle w:val="TableTextLarge"/>
               <w:cnfStyle w:val="000000100000" w:firstRow="0" w:lastRow="0" w:firstColumn="0" w:lastColumn="0" w:oddVBand="0" w:evenVBand="0" w:oddHBand="1" w:evenHBand="0" w:firstRowFirstColumn="0" w:firstRowLastColumn="0" w:lastRowFirstColumn="0" w:lastRowLastColumn="0"/>
               <w:rPr>
-                <w:rFonts w:ascii="Calibri" w:eastAsia="Times New Roman" w:hAnsi="Calibri" w:cs="Calibri"/>
+                <w:rFonts w:ascii="Calibri" w:hAnsi="Calibri" w:eastAsia="Times New Roman" w:cs="Calibri"/>
                 <w:color w:val="2F2F2F"/>
                 <w:szCs w:val="18"/>
               </w:rPr>
@@ -19705,7 +19705,7 @@
               <w:pStyle w:val="TableTextLarge"/>
               <w:cnfStyle w:val="000000100000" w:firstRow="0" w:lastRow="0" w:firstColumn="0" w:lastColumn="0" w:oddVBand="0" w:evenVBand="0" w:oddHBand="1" w:evenHBand="0" w:firstRowFirstColumn="0" w:firstRowLastColumn="0" w:lastRowFirstColumn="0" w:lastRowLastColumn="0"/>
               <w:rPr>
-                <w:rFonts w:ascii="Calibri" w:eastAsia="Times New Roman" w:hAnsi="Calibri" w:cs="Calibri"/>
+                <w:rFonts w:ascii="Calibri" w:hAnsi="Calibri" w:eastAsia="Times New Roman" w:cs="Calibri"/>
                 <w:color w:val="2F2F2F"/>
                 <w:szCs w:val="18"/>
               </w:rPr>
@@ -19723,7 +19723,7 @@
               <w:pStyle w:val="TableTextLarge"/>
               <w:cnfStyle w:val="000000100000" w:firstRow="0" w:lastRow="0" w:firstColumn="0" w:lastColumn="0" w:oddVBand="0" w:evenVBand="0" w:oddHBand="1" w:evenHBand="0" w:firstRowFirstColumn="0" w:firstRowLastColumn="0" w:lastRowFirstColumn="0" w:lastRowLastColumn="0"/>
               <w:rPr>
-                <w:rFonts w:ascii="Calibri" w:eastAsia="Times New Roman" w:hAnsi="Calibri" w:cs="Calibri"/>
+                <w:rFonts w:ascii="Calibri" w:hAnsi="Calibri" w:eastAsia="Times New Roman" w:cs="Calibri"/>
                 <w:color w:val="2F2F2F"/>
                 <w:szCs w:val="18"/>
               </w:rPr>
@@ -19741,7 +19741,7 @@
               <w:pStyle w:val="TableTextLarge"/>
               <w:cnfStyle w:val="000000100000" w:firstRow="0" w:lastRow="0" w:firstColumn="0" w:lastColumn="0" w:oddVBand="0" w:evenVBand="0" w:oddHBand="1" w:evenHBand="0" w:firstRowFirstColumn="0" w:firstRowLastColumn="0" w:lastRowFirstColumn="0" w:lastRowLastColumn="0"/>
               <w:rPr>
-                <w:rFonts w:ascii="Calibri" w:eastAsia="Times New Roman" w:hAnsi="Calibri" w:cs="Calibri"/>
+                <w:rFonts w:ascii="Calibri" w:hAnsi="Calibri" w:eastAsia="Times New Roman" w:cs="Calibri"/>
                 <w:color w:val="2F2F2F"/>
                 <w:szCs w:val="18"/>
               </w:rPr>
@@ -19759,7 +19759,7 @@
               <w:pStyle w:val="TableTextLarge"/>
               <w:cnfStyle w:val="000000100000" w:firstRow="0" w:lastRow="0" w:firstColumn="0" w:lastColumn="0" w:oddVBand="0" w:evenVBand="0" w:oddHBand="1" w:evenHBand="0" w:firstRowFirstColumn="0" w:firstRowLastColumn="0" w:lastRowFirstColumn="0" w:lastRowLastColumn="0"/>
               <w:rPr>
-                <w:rFonts w:ascii="Calibri" w:eastAsia="Times New Roman" w:hAnsi="Calibri" w:cs="Calibri"/>
+                <w:rFonts w:ascii="Calibri" w:hAnsi="Calibri" w:eastAsia="Times New Roman" w:cs="Calibri"/>
                 <w:color w:val="2F2F2F"/>
                 <w:szCs w:val="18"/>
               </w:rPr>
@@ -19777,7 +19777,7 @@
               <w:pStyle w:val="TableTextLarge"/>
               <w:cnfStyle w:val="000000100000" w:firstRow="0" w:lastRow="0" w:firstColumn="0" w:lastColumn="0" w:oddVBand="0" w:evenVBand="0" w:oddHBand="1" w:evenHBand="0" w:firstRowFirstColumn="0" w:firstRowLastColumn="0" w:lastRowFirstColumn="0" w:lastRowLastColumn="0"/>
               <w:rPr>
-                <w:rFonts w:ascii="Calibri" w:eastAsia="Times New Roman" w:hAnsi="Calibri" w:cs="Calibri"/>
+                <w:rFonts w:ascii="Calibri" w:hAnsi="Calibri" w:eastAsia="Times New Roman" w:cs="Calibri"/>
                 <w:color w:val="2F2F2F"/>
                 <w:szCs w:val="18"/>
               </w:rPr>
@@ -19795,7 +19795,7 @@
               <w:pStyle w:val="TableTextLarge"/>
               <w:cnfStyle w:val="000000100000" w:firstRow="0" w:lastRow="0" w:firstColumn="0" w:lastColumn="0" w:oddVBand="0" w:evenVBand="0" w:oddHBand="1" w:evenHBand="0" w:firstRowFirstColumn="0" w:firstRowLastColumn="0" w:lastRowFirstColumn="0" w:lastRowLastColumn="0"/>
               <w:rPr>
-                <w:rFonts w:ascii="Calibri" w:eastAsia="Times New Roman" w:hAnsi="Calibri" w:cs="Calibri"/>
+                <w:rFonts w:ascii="Calibri" w:hAnsi="Calibri" w:eastAsia="Times New Roman" w:cs="Calibri"/>
                 <w:color w:val="2F2F2F"/>
                 <w:szCs w:val="18"/>
               </w:rPr>
@@ -19813,7 +19813,7 @@
               <w:pStyle w:val="TableTextLarge"/>
               <w:cnfStyle w:val="000000100000" w:firstRow="0" w:lastRow="0" w:firstColumn="0" w:lastColumn="0" w:oddVBand="0" w:evenVBand="0" w:oddHBand="1" w:evenHBand="0" w:firstRowFirstColumn="0" w:firstRowLastColumn="0" w:lastRowFirstColumn="0" w:lastRowLastColumn="0"/>
               <w:rPr>
-                <w:rFonts w:ascii="Calibri" w:eastAsia="Times New Roman" w:hAnsi="Calibri" w:cs="Calibri"/>
+                <w:rFonts w:ascii="Calibri" w:hAnsi="Calibri" w:eastAsia="Times New Roman" w:cs="Calibri"/>
                 <w:color w:val="2F2F2F"/>
                 <w:szCs w:val="18"/>
               </w:rPr>
@@ -19831,7 +19831,7 @@
               <w:pStyle w:val="TableTextLarge"/>
               <w:cnfStyle w:val="000000100000" w:firstRow="0" w:lastRow="0" w:firstColumn="0" w:lastColumn="0" w:oddVBand="0" w:evenVBand="0" w:oddHBand="1" w:evenHBand="0" w:firstRowFirstColumn="0" w:firstRowLastColumn="0" w:lastRowFirstColumn="0" w:lastRowLastColumn="0"/>
               <w:rPr>
-                <w:rFonts w:ascii="Calibri" w:eastAsia="Times New Roman" w:hAnsi="Calibri" w:cs="Calibri"/>
+                <w:rFonts w:ascii="Calibri" w:hAnsi="Calibri" w:eastAsia="Times New Roman" w:cs="Calibri"/>
                 <w:color w:val="2F2F2F"/>
                 <w:szCs w:val="18"/>
               </w:rPr>
@@ -19849,7 +19849,7 @@
               <w:pStyle w:val="TableTextLarge"/>
               <w:cnfStyle w:val="000000100000" w:firstRow="0" w:lastRow="0" w:firstColumn="0" w:lastColumn="0" w:oddVBand="0" w:evenVBand="0" w:oddHBand="1" w:evenHBand="0" w:firstRowFirstColumn="0" w:firstRowLastColumn="0" w:lastRowFirstColumn="0" w:lastRowLastColumn="0"/>
               <w:rPr>
-                <w:rFonts w:ascii="Calibri" w:eastAsia="Times New Roman" w:hAnsi="Calibri" w:cs="Calibri"/>
+                <w:rFonts w:ascii="Calibri" w:hAnsi="Calibri" w:eastAsia="Times New Roman" w:cs="Calibri"/>
                 <w:color w:val="2F2F2F"/>
                 <w:szCs w:val="18"/>
               </w:rPr>
@@ -19898,7 +19898,7 @@
               <w:pStyle w:val="TableTextLarge"/>
               <w:cnfStyle w:val="000000000000" w:firstRow="0" w:lastRow="0" w:firstColumn="0" w:lastColumn="0" w:oddVBand="0" w:evenVBand="0" w:oddHBand="0" w:evenHBand="0" w:firstRowFirstColumn="0" w:firstRowLastColumn="0" w:lastRowFirstColumn="0" w:lastRowLastColumn="0"/>
               <w:rPr>
-                <w:rFonts w:ascii="Calibri" w:eastAsia="Times New Roman" w:hAnsi="Calibri" w:cs="Calibri"/>
+                <w:rFonts w:ascii="Calibri" w:hAnsi="Calibri" w:eastAsia="Times New Roman" w:cs="Calibri"/>
                 <w:color w:val="2F2F2F"/>
                 <w:szCs w:val="18"/>
               </w:rPr>
@@ -19916,7 +19916,7 @@
               <w:pStyle w:val="TableTextLarge"/>
               <w:cnfStyle w:val="000000000000" w:firstRow="0" w:lastRow="0" w:firstColumn="0" w:lastColumn="0" w:oddVBand="0" w:evenVBand="0" w:oddHBand="0" w:evenHBand="0" w:firstRowFirstColumn="0" w:firstRowLastColumn="0" w:lastRowFirstColumn="0" w:lastRowLastColumn="0"/>
               <w:rPr>
-                <w:rFonts w:ascii="Calibri" w:eastAsia="Times New Roman" w:hAnsi="Calibri" w:cs="Calibri"/>
+                <w:rFonts w:ascii="Calibri" w:hAnsi="Calibri" w:eastAsia="Times New Roman" w:cs="Calibri"/>
                 <w:color w:val="2F2F2F"/>
                 <w:szCs w:val="18"/>
               </w:rPr>
@@ -19934,7 +19934,7 @@
               <w:pStyle w:val="TableTextLarge"/>
               <w:cnfStyle w:val="000000000000" w:firstRow="0" w:lastRow="0" w:firstColumn="0" w:lastColumn="0" w:oddVBand="0" w:evenVBand="0" w:oddHBand="0" w:evenHBand="0" w:firstRowFirstColumn="0" w:firstRowLastColumn="0" w:lastRowFirstColumn="0" w:lastRowLastColumn="0"/>
               <w:rPr>
-                <w:rFonts w:ascii="Calibri" w:eastAsia="Times New Roman" w:hAnsi="Calibri" w:cs="Calibri"/>
+                <w:rFonts w:ascii="Calibri" w:hAnsi="Calibri" w:eastAsia="Times New Roman" w:cs="Calibri"/>
                 <w:color w:val="2F2F2F"/>
                 <w:szCs w:val="18"/>
               </w:rPr>
@@ -19952,7 +19952,7 @@
               <w:pStyle w:val="TableTextLarge"/>
               <w:cnfStyle w:val="000000000000" w:firstRow="0" w:lastRow="0" w:firstColumn="0" w:lastColumn="0" w:oddVBand="0" w:evenVBand="0" w:oddHBand="0" w:evenHBand="0" w:firstRowFirstColumn="0" w:firstRowLastColumn="0" w:lastRowFirstColumn="0" w:lastRowLastColumn="0"/>
               <w:rPr>
-                <w:rFonts w:ascii="Calibri" w:eastAsia="Times New Roman" w:hAnsi="Calibri" w:cs="Calibri"/>
+                <w:rFonts w:ascii="Calibri" w:hAnsi="Calibri" w:eastAsia="Times New Roman" w:cs="Calibri"/>
                 <w:color w:val="2F2F2F"/>
                 <w:szCs w:val="18"/>
               </w:rPr>
@@ -19970,7 +19970,7 @@
               <w:pStyle w:val="TableTextLarge"/>
               <w:cnfStyle w:val="000000000000" w:firstRow="0" w:lastRow="0" w:firstColumn="0" w:lastColumn="0" w:oddVBand="0" w:evenVBand="0" w:oddHBand="0" w:evenHBand="0" w:firstRowFirstColumn="0" w:firstRowLastColumn="0" w:lastRowFirstColumn="0" w:lastRowLastColumn="0"/>
               <w:rPr>
-                <w:rFonts w:ascii="Calibri" w:eastAsia="Times New Roman" w:hAnsi="Calibri" w:cs="Calibri"/>
+                <w:rFonts w:ascii="Calibri" w:hAnsi="Calibri" w:eastAsia="Times New Roman" w:cs="Calibri"/>
                 <w:color w:val="2F2F2F"/>
                 <w:szCs w:val="18"/>
               </w:rPr>
@@ -19988,7 +19988,7 @@
               <w:pStyle w:val="TableTextLarge"/>
               <w:cnfStyle w:val="000000000000" w:firstRow="0" w:lastRow="0" w:firstColumn="0" w:lastColumn="0" w:oddVBand="0" w:evenVBand="0" w:oddHBand="0" w:evenHBand="0" w:firstRowFirstColumn="0" w:firstRowLastColumn="0" w:lastRowFirstColumn="0" w:lastRowLastColumn="0"/>
               <w:rPr>
-                <w:rFonts w:ascii="Calibri" w:eastAsia="Times New Roman" w:hAnsi="Calibri" w:cs="Calibri"/>
+                <w:rFonts w:ascii="Calibri" w:hAnsi="Calibri" w:eastAsia="Times New Roman" w:cs="Calibri"/>
                 <w:color w:val="2F2F2F"/>
                 <w:szCs w:val="18"/>
               </w:rPr>
@@ -20006,7 +20006,7 @@
               <w:pStyle w:val="TableTextLarge"/>
               <w:cnfStyle w:val="000000000000" w:firstRow="0" w:lastRow="0" w:firstColumn="0" w:lastColumn="0" w:oddVBand="0" w:evenVBand="0" w:oddHBand="0" w:evenHBand="0" w:firstRowFirstColumn="0" w:firstRowLastColumn="0" w:lastRowFirstColumn="0" w:lastRowLastColumn="0"/>
               <w:rPr>
-                <w:rFonts w:ascii="Calibri" w:eastAsia="Times New Roman" w:hAnsi="Calibri" w:cs="Calibri"/>
+                <w:rFonts w:ascii="Calibri" w:hAnsi="Calibri" w:eastAsia="Times New Roman" w:cs="Calibri"/>
                 <w:color w:val="2F2F2F"/>
                 <w:szCs w:val="18"/>
               </w:rPr>
@@ -20024,7 +20024,7 @@
               <w:pStyle w:val="TableTextLarge"/>
               <w:cnfStyle w:val="000000000000" w:firstRow="0" w:lastRow="0" w:firstColumn="0" w:lastColumn="0" w:oddVBand="0" w:evenVBand="0" w:oddHBand="0" w:evenHBand="0" w:firstRowFirstColumn="0" w:firstRowLastColumn="0" w:lastRowFirstColumn="0" w:lastRowLastColumn="0"/>
               <w:rPr>
-                <w:rFonts w:ascii="Calibri" w:eastAsia="Times New Roman" w:hAnsi="Calibri" w:cs="Calibri"/>
+                <w:rFonts w:ascii="Calibri" w:hAnsi="Calibri" w:eastAsia="Times New Roman" w:cs="Calibri"/>
                 <w:color w:val="2F2F2F"/>
                 <w:szCs w:val="18"/>
               </w:rPr>
@@ -20042,7 +20042,7 @@
               <w:pStyle w:val="TableTextLarge"/>
               <w:cnfStyle w:val="000000000000" w:firstRow="0" w:lastRow="0" w:firstColumn="0" w:lastColumn="0" w:oddVBand="0" w:evenVBand="0" w:oddHBand="0" w:evenHBand="0" w:firstRowFirstColumn="0" w:firstRowLastColumn="0" w:lastRowFirstColumn="0" w:lastRowLastColumn="0"/>
               <w:rPr>
-                <w:rFonts w:ascii="Calibri" w:eastAsia="Times New Roman" w:hAnsi="Calibri" w:cs="Calibri"/>
+                <w:rFonts w:ascii="Calibri" w:hAnsi="Calibri" w:eastAsia="Times New Roman" w:cs="Calibri"/>
                 <w:color w:val="2F2F2F"/>
                 <w:szCs w:val="18"/>
               </w:rPr>
@@ -20060,7 +20060,7 @@
               <w:pStyle w:val="TableTextLarge"/>
               <w:cnfStyle w:val="000000000000" w:firstRow="0" w:lastRow="0" w:firstColumn="0" w:lastColumn="0" w:oddVBand="0" w:evenVBand="0" w:oddHBand="0" w:evenHBand="0" w:firstRowFirstColumn="0" w:firstRowLastColumn="0" w:lastRowFirstColumn="0" w:lastRowLastColumn="0"/>
               <w:rPr>
-                <w:rFonts w:ascii="Calibri" w:eastAsia="Times New Roman" w:hAnsi="Calibri" w:cs="Calibri"/>
+                <w:rFonts w:ascii="Calibri" w:hAnsi="Calibri" w:eastAsia="Times New Roman" w:cs="Calibri"/>
                 <w:color w:val="2F2F2F"/>
                 <w:szCs w:val="18"/>
               </w:rPr>
@@ -20078,7 +20078,7 @@
               <w:pStyle w:val="TableTextLarge"/>
               <w:cnfStyle w:val="000000000000" w:firstRow="0" w:lastRow="0" w:firstColumn="0" w:lastColumn="0" w:oddVBand="0" w:evenVBand="0" w:oddHBand="0" w:evenHBand="0" w:firstRowFirstColumn="0" w:firstRowLastColumn="0" w:lastRowFirstColumn="0" w:lastRowLastColumn="0"/>
               <w:rPr>
-                <w:rFonts w:ascii="Calibri" w:eastAsia="Times New Roman" w:hAnsi="Calibri" w:cs="Calibri"/>
+                <w:rFonts w:ascii="Calibri" w:hAnsi="Calibri" w:eastAsia="Times New Roman" w:cs="Calibri"/>
                 <w:color w:val="2F2F2F"/>
                 <w:szCs w:val="18"/>
               </w:rPr>
@@ -20096,7 +20096,7 @@
               <w:pStyle w:val="TableTextLarge"/>
               <w:cnfStyle w:val="000000000000" w:firstRow="0" w:lastRow="0" w:firstColumn="0" w:lastColumn="0" w:oddVBand="0" w:evenVBand="0" w:oddHBand="0" w:evenHBand="0" w:firstRowFirstColumn="0" w:firstRowLastColumn="0" w:lastRowFirstColumn="0" w:lastRowLastColumn="0"/>
               <w:rPr>
-                <w:rFonts w:ascii="Calibri" w:eastAsia="Times New Roman" w:hAnsi="Calibri" w:cs="Calibri"/>
+                <w:rFonts w:ascii="Calibri" w:hAnsi="Calibri" w:eastAsia="Times New Roman" w:cs="Calibri"/>
                 <w:color w:val="2F2F2F"/>
                 <w:szCs w:val="18"/>
               </w:rPr>
@@ -20114,7 +20114,7 @@
               <w:pStyle w:val="TableTextLarge"/>
               <w:cnfStyle w:val="000000000000" w:firstRow="0" w:lastRow="0" w:firstColumn="0" w:lastColumn="0" w:oddVBand="0" w:evenVBand="0" w:oddHBand="0" w:evenHBand="0" w:firstRowFirstColumn="0" w:firstRowLastColumn="0" w:lastRowFirstColumn="0" w:lastRowLastColumn="0"/>
               <w:rPr>
-                <w:rFonts w:ascii="Calibri" w:eastAsia="Times New Roman" w:hAnsi="Calibri" w:cs="Calibri"/>
+                <w:rFonts w:ascii="Calibri" w:hAnsi="Calibri" w:eastAsia="Times New Roman" w:cs="Calibri"/>
                 <w:color w:val="2F2F2F"/>
                 <w:szCs w:val="18"/>
               </w:rPr>
@@ -20164,7 +20164,7 @@
               <w:pStyle w:val="TableTextLarge"/>
               <w:cnfStyle w:val="000000100000" w:firstRow="0" w:lastRow="0" w:firstColumn="0" w:lastColumn="0" w:oddVBand="0" w:evenVBand="0" w:oddHBand="1" w:evenHBand="0" w:firstRowFirstColumn="0" w:firstRowLastColumn="0" w:lastRowFirstColumn="0" w:lastRowLastColumn="0"/>
               <w:rPr>
-                <w:rFonts w:ascii="Calibri" w:eastAsia="Times New Roman" w:hAnsi="Calibri" w:cs="Calibri"/>
+                <w:rFonts w:ascii="Calibri" w:hAnsi="Calibri" w:eastAsia="Times New Roman" w:cs="Calibri"/>
                 <w:color w:val="2F2F2F"/>
                 <w:szCs w:val="18"/>
               </w:rPr>
@@ -20182,7 +20182,7 @@
               <w:pStyle w:val="TableTextLarge"/>
               <w:cnfStyle w:val="000000100000" w:firstRow="0" w:lastRow="0" w:firstColumn="0" w:lastColumn="0" w:oddVBand="0" w:evenVBand="0" w:oddHBand="1" w:evenHBand="0" w:firstRowFirstColumn="0" w:firstRowLastColumn="0" w:lastRowFirstColumn="0" w:lastRowLastColumn="0"/>
               <w:rPr>
-                <w:rFonts w:ascii="Calibri" w:eastAsia="Times New Roman" w:hAnsi="Calibri" w:cs="Calibri"/>
+                <w:rFonts w:ascii="Calibri" w:hAnsi="Calibri" w:eastAsia="Times New Roman" w:cs="Calibri"/>
                 <w:color w:val="2F2F2F"/>
                 <w:szCs w:val="18"/>
               </w:rPr>
@@ -20200,7 +20200,7 @@
               <w:pStyle w:val="TableTextLarge"/>
               <w:cnfStyle w:val="000000100000" w:firstRow="0" w:lastRow="0" w:firstColumn="0" w:lastColumn="0" w:oddVBand="0" w:evenVBand="0" w:oddHBand="1" w:evenHBand="0" w:firstRowFirstColumn="0" w:firstRowLastColumn="0" w:lastRowFirstColumn="0" w:lastRowLastColumn="0"/>
               <w:rPr>
-                <w:rFonts w:ascii="Calibri" w:eastAsia="Times New Roman" w:hAnsi="Calibri" w:cs="Calibri"/>
+                <w:rFonts w:ascii="Calibri" w:hAnsi="Calibri" w:eastAsia="Times New Roman" w:cs="Calibri"/>
                 <w:color w:val="2F2F2F"/>
                 <w:szCs w:val="18"/>
               </w:rPr>
@@ -20218,7 +20218,7 @@
               <w:pStyle w:val="TableTextLarge"/>
               <w:cnfStyle w:val="000000100000" w:firstRow="0" w:lastRow="0" w:firstColumn="0" w:lastColumn="0" w:oddVBand="0" w:evenVBand="0" w:oddHBand="1" w:evenHBand="0" w:firstRowFirstColumn="0" w:firstRowLastColumn="0" w:lastRowFirstColumn="0" w:lastRowLastColumn="0"/>
               <w:rPr>
-                <w:rFonts w:ascii="Calibri" w:eastAsia="Times New Roman" w:hAnsi="Calibri" w:cs="Calibri"/>
+                <w:rFonts w:ascii="Calibri" w:hAnsi="Calibri" w:eastAsia="Times New Roman" w:cs="Calibri"/>
                 <w:color w:val="2F2F2F"/>
                 <w:szCs w:val="18"/>
               </w:rPr>
@@ -20236,7 +20236,7 @@
               <w:pStyle w:val="TableTextLarge"/>
               <w:cnfStyle w:val="000000100000" w:firstRow="0" w:lastRow="0" w:firstColumn="0" w:lastColumn="0" w:oddVBand="0" w:evenVBand="0" w:oddHBand="1" w:evenHBand="0" w:firstRowFirstColumn="0" w:firstRowLastColumn="0" w:lastRowFirstColumn="0" w:lastRowLastColumn="0"/>
               <w:rPr>
-                <w:rFonts w:ascii="Calibri" w:eastAsia="Times New Roman" w:hAnsi="Calibri" w:cs="Calibri"/>
+                <w:rFonts w:ascii="Calibri" w:hAnsi="Calibri" w:eastAsia="Times New Roman" w:cs="Calibri"/>
                 <w:color w:val="2F2F2F"/>
                 <w:szCs w:val="18"/>
               </w:rPr>
@@ -20254,7 +20254,7 @@
               <w:pStyle w:val="TableTextLarge"/>
               <w:cnfStyle w:val="000000100000" w:firstRow="0" w:lastRow="0" w:firstColumn="0" w:lastColumn="0" w:oddVBand="0" w:evenVBand="0" w:oddHBand="1" w:evenHBand="0" w:firstRowFirstColumn="0" w:firstRowLastColumn="0" w:lastRowFirstColumn="0" w:lastRowLastColumn="0"/>
               <w:rPr>
-                <w:rFonts w:ascii="Calibri" w:eastAsia="Times New Roman" w:hAnsi="Calibri" w:cs="Calibri"/>
+                <w:rFonts w:ascii="Calibri" w:hAnsi="Calibri" w:eastAsia="Times New Roman" w:cs="Calibri"/>
                 <w:color w:val="2F2F2F"/>
                 <w:szCs w:val="18"/>
               </w:rPr>
@@ -20272,7 +20272,7 @@
               <w:pStyle w:val="TableTextLarge"/>
               <w:cnfStyle w:val="000000100000" w:firstRow="0" w:lastRow="0" w:firstColumn="0" w:lastColumn="0" w:oddVBand="0" w:evenVBand="0" w:oddHBand="1" w:evenHBand="0" w:firstRowFirstColumn="0" w:firstRowLastColumn="0" w:lastRowFirstColumn="0" w:lastRowLastColumn="0"/>
               <w:rPr>
-                <w:rFonts w:ascii="Calibri" w:eastAsia="Times New Roman" w:hAnsi="Calibri" w:cs="Calibri"/>
+                <w:rFonts w:ascii="Calibri" w:hAnsi="Calibri" w:eastAsia="Times New Roman" w:cs="Calibri"/>
                 <w:color w:val="2F2F2F"/>
                 <w:szCs w:val="18"/>
               </w:rPr>
@@ -20290,7 +20290,7 @@
               <w:pStyle w:val="TableTextLarge"/>
               <w:cnfStyle w:val="000000100000" w:firstRow="0" w:lastRow="0" w:firstColumn="0" w:lastColumn="0" w:oddVBand="0" w:evenVBand="0" w:oddHBand="1" w:evenHBand="0" w:firstRowFirstColumn="0" w:firstRowLastColumn="0" w:lastRowFirstColumn="0" w:lastRowLastColumn="0"/>
               <w:rPr>
-                <w:rFonts w:ascii="Calibri" w:eastAsia="Times New Roman" w:hAnsi="Calibri" w:cs="Calibri"/>
+                <w:rFonts w:ascii="Calibri" w:hAnsi="Calibri" w:eastAsia="Times New Roman" w:cs="Calibri"/>
                 <w:color w:val="2F2F2F"/>
                 <w:szCs w:val="18"/>
               </w:rPr>
@@ -20308,7 +20308,7 @@
               <w:pStyle w:val="TableTextLarge"/>
               <w:cnfStyle w:val="000000100000" w:firstRow="0" w:lastRow="0" w:firstColumn="0" w:lastColumn="0" w:oddVBand="0" w:evenVBand="0" w:oddHBand="1" w:evenHBand="0" w:firstRowFirstColumn="0" w:firstRowLastColumn="0" w:lastRowFirstColumn="0" w:lastRowLastColumn="0"/>
               <w:rPr>
-                <w:rFonts w:ascii="Calibri" w:eastAsia="Times New Roman" w:hAnsi="Calibri" w:cs="Calibri"/>
+                <w:rFonts w:ascii="Calibri" w:hAnsi="Calibri" w:eastAsia="Times New Roman" w:cs="Calibri"/>
                 <w:color w:val="2F2F2F"/>
                 <w:szCs w:val="18"/>
               </w:rPr>
@@ -20326,7 +20326,7 @@
               <w:pStyle w:val="TableTextLarge"/>
               <w:cnfStyle w:val="000000100000" w:firstRow="0" w:lastRow="0" w:firstColumn="0" w:lastColumn="0" w:oddVBand="0" w:evenVBand="0" w:oddHBand="1" w:evenHBand="0" w:firstRowFirstColumn="0" w:firstRowLastColumn="0" w:lastRowFirstColumn="0" w:lastRowLastColumn="0"/>
               <w:rPr>
-                <w:rFonts w:ascii="Calibri" w:eastAsia="Times New Roman" w:hAnsi="Calibri" w:cs="Calibri"/>
+                <w:rFonts w:ascii="Calibri" w:hAnsi="Calibri" w:eastAsia="Times New Roman" w:cs="Calibri"/>
                 <w:color w:val="2F2F2F"/>
                 <w:szCs w:val="18"/>
               </w:rPr>
@@ -20344,7 +20344,7 @@
               <w:pStyle w:val="TableTextLarge"/>
               <w:cnfStyle w:val="000000100000" w:firstRow="0" w:lastRow="0" w:firstColumn="0" w:lastColumn="0" w:oddVBand="0" w:evenVBand="0" w:oddHBand="1" w:evenHBand="0" w:firstRowFirstColumn="0" w:firstRowLastColumn="0" w:lastRowFirstColumn="0" w:lastRowLastColumn="0"/>
               <w:rPr>
-                <w:rFonts w:ascii="Calibri" w:eastAsia="Times New Roman" w:hAnsi="Calibri" w:cs="Calibri"/>
+                <w:rFonts w:ascii="Calibri" w:hAnsi="Calibri" w:eastAsia="Times New Roman" w:cs="Calibri"/>
                 <w:color w:val="2F2F2F"/>
                 <w:szCs w:val="18"/>
               </w:rPr>
@@ -20362,7 +20362,7 @@
               <w:pStyle w:val="TableTextLarge"/>
               <w:cnfStyle w:val="000000100000" w:firstRow="0" w:lastRow="0" w:firstColumn="0" w:lastColumn="0" w:oddVBand="0" w:evenVBand="0" w:oddHBand="1" w:evenHBand="0" w:firstRowFirstColumn="0" w:firstRowLastColumn="0" w:lastRowFirstColumn="0" w:lastRowLastColumn="0"/>
               <w:rPr>
-                <w:rFonts w:ascii="Calibri" w:eastAsia="Times New Roman" w:hAnsi="Calibri" w:cs="Calibri"/>
+                <w:rFonts w:ascii="Calibri" w:hAnsi="Calibri" w:eastAsia="Times New Roman" w:cs="Calibri"/>
                 <w:color w:val="2F2F2F"/>
                 <w:szCs w:val="18"/>
               </w:rPr>
@@ -20380,7 +20380,7 @@
               <w:pStyle w:val="TableTextLarge"/>
               <w:cnfStyle w:val="000000100000" w:firstRow="0" w:lastRow="0" w:firstColumn="0" w:lastColumn="0" w:oddVBand="0" w:evenVBand="0" w:oddHBand="1" w:evenHBand="0" w:firstRowFirstColumn="0" w:firstRowLastColumn="0" w:lastRowFirstColumn="0" w:lastRowLastColumn="0"/>
               <w:rPr>
-                <w:rFonts w:ascii="Calibri" w:eastAsia="Times New Roman" w:hAnsi="Calibri" w:cs="Calibri"/>
+                <w:rFonts w:ascii="Calibri" w:hAnsi="Calibri" w:eastAsia="Times New Roman" w:cs="Calibri"/>
                 <w:color w:val="2F2F2F"/>
                 <w:szCs w:val="18"/>
               </w:rPr>
@@ -20429,7 +20429,7 @@
               <w:pStyle w:val="TableTextLarge"/>
               <w:cnfStyle w:val="000000000000" w:firstRow="0" w:lastRow="0" w:firstColumn="0" w:lastColumn="0" w:oddVBand="0" w:evenVBand="0" w:oddHBand="0" w:evenHBand="0" w:firstRowFirstColumn="0" w:firstRowLastColumn="0" w:lastRowFirstColumn="0" w:lastRowLastColumn="0"/>
               <w:rPr>
-                <w:rFonts w:ascii="Calibri" w:eastAsia="Times New Roman" w:hAnsi="Calibri" w:cs="Calibri"/>
+                <w:rFonts w:ascii="Calibri" w:hAnsi="Calibri" w:eastAsia="Times New Roman" w:cs="Calibri"/>
                 <w:color w:val="2F2F2F"/>
                 <w:szCs w:val="18"/>
               </w:rPr>
@@ -20447,7 +20447,7 @@
               <w:pStyle w:val="TableTextLarge"/>
               <w:cnfStyle w:val="000000000000" w:firstRow="0" w:lastRow="0" w:firstColumn="0" w:lastColumn="0" w:oddVBand="0" w:evenVBand="0" w:oddHBand="0" w:evenHBand="0" w:firstRowFirstColumn="0" w:firstRowLastColumn="0" w:lastRowFirstColumn="0" w:lastRowLastColumn="0"/>
               <w:rPr>
-                <w:rFonts w:ascii="Calibri" w:eastAsia="Times New Roman" w:hAnsi="Calibri" w:cs="Calibri"/>
+                <w:rFonts w:ascii="Calibri" w:hAnsi="Calibri" w:eastAsia="Times New Roman" w:cs="Calibri"/>
                 <w:color w:val="2F2F2F"/>
                 <w:szCs w:val="18"/>
               </w:rPr>
@@ -20465,7 +20465,7 @@
               <w:pStyle w:val="TableTextLarge"/>
               <w:cnfStyle w:val="000000000000" w:firstRow="0" w:lastRow="0" w:firstColumn="0" w:lastColumn="0" w:oddVBand="0" w:evenVBand="0" w:oddHBand="0" w:evenHBand="0" w:firstRowFirstColumn="0" w:firstRowLastColumn="0" w:lastRowFirstColumn="0" w:lastRowLastColumn="0"/>
               <w:rPr>
-                <w:rFonts w:ascii="Calibri" w:eastAsia="Times New Roman" w:hAnsi="Calibri" w:cs="Calibri"/>
+                <w:rFonts w:ascii="Calibri" w:hAnsi="Calibri" w:eastAsia="Times New Roman" w:cs="Calibri"/>
                 <w:color w:val="2F2F2F"/>
                 <w:szCs w:val="18"/>
               </w:rPr>
@@ -20483,7 +20483,7 @@
               <w:pStyle w:val="TableTextLarge"/>
               <w:cnfStyle w:val="000000000000" w:firstRow="0" w:lastRow="0" w:firstColumn="0" w:lastColumn="0" w:oddVBand="0" w:evenVBand="0" w:oddHBand="0" w:evenHBand="0" w:firstRowFirstColumn="0" w:firstRowLastColumn="0" w:lastRowFirstColumn="0" w:lastRowLastColumn="0"/>
               <w:rPr>
-                <w:rFonts w:ascii="Calibri" w:eastAsia="Times New Roman" w:hAnsi="Calibri" w:cs="Calibri"/>
+                <w:rFonts w:ascii="Calibri" w:hAnsi="Calibri" w:eastAsia="Times New Roman" w:cs="Calibri"/>
                 <w:color w:val="2F2F2F"/>
                 <w:szCs w:val="18"/>
               </w:rPr>
@@ -20501,7 +20501,7 @@
               <w:pStyle w:val="TableTextLarge"/>
               <w:cnfStyle w:val="000000000000" w:firstRow="0" w:lastRow="0" w:firstColumn="0" w:lastColumn="0" w:oddVBand="0" w:evenVBand="0" w:oddHBand="0" w:evenHBand="0" w:firstRowFirstColumn="0" w:firstRowLastColumn="0" w:lastRowFirstColumn="0" w:lastRowLastColumn="0"/>
               <w:rPr>
-                <w:rFonts w:ascii="Calibri" w:eastAsia="Times New Roman" w:hAnsi="Calibri" w:cs="Calibri"/>
+                <w:rFonts w:ascii="Calibri" w:hAnsi="Calibri" w:eastAsia="Times New Roman" w:cs="Calibri"/>
                 <w:color w:val="2F2F2F"/>
                 <w:szCs w:val="18"/>
               </w:rPr>
@@ -20519,7 +20519,7 @@
               <w:pStyle w:val="TableTextLarge"/>
               <w:cnfStyle w:val="000000000000" w:firstRow="0" w:lastRow="0" w:firstColumn="0" w:lastColumn="0" w:oddVBand="0" w:evenVBand="0" w:oddHBand="0" w:evenHBand="0" w:firstRowFirstColumn="0" w:firstRowLastColumn="0" w:lastRowFirstColumn="0" w:lastRowLastColumn="0"/>
               <w:rPr>
-                <w:rFonts w:ascii="Calibri" w:eastAsia="Times New Roman" w:hAnsi="Calibri" w:cs="Calibri"/>
+                <w:rFonts w:ascii="Calibri" w:hAnsi="Calibri" w:eastAsia="Times New Roman" w:cs="Calibri"/>
                 <w:color w:val="2F2F2F"/>
                 <w:szCs w:val="18"/>
               </w:rPr>
@@ -20537,7 +20537,7 @@
               <w:pStyle w:val="TableTextLarge"/>
               <w:cnfStyle w:val="000000000000" w:firstRow="0" w:lastRow="0" w:firstColumn="0" w:lastColumn="0" w:oddVBand="0" w:evenVBand="0" w:oddHBand="0" w:evenHBand="0" w:firstRowFirstColumn="0" w:firstRowLastColumn="0" w:lastRowFirstColumn="0" w:lastRowLastColumn="0"/>
               <w:rPr>
-                <w:rFonts w:ascii="Calibri" w:eastAsia="Times New Roman" w:hAnsi="Calibri" w:cs="Calibri"/>
+                <w:rFonts w:ascii="Calibri" w:hAnsi="Calibri" w:eastAsia="Times New Roman" w:cs="Calibri"/>
                 <w:color w:val="2F2F2F"/>
                 <w:szCs w:val="18"/>
               </w:rPr>
@@ -20555,7 +20555,7 @@
               <w:pStyle w:val="TableTextLarge"/>
               <w:cnfStyle w:val="000000000000" w:firstRow="0" w:lastRow="0" w:firstColumn="0" w:lastColumn="0" w:oddVBand="0" w:evenVBand="0" w:oddHBand="0" w:evenHBand="0" w:firstRowFirstColumn="0" w:firstRowLastColumn="0" w:lastRowFirstColumn="0" w:lastRowLastColumn="0"/>
               <w:rPr>
-                <w:rFonts w:ascii="Calibri" w:eastAsia="Times New Roman" w:hAnsi="Calibri" w:cs="Calibri"/>
+                <w:rFonts w:ascii="Calibri" w:hAnsi="Calibri" w:eastAsia="Times New Roman" w:cs="Calibri"/>
                 <w:color w:val="2F2F2F"/>
                 <w:szCs w:val="18"/>
               </w:rPr>
@@ -20573,7 +20573,7 @@
               <w:pStyle w:val="TableTextLarge"/>
               <w:cnfStyle w:val="000000000000" w:firstRow="0" w:lastRow="0" w:firstColumn="0" w:lastColumn="0" w:oddVBand="0" w:evenVBand="0" w:oddHBand="0" w:evenHBand="0" w:firstRowFirstColumn="0" w:firstRowLastColumn="0" w:lastRowFirstColumn="0" w:lastRowLastColumn="0"/>
               <w:rPr>
-                <w:rFonts w:ascii="Calibri" w:eastAsia="Times New Roman" w:hAnsi="Calibri" w:cs="Calibri"/>
+                <w:rFonts w:ascii="Calibri" w:hAnsi="Calibri" w:eastAsia="Times New Roman" w:cs="Calibri"/>
                 <w:color w:val="2F2F2F"/>
                 <w:szCs w:val="18"/>
               </w:rPr>
@@ -20591,7 +20591,7 @@
               <w:pStyle w:val="TableTextLarge"/>
               <w:cnfStyle w:val="000000000000" w:firstRow="0" w:lastRow="0" w:firstColumn="0" w:lastColumn="0" w:oddVBand="0" w:evenVBand="0" w:oddHBand="0" w:evenHBand="0" w:firstRowFirstColumn="0" w:firstRowLastColumn="0" w:lastRowFirstColumn="0" w:lastRowLastColumn="0"/>
               <w:rPr>
-                <w:rFonts w:ascii="Calibri" w:eastAsia="Times New Roman" w:hAnsi="Calibri" w:cs="Calibri"/>
+                <w:rFonts w:ascii="Calibri" w:hAnsi="Calibri" w:eastAsia="Times New Roman" w:cs="Calibri"/>
                 <w:color w:val="2F2F2F"/>
                 <w:szCs w:val="18"/>
               </w:rPr>
@@ -20609,7 +20609,7 @@
               <w:pStyle w:val="TableTextLarge"/>
               <w:cnfStyle w:val="000000000000" w:firstRow="0" w:lastRow="0" w:firstColumn="0" w:lastColumn="0" w:oddVBand="0" w:evenVBand="0" w:oddHBand="0" w:evenHBand="0" w:firstRowFirstColumn="0" w:firstRowLastColumn="0" w:lastRowFirstColumn="0" w:lastRowLastColumn="0"/>
               <w:rPr>
-                <w:rFonts w:ascii="Calibri" w:eastAsia="Times New Roman" w:hAnsi="Calibri" w:cs="Calibri"/>
+                <w:rFonts w:ascii="Calibri" w:hAnsi="Calibri" w:eastAsia="Times New Roman" w:cs="Calibri"/>
                 <w:color w:val="2F2F2F"/>
                 <w:szCs w:val="18"/>
               </w:rPr>
@@ -20627,7 +20627,7 @@
               <w:pStyle w:val="TableTextLarge"/>
               <w:cnfStyle w:val="000000000000" w:firstRow="0" w:lastRow="0" w:firstColumn="0" w:lastColumn="0" w:oddVBand="0" w:evenVBand="0" w:oddHBand="0" w:evenHBand="0" w:firstRowFirstColumn="0" w:firstRowLastColumn="0" w:lastRowFirstColumn="0" w:lastRowLastColumn="0"/>
               <w:rPr>
-                <w:rFonts w:ascii="Calibri" w:eastAsia="Times New Roman" w:hAnsi="Calibri" w:cs="Calibri"/>
+                <w:rFonts w:ascii="Calibri" w:hAnsi="Calibri" w:eastAsia="Times New Roman" w:cs="Calibri"/>
                 <w:color w:val="2F2F2F"/>
                 <w:szCs w:val="18"/>
               </w:rPr>
@@ -20645,7 +20645,7 @@
               <w:pStyle w:val="TableTextLarge"/>
               <w:cnfStyle w:val="000000000000" w:firstRow="0" w:lastRow="0" w:firstColumn="0" w:lastColumn="0" w:oddVBand="0" w:evenVBand="0" w:oddHBand="0" w:evenHBand="0" w:firstRowFirstColumn="0" w:firstRowLastColumn="0" w:lastRowFirstColumn="0" w:lastRowLastColumn="0"/>
               <w:rPr>
-                <w:rFonts w:ascii="Calibri" w:eastAsia="Times New Roman" w:hAnsi="Calibri" w:cs="Calibri"/>
+                <w:rFonts w:ascii="Calibri" w:hAnsi="Calibri" w:eastAsia="Times New Roman" w:cs="Calibri"/>
                 <w:color w:val="2F2F2F"/>
                 <w:szCs w:val="18"/>
               </w:rPr>
@@ -20695,7 +20695,7 @@
               <w:pStyle w:val="TableTextLarge"/>
               <w:cnfStyle w:val="000000100000" w:firstRow="0" w:lastRow="0" w:firstColumn="0" w:lastColumn="0" w:oddVBand="0" w:evenVBand="0" w:oddHBand="1" w:evenHBand="0" w:firstRowFirstColumn="0" w:firstRowLastColumn="0" w:lastRowFirstColumn="0" w:lastRowLastColumn="0"/>
               <w:rPr>
-                <w:rFonts w:ascii="Calibri" w:eastAsia="Times New Roman" w:hAnsi="Calibri" w:cs="Calibri"/>
+                <w:rFonts w:ascii="Calibri" w:hAnsi="Calibri" w:eastAsia="Times New Roman" w:cs="Calibri"/>
                 <w:color w:val="2F2F2F"/>
                 <w:szCs w:val="18"/>
               </w:rPr>
@@ -20713,7 +20713,7 @@
               <w:pStyle w:val="TableTextLarge"/>
               <w:cnfStyle w:val="000000100000" w:firstRow="0" w:lastRow="0" w:firstColumn="0" w:lastColumn="0" w:oddVBand="0" w:evenVBand="0" w:oddHBand="1" w:evenHBand="0" w:firstRowFirstColumn="0" w:firstRowLastColumn="0" w:lastRowFirstColumn="0" w:lastRowLastColumn="0"/>
               <w:rPr>
-                <w:rFonts w:ascii="Calibri" w:eastAsia="Times New Roman" w:hAnsi="Calibri" w:cs="Calibri"/>
+                <w:rFonts w:ascii="Calibri" w:hAnsi="Calibri" w:eastAsia="Times New Roman" w:cs="Calibri"/>
                 <w:color w:val="2F2F2F"/>
                 <w:szCs w:val="18"/>
               </w:rPr>
@@ -20731,7 +20731,7 @@
               <w:pStyle w:val="TableTextLarge"/>
               <w:cnfStyle w:val="000000100000" w:firstRow="0" w:lastRow="0" w:firstColumn="0" w:lastColumn="0" w:oddVBand="0" w:evenVBand="0" w:oddHBand="1" w:evenHBand="0" w:firstRowFirstColumn="0" w:firstRowLastColumn="0" w:lastRowFirstColumn="0" w:lastRowLastColumn="0"/>
               <w:rPr>
-                <w:rFonts w:ascii="Calibri" w:eastAsia="Times New Roman" w:hAnsi="Calibri" w:cs="Calibri"/>
+                <w:rFonts w:ascii="Calibri" w:hAnsi="Calibri" w:eastAsia="Times New Roman" w:cs="Calibri"/>
                 <w:color w:val="2F2F2F"/>
                 <w:szCs w:val="18"/>
               </w:rPr>
@@ -20749,7 +20749,7 @@
               <w:pStyle w:val="TableTextLarge"/>
               <w:cnfStyle w:val="000000100000" w:firstRow="0" w:lastRow="0" w:firstColumn="0" w:lastColumn="0" w:oddVBand="0" w:evenVBand="0" w:oddHBand="1" w:evenHBand="0" w:firstRowFirstColumn="0" w:firstRowLastColumn="0" w:lastRowFirstColumn="0" w:lastRowLastColumn="0"/>
               <w:rPr>
-                <w:rFonts w:ascii="Calibri" w:eastAsia="Times New Roman" w:hAnsi="Calibri" w:cs="Calibri"/>
+                <w:rFonts w:ascii="Calibri" w:hAnsi="Calibri" w:eastAsia="Times New Roman" w:cs="Calibri"/>
                 <w:color w:val="2F2F2F"/>
                 <w:szCs w:val="18"/>
               </w:rPr>
@@ -20767,7 +20767,7 @@
               <w:pStyle w:val="TableTextLarge"/>
               <w:cnfStyle w:val="000000100000" w:firstRow="0" w:lastRow="0" w:firstColumn="0" w:lastColumn="0" w:oddVBand="0" w:evenVBand="0" w:oddHBand="1" w:evenHBand="0" w:firstRowFirstColumn="0" w:firstRowLastColumn="0" w:lastRowFirstColumn="0" w:lastRowLastColumn="0"/>
               <w:rPr>
-                <w:rFonts w:ascii="Calibri" w:eastAsia="Times New Roman" w:hAnsi="Calibri" w:cs="Calibri"/>
+                <w:rFonts w:ascii="Calibri" w:hAnsi="Calibri" w:eastAsia="Times New Roman" w:cs="Calibri"/>
                 <w:color w:val="2F2F2F"/>
                 <w:szCs w:val="18"/>
               </w:rPr>
@@ -20785,7 +20785,7 @@
               <w:pStyle w:val="TableTextLarge"/>
               <w:cnfStyle w:val="000000100000" w:firstRow="0" w:lastRow="0" w:firstColumn="0" w:lastColumn="0" w:oddVBand="0" w:evenVBand="0" w:oddHBand="1" w:evenHBand="0" w:firstRowFirstColumn="0" w:firstRowLastColumn="0" w:lastRowFirstColumn="0" w:lastRowLastColumn="0"/>
               <w:rPr>
-                <w:rFonts w:ascii="Calibri" w:eastAsia="Times New Roman" w:hAnsi="Calibri" w:cs="Calibri"/>
+                <w:rFonts w:ascii="Calibri" w:hAnsi="Calibri" w:eastAsia="Times New Roman" w:cs="Calibri"/>
                 <w:color w:val="2F2F2F"/>
                 <w:szCs w:val="18"/>
               </w:rPr>
@@ -20803,7 +20803,7 @@
               <w:pStyle w:val="TableTextLarge"/>
               <w:cnfStyle w:val="000000100000" w:firstRow="0" w:lastRow="0" w:firstColumn="0" w:lastColumn="0" w:oddVBand="0" w:evenVBand="0" w:oddHBand="1" w:evenHBand="0" w:firstRowFirstColumn="0" w:firstRowLastColumn="0" w:lastRowFirstColumn="0" w:lastRowLastColumn="0"/>
               <w:rPr>
-                <w:rFonts w:ascii="Calibri" w:eastAsia="Times New Roman" w:hAnsi="Calibri" w:cs="Calibri"/>
+                <w:rFonts w:ascii="Calibri" w:hAnsi="Calibri" w:eastAsia="Times New Roman" w:cs="Calibri"/>
                 <w:color w:val="2F2F2F"/>
                 <w:szCs w:val="18"/>
               </w:rPr>
@@ -20821,7 +20821,7 @@
               <w:pStyle w:val="TableTextLarge"/>
               <w:cnfStyle w:val="000000100000" w:firstRow="0" w:lastRow="0" w:firstColumn="0" w:lastColumn="0" w:oddVBand="0" w:evenVBand="0" w:oddHBand="1" w:evenHBand="0" w:firstRowFirstColumn="0" w:firstRowLastColumn="0" w:lastRowFirstColumn="0" w:lastRowLastColumn="0"/>
               <w:rPr>
-                <w:rFonts w:ascii="Calibri" w:eastAsia="Times New Roman" w:hAnsi="Calibri" w:cs="Calibri"/>
+                <w:rFonts w:ascii="Calibri" w:hAnsi="Calibri" w:eastAsia="Times New Roman" w:cs="Calibri"/>
                 <w:color w:val="2F2F2F"/>
                 <w:szCs w:val="18"/>
               </w:rPr>
@@ -20839,7 +20839,7 @@
               <w:pStyle w:val="TableTextLarge"/>
               <w:cnfStyle w:val="000000100000" w:firstRow="0" w:lastRow="0" w:firstColumn="0" w:lastColumn="0" w:oddVBand="0" w:evenVBand="0" w:oddHBand="1" w:evenHBand="0" w:firstRowFirstColumn="0" w:firstRowLastColumn="0" w:lastRowFirstColumn="0" w:lastRowLastColumn="0"/>
               <w:rPr>
-                <w:rFonts w:ascii="Calibri" w:eastAsia="Times New Roman" w:hAnsi="Calibri" w:cs="Calibri"/>
+                <w:rFonts w:ascii="Calibri" w:hAnsi="Calibri" w:eastAsia="Times New Roman" w:cs="Calibri"/>
                 <w:color w:val="2F2F2F"/>
                 <w:szCs w:val="18"/>
               </w:rPr>
@@ -20857,7 +20857,7 @@
               <w:pStyle w:val="TableTextLarge"/>
               <w:cnfStyle w:val="000000100000" w:firstRow="0" w:lastRow="0" w:firstColumn="0" w:lastColumn="0" w:oddVBand="0" w:evenVBand="0" w:oddHBand="1" w:evenHBand="0" w:firstRowFirstColumn="0" w:firstRowLastColumn="0" w:lastRowFirstColumn="0" w:lastRowLastColumn="0"/>
               <w:rPr>
-                <w:rFonts w:ascii="Calibri" w:eastAsia="Times New Roman" w:hAnsi="Calibri" w:cs="Calibri"/>
+                <w:rFonts w:ascii="Calibri" w:hAnsi="Calibri" w:eastAsia="Times New Roman" w:cs="Calibri"/>
                 <w:color w:val="2F2F2F"/>
                 <w:szCs w:val="18"/>
               </w:rPr>
@@ -20875,7 +20875,7 @@
               <w:pStyle w:val="TableTextLarge"/>
               <w:cnfStyle w:val="000000100000" w:firstRow="0" w:lastRow="0" w:firstColumn="0" w:lastColumn="0" w:oddVBand="0" w:evenVBand="0" w:oddHBand="1" w:evenHBand="0" w:firstRowFirstColumn="0" w:firstRowLastColumn="0" w:lastRowFirstColumn="0" w:lastRowLastColumn="0"/>
               <w:rPr>
-                <w:rFonts w:ascii="Calibri" w:eastAsia="Times New Roman" w:hAnsi="Calibri" w:cs="Calibri"/>
+                <w:rFonts w:ascii="Calibri" w:hAnsi="Calibri" w:eastAsia="Times New Roman" w:cs="Calibri"/>
                 <w:color w:val="2F2F2F"/>
                 <w:szCs w:val="18"/>
               </w:rPr>
@@ -20893,7 +20893,7 @@
               <w:pStyle w:val="TableTextLarge"/>
               <w:cnfStyle w:val="000000100000" w:firstRow="0" w:lastRow="0" w:firstColumn="0" w:lastColumn="0" w:oddVBand="0" w:evenVBand="0" w:oddHBand="1" w:evenHBand="0" w:firstRowFirstColumn="0" w:firstRowLastColumn="0" w:lastRowFirstColumn="0" w:lastRowLastColumn="0"/>
               <w:rPr>
-                <w:rFonts w:ascii="Calibri" w:eastAsia="Times New Roman" w:hAnsi="Calibri" w:cs="Calibri"/>
+                <w:rFonts w:ascii="Calibri" w:hAnsi="Calibri" w:eastAsia="Times New Roman" w:cs="Calibri"/>
                 <w:color w:val="2F2F2F"/>
                 <w:szCs w:val="18"/>
               </w:rPr>
@@ -20911,7 +20911,7 @@
               <w:pStyle w:val="TableTextLarge"/>
               <w:cnfStyle w:val="000000100000" w:firstRow="0" w:lastRow="0" w:firstColumn="0" w:lastColumn="0" w:oddVBand="0" w:evenVBand="0" w:oddHBand="1" w:evenHBand="0" w:firstRowFirstColumn="0" w:firstRowLastColumn="0" w:lastRowFirstColumn="0" w:lastRowLastColumn="0"/>
               <w:rPr>
-                <w:rFonts w:ascii="Calibri" w:eastAsia="Times New Roman" w:hAnsi="Calibri" w:cs="Calibri"/>
+                <w:rFonts w:ascii="Calibri" w:hAnsi="Calibri" w:eastAsia="Times New Roman" w:cs="Calibri"/>
                 <w:color w:val="2F2F2F"/>
                 <w:szCs w:val="18"/>
               </w:rPr>
@@ -20961,7 +20961,7 @@
               <w:pStyle w:val="TableTextLarge"/>
               <w:cnfStyle w:val="000000000000" w:firstRow="0" w:lastRow="0" w:firstColumn="0" w:lastColumn="0" w:oddVBand="0" w:evenVBand="0" w:oddHBand="0" w:evenHBand="0" w:firstRowFirstColumn="0" w:firstRowLastColumn="0" w:lastRowFirstColumn="0" w:lastRowLastColumn="0"/>
               <w:rPr>
-                <w:rFonts w:ascii="Calibri" w:eastAsia="Times New Roman" w:hAnsi="Calibri" w:cs="Calibri"/>
+                <w:rFonts w:ascii="Calibri" w:hAnsi="Calibri" w:eastAsia="Times New Roman" w:cs="Calibri"/>
                 <w:color w:val="2F2F2F"/>
                 <w:szCs w:val="18"/>
               </w:rPr>
@@ -20979,7 +20979,7 @@
               <w:pStyle w:val="TableTextLarge"/>
               <w:cnfStyle w:val="000000000000" w:firstRow="0" w:lastRow="0" w:firstColumn="0" w:lastColumn="0" w:oddVBand="0" w:evenVBand="0" w:oddHBand="0" w:evenHBand="0" w:firstRowFirstColumn="0" w:firstRowLastColumn="0" w:lastRowFirstColumn="0" w:lastRowLastColumn="0"/>
               <w:rPr>
-                <w:rFonts w:ascii="Calibri" w:eastAsia="Times New Roman" w:hAnsi="Calibri" w:cs="Calibri"/>
+                <w:rFonts w:ascii="Calibri" w:hAnsi="Calibri" w:eastAsia="Times New Roman" w:cs="Calibri"/>
                 <w:color w:val="2F2F2F"/>
                 <w:szCs w:val="18"/>
               </w:rPr>
@@ -20997,7 +20997,7 @@
               <w:pStyle w:val="TableTextLarge"/>
               <w:cnfStyle w:val="000000000000" w:firstRow="0" w:lastRow="0" w:firstColumn="0" w:lastColumn="0" w:oddVBand="0" w:evenVBand="0" w:oddHBand="0" w:evenHBand="0" w:firstRowFirstColumn="0" w:firstRowLastColumn="0" w:lastRowFirstColumn="0" w:lastRowLastColumn="0"/>
               <w:rPr>
-                <w:rFonts w:ascii="Calibri" w:eastAsia="Times New Roman" w:hAnsi="Calibri" w:cs="Calibri"/>
+                <w:rFonts w:ascii="Calibri" w:hAnsi="Calibri" w:eastAsia="Times New Roman" w:cs="Calibri"/>
                 <w:color w:val="2F2F2F"/>
                 <w:szCs w:val="18"/>
               </w:rPr>
@@ -21015,7 +21015,7 @@
               <w:pStyle w:val="TableTextLarge"/>
               <w:cnfStyle w:val="000000000000" w:firstRow="0" w:lastRow="0" w:firstColumn="0" w:lastColumn="0" w:oddVBand="0" w:evenVBand="0" w:oddHBand="0" w:evenHBand="0" w:firstRowFirstColumn="0" w:firstRowLastColumn="0" w:lastRowFirstColumn="0" w:lastRowLastColumn="0"/>
               <w:rPr>
-                <w:rFonts w:ascii="Calibri" w:eastAsia="Times New Roman" w:hAnsi="Calibri" w:cs="Calibri"/>
+                <w:rFonts w:ascii="Calibri" w:hAnsi="Calibri" w:eastAsia="Times New Roman" w:cs="Calibri"/>
                 <w:color w:val="2F2F2F"/>
                 <w:szCs w:val="18"/>
               </w:rPr>
@@ -21033,7 +21033,7 @@
               <w:pStyle w:val="TableTextLarge"/>
               <w:cnfStyle w:val="000000000000" w:firstRow="0" w:lastRow="0" w:firstColumn="0" w:lastColumn="0" w:oddVBand="0" w:evenVBand="0" w:oddHBand="0" w:evenHBand="0" w:firstRowFirstColumn="0" w:firstRowLastColumn="0" w:lastRowFirstColumn="0" w:lastRowLastColumn="0"/>
               <w:rPr>
-                <w:rFonts w:ascii="Calibri" w:eastAsia="Times New Roman" w:hAnsi="Calibri" w:cs="Calibri"/>
+                <w:rFonts w:ascii="Calibri" w:hAnsi="Calibri" w:eastAsia="Times New Roman" w:cs="Calibri"/>
                 <w:color w:val="2F2F2F"/>
                 <w:szCs w:val="18"/>
               </w:rPr>
@@ -21051,7 +21051,7 @@
               <w:pStyle w:val="TableTextLarge"/>
               <w:cnfStyle w:val="000000000000" w:firstRow="0" w:lastRow="0" w:firstColumn="0" w:lastColumn="0" w:oddVBand="0" w:evenVBand="0" w:oddHBand="0" w:evenHBand="0" w:firstRowFirstColumn="0" w:firstRowLastColumn="0" w:lastRowFirstColumn="0" w:lastRowLastColumn="0"/>
               <w:rPr>
-                <w:rFonts w:ascii="Calibri" w:eastAsia="Times New Roman" w:hAnsi="Calibri" w:cs="Calibri"/>
+                <w:rFonts w:ascii="Calibri" w:hAnsi="Calibri" w:eastAsia="Times New Roman" w:cs="Calibri"/>
                 <w:color w:val="2F2F2F"/>
                 <w:szCs w:val="18"/>
               </w:rPr>
@@ -21069,7 +21069,7 @@
               <w:pStyle w:val="TableTextLarge"/>
               <w:cnfStyle w:val="000000000000" w:firstRow="0" w:lastRow="0" w:firstColumn="0" w:lastColumn="0" w:oddVBand="0" w:evenVBand="0" w:oddHBand="0" w:evenHBand="0" w:firstRowFirstColumn="0" w:firstRowLastColumn="0" w:lastRowFirstColumn="0" w:lastRowLastColumn="0"/>
               <w:rPr>
-                <w:rFonts w:ascii="Calibri" w:eastAsia="Times New Roman" w:hAnsi="Calibri" w:cs="Calibri"/>
+                <w:rFonts w:ascii="Calibri" w:hAnsi="Calibri" w:eastAsia="Times New Roman" w:cs="Calibri"/>
                 <w:color w:val="2F2F2F"/>
                 <w:szCs w:val="18"/>
               </w:rPr>
@@ -21087,7 +21087,7 @@
               <w:pStyle w:val="TableTextLarge"/>
               <w:cnfStyle w:val="000000000000" w:firstRow="0" w:lastRow="0" w:firstColumn="0" w:lastColumn="0" w:oddVBand="0" w:evenVBand="0" w:oddHBand="0" w:evenHBand="0" w:firstRowFirstColumn="0" w:firstRowLastColumn="0" w:lastRowFirstColumn="0" w:lastRowLastColumn="0"/>
               <w:rPr>
-                <w:rFonts w:ascii="Calibri" w:eastAsia="Times New Roman" w:hAnsi="Calibri" w:cs="Calibri"/>
+                <w:rFonts w:ascii="Calibri" w:hAnsi="Calibri" w:eastAsia="Times New Roman" w:cs="Calibri"/>
                 <w:color w:val="2F2F2F"/>
                 <w:szCs w:val="18"/>
               </w:rPr>
@@ -21105,7 +21105,7 @@
               <w:pStyle w:val="TableTextLarge"/>
               <w:cnfStyle w:val="000000000000" w:firstRow="0" w:lastRow="0" w:firstColumn="0" w:lastColumn="0" w:oddVBand="0" w:evenVBand="0" w:oddHBand="0" w:evenHBand="0" w:firstRowFirstColumn="0" w:firstRowLastColumn="0" w:lastRowFirstColumn="0" w:lastRowLastColumn="0"/>
               <w:rPr>
-                <w:rFonts w:ascii="Calibri" w:eastAsia="Times New Roman" w:hAnsi="Calibri" w:cs="Calibri"/>
+                <w:rFonts w:ascii="Calibri" w:hAnsi="Calibri" w:eastAsia="Times New Roman" w:cs="Calibri"/>
                 <w:color w:val="2F2F2F"/>
                 <w:szCs w:val="18"/>
               </w:rPr>
@@ -21123,7 +21123,7 @@
               <w:pStyle w:val="TableTextLarge"/>
               <w:cnfStyle w:val="000000000000" w:firstRow="0" w:lastRow="0" w:firstColumn="0" w:lastColumn="0" w:oddVBand="0" w:evenVBand="0" w:oddHBand="0" w:evenHBand="0" w:firstRowFirstColumn="0" w:firstRowLastColumn="0" w:lastRowFirstColumn="0" w:lastRowLastColumn="0"/>
               <w:rPr>
-                <w:rFonts w:ascii="Calibri" w:eastAsia="Times New Roman" w:hAnsi="Calibri" w:cs="Calibri"/>
+                <w:rFonts w:ascii="Calibri" w:hAnsi="Calibri" w:eastAsia="Times New Roman" w:cs="Calibri"/>
                 <w:color w:val="2F2F2F"/>
                 <w:szCs w:val="18"/>
               </w:rPr>
@@ -21141,7 +21141,7 @@
               <w:pStyle w:val="TableTextLarge"/>
               <w:cnfStyle w:val="000000000000" w:firstRow="0" w:lastRow="0" w:firstColumn="0" w:lastColumn="0" w:oddVBand="0" w:evenVBand="0" w:oddHBand="0" w:evenHBand="0" w:firstRowFirstColumn="0" w:firstRowLastColumn="0" w:lastRowFirstColumn="0" w:lastRowLastColumn="0"/>
               <w:rPr>
-                <w:rFonts w:ascii="Calibri" w:eastAsia="Times New Roman" w:hAnsi="Calibri" w:cs="Calibri"/>
+                <w:rFonts w:ascii="Calibri" w:hAnsi="Calibri" w:eastAsia="Times New Roman" w:cs="Calibri"/>
                 <w:color w:val="2F2F2F"/>
                 <w:szCs w:val="18"/>
               </w:rPr>
@@ -21159,7 +21159,7 @@
               <w:pStyle w:val="TableTextLarge"/>
               <w:cnfStyle w:val="000000000000" w:firstRow="0" w:lastRow="0" w:firstColumn="0" w:lastColumn="0" w:oddVBand="0" w:evenVBand="0" w:oddHBand="0" w:evenHBand="0" w:firstRowFirstColumn="0" w:firstRowLastColumn="0" w:lastRowFirstColumn="0" w:lastRowLastColumn="0"/>
               <w:rPr>
-                <w:rFonts w:ascii="Calibri" w:eastAsia="Times New Roman" w:hAnsi="Calibri" w:cs="Calibri"/>
+                <w:rFonts w:ascii="Calibri" w:hAnsi="Calibri" w:eastAsia="Times New Roman" w:cs="Calibri"/>
                 <w:color w:val="2F2F2F"/>
                 <w:szCs w:val="18"/>
               </w:rPr>
@@ -21177,7 +21177,7 @@
               <w:pStyle w:val="TableTextLarge"/>
               <w:cnfStyle w:val="000000000000" w:firstRow="0" w:lastRow="0" w:firstColumn="0" w:lastColumn="0" w:oddVBand="0" w:evenVBand="0" w:oddHBand="0" w:evenHBand="0" w:firstRowFirstColumn="0" w:firstRowLastColumn="0" w:lastRowFirstColumn="0" w:lastRowLastColumn="0"/>
               <w:rPr>
-                <w:rFonts w:ascii="Calibri" w:eastAsia="Times New Roman" w:hAnsi="Calibri" w:cs="Calibri"/>
+                <w:rFonts w:ascii="Calibri" w:hAnsi="Calibri" w:eastAsia="Times New Roman" w:cs="Calibri"/>
                 <w:color w:val="2F2F2F"/>
                 <w:szCs w:val="18"/>
               </w:rPr>
@@ -21227,7 +21227,7 @@
               <w:pStyle w:val="TableTextLarge"/>
               <w:cnfStyle w:val="000000100000" w:firstRow="0" w:lastRow="0" w:firstColumn="0" w:lastColumn="0" w:oddVBand="0" w:evenVBand="0" w:oddHBand="1" w:evenHBand="0" w:firstRowFirstColumn="0" w:firstRowLastColumn="0" w:lastRowFirstColumn="0" w:lastRowLastColumn="0"/>
               <w:rPr>
-                <w:rFonts w:ascii="Calibri" w:eastAsia="Times New Roman" w:hAnsi="Calibri" w:cs="Calibri"/>
+                <w:rFonts w:ascii="Calibri" w:hAnsi="Calibri" w:eastAsia="Times New Roman" w:cs="Calibri"/>
                 <w:color w:val="2F2F2F"/>
                 <w:szCs w:val="18"/>
               </w:rPr>
@@ -21245,7 +21245,7 @@
               <w:pStyle w:val="TableTextLarge"/>
               <w:cnfStyle w:val="000000100000" w:firstRow="0" w:lastRow="0" w:firstColumn="0" w:lastColumn="0" w:oddVBand="0" w:evenVBand="0" w:oddHBand="1" w:evenHBand="0" w:firstRowFirstColumn="0" w:firstRowLastColumn="0" w:lastRowFirstColumn="0" w:lastRowLastColumn="0"/>
               <w:rPr>
-                <w:rFonts w:ascii="Calibri" w:eastAsia="Times New Roman" w:hAnsi="Calibri" w:cs="Calibri"/>
+                <w:rFonts w:ascii="Calibri" w:hAnsi="Calibri" w:eastAsia="Times New Roman" w:cs="Calibri"/>
                 <w:color w:val="2F2F2F"/>
                 <w:szCs w:val="18"/>
               </w:rPr>
@@ -21263,7 +21263,7 @@
               <w:pStyle w:val="TableTextLarge"/>
               <w:cnfStyle w:val="000000100000" w:firstRow="0" w:lastRow="0" w:firstColumn="0" w:lastColumn="0" w:oddVBand="0" w:evenVBand="0" w:oddHBand="1" w:evenHBand="0" w:firstRowFirstColumn="0" w:firstRowLastColumn="0" w:lastRowFirstColumn="0" w:lastRowLastColumn="0"/>
               <w:rPr>
-                <w:rFonts w:ascii="Calibri" w:eastAsia="Times New Roman" w:hAnsi="Calibri" w:cs="Calibri"/>
+                <w:rFonts w:ascii="Calibri" w:hAnsi="Calibri" w:eastAsia="Times New Roman" w:cs="Calibri"/>
                 <w:color w:val="2F2F2F"/>
                 <w:szCs w:val="18"/>
               </w:rPr>
@@ -21281,7 +21281,7 @@
               <w:pStyle w:val="TableTextLarge"/>
               <w:cnfStyle w:val="000000100000" w:firstRow="0" w:lastRow="0" w:firstColumn="0" w:lastColumn="0" w:oddVBand="0" w:evenVBand="0" w:oddHBand="1" w:evenHBand="0" w:firstRowFirstColumn="0" w:firstRowLastColumn="0" w:lastRowFirstColumn="0" w:lastRowLastColumn="0"/>
               <w:rPr>
-                <w:rFonts w:ascii="Calibri" w:eastAsia="Times New Roman" w:hAnsi="Calibri" w:cs="Calibri"/>
+                <w:rFonts w:ascii="Calibri" w:hAnsi="Calibri" w:eastAsia="Times New Roman" w:cs="Calibri"/>
                 <w:color w:val="2F2F2F"/>
                 <w:szCs w:val="18"/>
               </w:rPr>
@@ -21299,7 +21299,7 @@
               <w:pStyle w:val="TableTextLarge"/>
               <w:cnfStyle w:val="000000100000" w:firstRow="0" w:lastRow="0" w:firstColumn="0" w:lastColumn="0" w:oddVBand="0" w:evenVBand="0" w:oddHBand="1" w:evenHBand="0" w:firstRowFirstColumn="0" w:firstRowLastColumn="0" w:lastRowFirstColumn="0" w:lastRowLastColumn="0"/>
               <w:rPr>
-                <w:rFonts w:ascii="Calibri" w:eastAsia="Times New Roman" w:hAnsi="Calibri" w:cs="Calibri"/>
+                <w:rFonts w:ascii="Calibri" w:hAnsi="Calibri" w:eastAsia="Times New Roman" w:cs="Calibri"/>
                 <w:color w:val="2F2F2F"/>
                 <w:szCs w:val="18"/>
               </w:rPr>
@@ -21317,7 +21317,7 @@
               <w:pStyle w:val="TableTextLarge"/>
               <w:cnfStyle w:val="000000100000" w:firstRow="0" w:lastRow="0" w:firstColumn="0" w:lastColumn="0" w:oddVBand="0" w:evenVBand="0" w:oddHBand="1" w:evenHBand="0" w:firstRowFirstColumn="0" w:firstRowLastColumn="0" w:lastRowFirstColumn="0" w:lastRowLastColumn="0"/>
               <w:rPr>
-                <w:rFonts w:ascii="Calibri" w:eastAsia="Times New Roman" w:hAnsi="Calibri" w:cs="Calibri"/>
+                <w:rFonts w:ascii="Calibri" w:hAnsi="Calibri" w:eastAsia="Times New Roman" w:cs="Calibri"/>
                 <w:color w:val="2F2F2F"/>
                 <w:szCs w:val="18"/>
               </w:rPr>
@@ -21335,7 +21335,7 @@
               <w:pStyle w:val="TableTextLarge"/>
               <w:cnfStyle w:val="000000100000" w:firstRow="0" w:lastRow="0" w:firstColumn="0" w:lastColumn="0" w:oddVBand="0" w:evenVBand="0" w:oddHBand="1" w:evenHBand="0" w:firstRowFirstColumn="0" w:firstRowLastColumn="0" w:lastRowFirstColumn="0" w:lastRowLastColumn="0"/>
               <w:rPr>
-                <w:rFonts w:ascii="Calibri" w:eastAsia="Times New Roman" w:hAnsi="Calibri" w:cs="Calibri"/>
+                <w:rFonts w:ascii="Calibri" w:hAnsi="Calibri" w:eastAsia="Times New Roman" w:cs="Calibri"/>
                 <w:color w:val="2F2F2F"/>
                 <w:szCs w:val="18"/>
               </w:rPr>
@@ -21353,7 +21353,7 @@
               <w:pStyle w:val="TableTextLarge"/>
               <w:cnfStyle w:val="000000100000" w:firstRow="0" w:lastRow="0" w:firstColumn="0" w:lastColumn="0" w:oddVBand="0" w:evenVBand="0" w:oddHBand="1" w:evenHBand="0" w:firstRowFirstColumn="0" w:firstRowLastColumn="0" w:lastRowFirstColumn="0" w:lastRowLastColumn="0"/>
               <w:rPr>
-                <w:rFonts w:ascii="Calibri" w:eastAsia="Times New Roman" w:hAnsi="Calibri" w:cs="Calibri"/>
+                <w:rFonts w:ascii="Calibri" w:hAnsi="Calibri" w:eastAsia="Times New Roman" w:cs="Calibri"/>
                 <w:color w:val="2F2F2F"/>
                 <w:szCs w:val="18"/>
               </w:rPr>
@@ -21371,7 +21371,7 @@
               <w:pStyle w:val="TableTextLarge"/>
               <w:cnfStyle w:val="000000100000" w:firstRow="0" w:lastRow="0" w:firstColumn="0" w:lastColumn="0" w:oddVBand="0" w:evenVBand="0" w:oddHBand="1" w:evenHBand="0" w:firstRowFirstColumn="0" w:firstRowLastColumn="0" w:lastRowFirstColumn="0" w:lastRowLastColumn="0"/>
               <w:rPr>
-                <w:rFonts w:ascii="Calibri" w:eastAsia="Times New Roman" w:hAnsi="Calibri" w:cs="Calibri"/>
+                <w:rFonts w:ascii="Calibri" w:hAnsi="Calibri" w:eastAsia="Times New Roman" w:cs="Calibri"/>
                 <w:color w:val="2F2F2F"/>
                 <w:szCs w:val="18"/>
               </w:rPr>
@@ -21389,7 +21389,7 @@
               <w:pStyle w:val="TableTextLarge"/>
               <w:cnfStyle w:val="000000100000" w:firstRow="0" w:lastRow="0" w:firstColumn="0" w:lastColumn="0" w:oddVBand="0" w:evenVBand="0" w:oddHBand="1" w:evenHBand="0" w:firstRowFirstColumn="0" w:firstRowLastColumn="0" w:lastRowFirstColumn="0" w:lastRowLastColumn="0"/>
               <w:rPr>
-                <w:rFonts w:ascii="Calibri" w:eastAsia="Times New Roman" w:hAnsi="Calibri" w:cs="Calibri"/>
+                <w:rFonts w:ascii="Calibri" w:hAnsi="Calibri" w:eastAsia="Times New Roman" w:cs="Calibri"/>
                 <w:color w:val="2F2F2F"/>
                 <w:szCs w:val="18"/>
               </w:rPr>
@@ -21407,7 +21407,7 @@
               <w:pStyle w:val="TableTextLarge"/>
               <w:cnfStyle w:val="000000100000" w:firstRow="0" w:lastRow="0" w:firstColumn="0" w:lastColumn="0" w:oddVBand="0" w:evenVBand="0" w:oddHBand="1" w:evenHBand="0" w:firstRowFirstColumn="0" w:firstRowLastColumn="0" w:lastRowFirstColumn="0" w:lastRowLastColumn="0"/>
               <w:rPr>
-                <w:rFonts w:ascii="Calibri" w:eastAsia="Times New Roman" w:hAnsi="Calibri" w:cs="Calibri"/>
+                <w:rFonts w:ascii="Calibri" w:hAnsi="Calibri" w:eastAsia="Times New Roman" w:cs="Calibri"/>
                 <w:color w:val="2F2F2F"/>
                 <w:szCs w:val="18"/>
               </w:rPr>
@@ -21425,7 +21425,7 @@
               <w:pStyle w:val="TableTextLarge"/>
               <w:cnfStyle w:val="000000100000" w:firstRow="0" w:lastRow="0" w:firstColumn="0" w:lastColumn="0" w:oddVBand="0" w:evenVBand="0" w:oddHBand="1" w:evenHBand="0" w:firstRowFirstColumn="0" w:firstRowLastColumn="0" w:lastRowFirstColumn="0" w:lastRowLastColumn="0"/>
               <w:rPr>
-                <w:rFonts w:ascii="Calibri" w:eastAsia="Times New Roman" w:hAnsi="Calibri" w:cs="Calibri"/>
+                <w:rFonts w:ascii="Calibri" w:hAnsi="Calibri" w:eastAsia="Times New Roman" w:cs="Calibri"/>
                 <w:color w:val="2F2F2F"/>
                 <w:szCs w:val="18"/>
               </w:rPr>
@@ -21443,7 +21443,7 @@
               <w:pStyle w:val="TableTextLarge"/>
               <w:cnfStyle w:val="000000100000" w:firstRow="0" w:lastRow="0" w:firstColumn="0" w:lastColumn="0" w:oddVBand="0" w:evenVBand="0" w:oddHBand="1" w:evenHBand="0" w:firstRowFirstColumn="0" w:firstRowLastColumn="0" w:lastRowFirstColumn="0" w:lastRowLastColumn="0"/>
               <w:rPr>
-                <w:rFonts w:ascii="Calibri" w:eastAsia="Times New Roman" w:hAnsi="Calibri" w:cs="Calibri"/>
+                <w:rFonts w:ascii="Calibri" w:hAnsi="Calibri" w:eastAsia="Times New Roman" w:cs="Calibri"/>
                 <w:color w:val="2F2F2F"/>
                 <w:szCs w:val="18"/>
               </w:rPr>
@@ -21492,7 +21492,7 @@
               <w:pStyle w:val="TableTextLarge"/>
               <w:cnfStyle w:val="000000000000" w:firstRow="0" w:lastRow="0" w:firstColumn="0" w:lastColumn="0" w:oddVBand="0" w:evenVBand="0" w:oddHBand="0" w:evenHBand="0" w:firstRowFirstColumn="0" w:firstRowLastColumn="0" w:lastRowFirstColumn="0" w:lastRowLastColumn="0"/>
               <w:rPr>
-                <w:rFonts w:ascii="Calibri" w:eastAsia="Times New Roman" w:hAnsi="Calibri" w:cs="Calibri"/>
+                <w:rFonts w:ascii="Calibri" w:hAnsi="Calibri" w:eastAsia="Times New Roman" w:cs="Calibri"/>
                 <w:color w:val="2F2F2F"/>
                 <w:szCs w:val="18"/>
               </w:rPr>
@@ -21510,7 +21510,7 @@
               <w:pStyle w:val="TableTextLarge"/>
               <w:cnfStyle w:val="000000000000" w:firstRow="0" w:lastRow="0" w:firstColumn="0" w:lastColumn="0" w:oddVBand="0" w:evenVBand="0" w:oddHBand="0" w:evenHBand="0" w:firstRowFirstColumn="0" w:firstRowLastColumn="0" w:lastRowFirstColumn="0" w:lastRowLastColumn="0"/>
               <w:rPr>
-                <w:rFonts w:ascii="Calibri" w:eastAsia="Times New Roman" w:hAnsi="Calibri" w:cs="Calibri"/>
+                <w:rFonts w:ascii="Calibri" w:hAnsi="Calibri" w:eastAsia="Times New Roman" w:cs="Calibri"/>
                 <w:color w:val="2F2F2F"/>
                 <w:szCs w:val="18"/>
               </w:rPr>
@@ -21528,7 +21528,7 @@
               <w:pStyle w:val="TableTextLarge"/>
               <w:cnfStyle w:val="000000000000" w:firstRow="0" w:lastRow="0" w:firstColumn="0" w:lastColumn="0" w:oddVBand="0" w:evenVBand="0" w:oddHBand="0" w:evenHBand="0" w:firstRowFirstColumn="0" w:firstRowLastColumn="0" w:lastRowFirstColumn="0" w:lastRowLastColumn="0"/>
               <w:rPr>
-                <w:rFonts w:ascii="Calibri" w:eastAsia="Times New Roman" w:hAnsi="Calibri" w:cs="Calibri"/>
+                <w:rFonts w:ascii="Calibri" w:hAnsi="Calibri" w:eastAsia="Times New Roman" w:cs="Calibri"/>
                 <w:color w:val="2F2F2F"/>
                 <w:szCs w:val="18"/>
               </w:rPr>
@@ -21546,7 +21546,7 @@
               <w:pStyle w:val="TableTextLarge"/>
               <w:cnfStyle w:val="000000000000" w:firstRow="0" w:lastRow="0" w:firstColumn="0" w:lastColumn="0" w:oddVBand="0" w:evenVBand="0" w:oddHBand="0" w:evenHBand="0" w:firstRowFirstColumn="0" w:firstRowLastColumn="0" w:lastRowFirstColumn="0" w:lastRowLastColumn="0"/>
               <w:rPr>
-                <w:rFonts w:ascii="Calibri" w:eastAsia="Times New Roman" w:hAnsi="Calibri" w:cs="Calibri"/>
+                <w:rFonts w:ascii="Calibri" w:hAnsi="Calibri" w:eastAsia="Times New Roman" w:cs="Calibri"/>
                 <w:color w:val="2F2F2F"/>
                 <w:szCs w:val="18"/>
               </w:rPr>
@@ -21564,7 +21564,7 @@
               <w:pStyle w:val="TableTextLarge"/>
               <w:cnfStyle w:val="000000000000" w:firstRow="0" w:lastRow="0" w:firstColumn="0" w:lastColumn="0" w:oddVBand="0" w:evenVBand="0" w:oddHBand="0" w:evenHBand="0" w:firstRowFirstColumn="0" w:firstRowLastColumn="0" w:lastRowFirstColumn="0" w:lastRowLastColumn="0"/>
               <w:rPr>
-                <w:rFonts w:ascii="Calibri" w:eastAsia="Times New Roman" w:hAnsi="Calibri" w:cs="Calibri"/>
+                <w:rFonts w:ascii="Calibri" w:hAnsi="Calibri" w:eastAsia="Times New Roman" w:cs="Calibri"/>
                 <w:color w:val="2F2F2F"/>
                 <w:szCs w:val="18"/>
               </w:rPr>
@@ -21582,7 +21582,7 @@
               <w:pStyle w:val="TableTextLarge"/>
               <w:cnfStyle w:val="000000000000" w:firstRow="0" w:lastRow="0" w:firstColumn="0" w:lastColumn="0" w:oddVBand="0" w:evenVBand="0" w:oddHBand="0" w:evenHBand="0" w:firstRowFirstColumn="0" w:firstRowLastColumn="0" w:lastRowFirstColumn="0" w:lastRowLastColumn="0"/>
               <w:rPr>
-                <w:rFonts w:ascii="Calibri" w:eastAsia="Times New Roman" w:hAnsi="Calibri" w:cs="Calibri"/>
+                <w:rFonts w:ascii="Calibri" w:hAnsi="Calibri" w:eastAsia="Times New Roman" w:cs="Calibri"/>
                 <w:color w:val="2F2F2F"/>
                 <w:szCs w:val="18"/>
               </w:rPr>
@@ -21600,7 +21600,7 @@
               <w:pStyle w:val="TableTextLarge"/>
               <w:cnfStyle w:val="000000000000" w:firstRow="0" w:lastRow="0" w:firstColumn="0" w:lastColumn="0" w:oddVBand="0" w:evenVBand="0" w:oddHBand="0" w:evenHBand="0" w:firstRowFirstColumn="0" w:firstRowLastColumn="0" w:lastRowFirstColumn="0" w:lastRowLastColumn="0"/>
               <w:rPr>
-                <w:rFonts w:ascii="Calibri" w:eastAsia="Times New Roman" w:hAnsi="Calibri" w:cs="Calibri"/>
+                <w:rFonts w:ascii="Calibri" w:hAnsi="Calibri" w:eastAsia="Times New Roman" w:cs="Calibri"/>
                 <w:color w:val="2F2F2F"/>
                 <w:szCs w:val="18"/>
               </w:rPr>
@@ -21618,7 +21618,7 @@
               <w:pStyle w:val="TableTextLarge"/>
               <w:cnfStyle w:val="000000000000" w:firstRow="0" w:lastRow="0" w:firstColumn="0" w:lastColumn="0" w:oddVBand="0" w:evenVBand="0" w:oddHBand="0" w:evenHBand="0" w:firstRowFirstColumn="0" w:firstRowLastColumn="0" w:lastRowFirstColumn="0" w:lastRowLastColumn="0"/>
               <w:rPr>
-                <w:rFonts w:ascii="Calibri" w:eastAsia="Times New Roman" w:hAnsi="Calibri" w:cs="Calibri"/>
+                <w:rFonts w:ascii="Calibri" w:hAnsi="Calibri" w:eastAsia="Times New Roman" w:cs="Calibri"/>
                 <w:color w:val="2F2F2F"/>
                 <w:szCs w:val="18"/>
               </w:rPr>
@@ -21636,7 +21636,7 @@
               <w:pStyle w:val="TableTextLarge"/>
               <w:cnfStyle w:val="000000000000" w:firstRow="0" w:lastRow="0" w:firstColumn="0" w:lastColumn="0" w:oddVBand="0" w:evenVBand="0" w:oddHBand="0" w:evenHBand="0" w:firstRowFirstColumn="0" w:firstRowLastColumn="0" w:lastRowFirstColumn="0" w:lastRowLastColumn="0"/>
               <w:rPr>
-                <w:rFonts w:ascii="Calibri" w:eastAsia="Times New Roman" w:hAnsi="Calibri" w:cs="Calibri"/>
+                <w:rFonts w:ascii="Calibri" w:hAnsi="Calibri" w:eastAsia="Times New Roman" w:cs="Calibri"/>
                 <w:color w:val="2F2F2F"/>
                 <w:szCs w:val="18"/>
               </w:rPr>
@@ -21654,7 +21654,7 @@
               <w:pStyle w:val="TableTextLarge"/>
               <w:cnfStyle w:val="000000000000" w:firstRow="0" w:lastRow="0" w:firstColumn="0" w:lastColumn="0" w:oddVBand="0" w:evenVBand="0" w:oddHBand="0" w:evenHBand="0" w:firstRowFirstColumn="0" w:firstRowLastColumn="0" w:lastRowFirstColumn="0" w:lastRowLastColumn="0"/>
               <w:rPr>
-                <w:rFonts w:ascii="Calibri" w:eastAsia="Times New Roman" w:hAnsi="Calibri" w:cs="Calibri"/>
+                <w:rFonts w:ascii="Calibri" w:hAnsi="Calibri" w:eastAsia="Times New Roman" w:cs="Calibri"/>
                 <w:color w:val="2F2F2F"/>
                 <w:szCs w:val="18"/>
               </w:rPr>
@@ -21672,7 +21672,7 @@
               <w:pStyle w:val="TableTextLarge"/>
               <w:cnfStyle w:val="000000000000" w:firstRow="0" w:lastRow="0" w:firstColumn="0" w:lastColumn="0" w:oddVBand="0" w:evenVBand="0" w:oddHBand="0" w:evenHBand="0" w:firstRowFirstColumn="0" w:firstRowLastColumn="0" w:lastRowFirstColumn="0" w:lastRowLastColumn="0"/>
               <w:rPr>
-                <w:rFonts w:ascii="Calibri" w:eastAsia="Times New Roman" w:hAnsi="Calibri" w:cs="Calibri"/>
+                <w:rFonts w:ascii="Calibri" w:hAnsi="Calibri" w:eastAsia="Times New Roman" w:cs="Calibri"/>
                 <w:color w:val="2F2F2F"/>
                 <w:szCs w:val="18"/>
               </w:rPr>
@@ -21690,7 +21690,7 @@
               <w:pStyle w:val="TableTextLarge"/>
               <w:cnfStyle w:val="000000000000" w:firstRow="0" w:lastRow="0" w:firstColumn="0" w:lastColumn="0" w:oddVBand="0" w:evenVBand="0" w:oddHBand="0" w:evenHBand="0" w:firstRowFirstColumn="0" w:firstRowLastColumn="0" w:lastRowFirstColumn="0" w:lastRowLastColumn="0"/>
               <w:rPr>
-                <w:rFonts w:ascii="Calibri" w:eastAsia="Times New Roman" w:hAnsi="Calibri" w:cs="Calibri"/>
+                <w:rFonts w:ascii="Calibri" w:hAnsi="Calibri" w:eastAsia="Times New Roman" w:cs="Calibri"/>
                 <w:color w:val="2F2F2F"/>
                 <w:szCs w:val="18"/>
               </w:rPr>
@@ -21708,7 +21708,7 @@
               <w:pStyle w:val="TableTextLarge"/>
               <w:cnfStyle w:val="000000000000" w:firstRow="0" w:lastRow="0" w:firstColumn="0" w:lastColumn="0" w:oddVBand="0" w:evenVBand="0" w:oddHBand="0" w:evenHBand="0" w:firstRowFirstColumn="0" w:firstRowLastColumn="0" w:lastRowFirstColumn="0" w:lastRowLastColumn="0"/>
               <w:rPr>
-                <w:rFonts w:ascii="Calibri" w:eastAsia="Times New Roman" w:hAnsi="Calibri" w:cs="Calibri"/>
+                <w:rFonts w:ascii="Calibri" w:hAnsi="Calibri" w:eastAsia="Times New Roman" w:cs="Calibri"/>
                 <w:color w:val="2F2F2F"/>
                 <w:szCs w:val="18"/>
               </w:rPr>
@@ -21758,7 +21758,7 @@
               <w:pStyle w:val="TableTextLarge"/>
               <w:cnfStyle w:val="000000100000" w:firstRow="0" w:lastRow="0" w:firstColumn="0" w:lastColumn="0" w:oddVBand="0" w:evenVBand="0" w:oddHBand="1" w:evenHBand="0" w:firstRowFirstColumn="0" w:firstRowLastColumn="0" w:lastRowFirstColumn="0" w:lastRowLastColumn="0"/>
               <w:rPr>
-                <w:rFonts w:ascii="Calibri" w:eastAsia="Times New Roman" w:hAnsi="Calibri" w:cs="Calibri"/>
+                <w:rFonts w:ascii="Calibri" w:hAnsi="Calibri" w:eastAsia="Times New Roman" w:cs="Calibri"/>
                 <w:color w:val="2F2F2F"/>
                 <w:szCs w:val="18"/>
               </w:rPr>
@@ -21776,7 +21776,7 @@
               <w:pStyle w:val="TableTextLarge"/>
               <w:cnfStyle w:val="000000100000" w:firstRow="0" w:lastRow="0" w:firstColumn="0" w:lastColumn="0" w:oddVBand="0" w:evenVBand="0" w:oddHBand="1" w:evenHBand="0" w:firstRowFirstColumn="0" w:firstRowLastColumn="0" w:lastRowFirstColumn="0" w:lastRowLastColumn="0"/>
               <w:rPr>
-                <w:rFonts w:ascii="Calibri" w:eastAsia="Times New Roman" w:hAnsi="Calibri" w:cs="Calibri"/>
+                <w:rFonts w:ascii="Calibri" w:hAnsi="Calibri" w:eastAsia="Times New Roman" w:cs="Calibri"/>
                 <w:color w:val="2F2F2F"/>
                 <w:szCs w:val="18"/>
               </w:rPr>
@@ -21794,7 +21794,7 @@
               <w:pStyle w:val="TableTextLarge"/>
               <w:cnfStyle w:val="000000100000" w:firstRow="0" w:lastRow="0" w:firstColumn="0" w:lastColumn="0" w:oddVBand="0" w:evenVBand="0" w:oddHBand="1" w:evenHBand="0" w:firstRowFirstColumn="0" w:firstRowLastColumn="0" w:lastRowFirstColumn="0" w:lastRowLastColumn="0"/>
               <w:rPr>
-                <w:rFonts w:ascii="Calibri" w:eastAsia="Times New Roman" w:hAnsi="Calibri" w:cs="Calibri"/>
+                <w:rFonts w:ascii="Calibri" w:hAnsi="Calibri" w:eastAsia="Times New Roman" w:cs="Calibri"/>
                 <w:color w:val="2F2F2F"/>
                 <w:szCs w:val="18"/>
               </w:rPr>
@@ -21812,7 +21812,7 @@
               <w:pStyle w:val="TableTextLarge"/>
               <w:cnfStyle w:val="000000100000" w:firstRow="0" w:lastRow="0" w:firstColumn="0" w:lastColumn="0" w:oddVBand="0" w:evenVBand="0" w:oddHBand="1" w:evenHBand="0" w:firstRowFirstColumn="0" w:firstRowLastColumn="0" w:lastRowFirstColumn="0" w:lastRowLastColumn="0"/>
               <w:rPr>
-                <w:rFonts w:ascii="Calibri" w:eastAsia="Times New Roman" w:hAnsi="Calibri" w:cs="Calibri"/>
+                <w:rFonts w:ascii="Calibri" w:hAnsi="Calibri" w:eastAsia="Times New Roman" w:cs="Calibri"/>
                 <w:color w:val="2F2F2F"/>
                 <w:szCs w:val="18"/>
               </w:rPr>
@@ -21830,7 +21830,7 @@
               <w:pStyle w:val="TableTextLarge"/>
               <w:cnfStyle w:val="000000100000" w:firstRow="0" w:lastRow="0" w:firstColumn="0" w:lastColumn="0" w:oddVBand="0" w:evenVBand="0" w:oddHBand="1" w:evenHBand="0" w:firstRowFirstColumn="0" w:firstRowLastColumn="0" w:lastRowFirstColumn="0" w:lastRowLastColumn="0"/>
               <w:rPr>
-                <w:rFonts w:ascii="Calibri" w:eastAsia="Times New Roman" w:hAnsi="Calibri" w:cs="Calibri"/>
+                <w:rFonts w:ascii="Calibri" w:hAnsi="Calibri" w:eastAsia="Times New Roman" w:cs="Calibri"/>
                 <w:color w:val="2F2F2F"/>
                 <w:szCs w:val="18"/>
               </w:rPr>
@@ -21848,7 +21848,7 @@
               <w:pStyle w:val="TableTextLarge"/>
               <w:cnfStyle w:val="000000100000" w:firstRow="0" w:lastRow="0" w:firstColumn="0" w:lastColumn="0" w:oddVBand="0" w:evenVBand="0" w:oddHBand="1" w:evenHBand="0" w:firstRowFirstColumn="0" w:firstRowLastColumn="0" w:lastRowFirstColumn="0" w:lastRowLastColumn="0"/>
               <w:rPr>
-                <w:rFonts w:ascii="Calibri" w:eastAsia="Times New Roman" w:hAnsi="Calibri" w:cs="Calibri"/>
+                <w:rFonts w:ascii="Calibri" w:hAnsi="Calibri" w:eastAsia="Times New Roman" w:cs="Calibri"/>
                 <w:color w:val="2F2F2F"/>
                 <w:szCs w:val="18"/>
               </w:rPr>
@@ -21866,7 +21866,7 @@
               <w:pStyle w:val="TableTextLarge"/>
               <w:cnfStyle w:val="000000100000" w:firstRow="0" w:lastRow="0" w:firstColumn="0" w:lastColumn="0" w:oddVBand="0" w:evenVBand="0" w:oddHBand="1" w:evenHBand="0" w:firstRowFirstColumn="0" w:firstRowLastColumn="0" w:lastRowFirstColumn="0" w:lastRowLastColumn="0"/>
               <w:rPr>
-                <w:rFonts w:ascii="Calibri" w:eastAsia="Times New Roman" w:hAnsi="Calibri" w:cs="Calibri"/>
+                <w:rFonts w:ascii="Calibri" w:hAnsi="Calibri" w:eastAsia="Times New Roman" w:cs="Calibri"/>
                 <w:color w:val="2F2F2F"/>
                 <w:szCs w:val="18"/>
               </w:rPr>
@@ -21884,7 +21884,7 @@
               <w:pStyle w:val="TableTextLarge"/>
               <w:cnfStyle w:val="000000100000" w:firstRow="0" w:lastRow="0" w:firstColumn="0" w:lastColumn="0" w:oddVBand="0" w:evenVBand="0" w:oddHBand="1" w:evenHBand="0" w:firstRowFirstColumn="0" w:firstRowLastColumn="0" w:lastRowFirstColumn="0" w:lastRowLastColumn="0"/>
               <w:rPr>
-                <w:rFonts w:ascii="Calibri" w:eastAsia="Times New Roman" w:hAnsi="Calibri" w:cs="Calibri"/>
+                <w:rFonts w:ascii="Calibri" w:hAnsi="Calibri" w:eastAsia="Times New Roman" w:cs="Calibri"/>
                 <w:color w:val="2F2F2F"/>
                 <w:szCs w:val="18"/>
               </w:rPr>
@@ -21902,7 +21902,7 @@
               <w:pStyle w:val="TableTextLarge"/>
               <w:cnfStyle w:val="000000100000" w:firstRow="0" w:lastRow="0" w:firstColumn="0" w:lastColumn="0" w:oddVBand="0" w:evenVBand="0" w:oddHBand="1" w:evenHBand="0" w:firstRowFirstColumn="0" w:firstRowLastColumn="0" w:lastRowFirstColumn="0" w:lastRowLastColumn="0"/>
               <w:rPr>
-                <w:rFonts w:ascii="Calibri" w:eastAsia="Times New Roman" w:hAnsi="Calibri" w:cs="Calibri"/>
+                <w:rFonts w:ascii="Calibri" w:hAnsi="Calibri" w:eastAsia="Times New Roman" w:cs="Calibri"/>
                 <w:color w:val="2F2F2F"/>
                 <w:szCs w:val="18"/>
               </w:rPr>
@@ -21920,7 +21920,7 @@
               <w:pStyle w:val="TableTextLarge"/>
               <w:cnfStyle w:val="000000100000" w:firstRow="0" w:lastRow="0" w:firstColumn="0" w:lastColumn="0" w:oddVBand="0" w:evenVBand="0" w:oddHBand="1" w:evenHBand="0" w:firstRowFirstColumn="0" w:firstRowLastColumn="0" w:lastRowFirstColumn="0" w:lastRowLastColumn="0"/>
               <w:rPr>
-                <w:rFonts w:ascii="Calibri" w:eastAsia="Times New Roman" w:hAnsi="Calibri" w:cs="Calibri"/>
+                <w:rFonts w:ascii="Calibri" w:hAnsi="Calibri" w:eastAsia="Times New Roman" w:cs="Calibri"/>
                 <w:color w:val="2F2F2F"/>
                 <w:szCs w:val="18"/>
               </w:rPr>
@@ -21938,7 +21938,7 @@
               <w:pStyle w:val="TableTextLarge"/>
               <w:cnfStyle w:val="000000100000" w:firstRow="0" w:lastRow="0" w:firstColumn="0" w:lastColumn="0" w:oddVBand="0" w:evenVBand="0" w:oddHBand="1" w:evenHBand="0" w:firstRowFirstColumn="0" w:firstRowLastColumn="0" w:lastRowFirstColumn="0" w:lastRowLastColumn="0"/>
               <w:rPr>
-                <w:rFonts w:ascii="Calibri" w:eastAsia="Times New Roman" w:hAnsi="Calibri" w:cs="Calibri"/>
+                <w:rFonts w:ascii="Calibri" w:hAnsi="Calibri" w:eastAsia="Times New Roman" w:cs="Calibri"/>
                 <w:color w:val="2F2F2F"/>
                 <w:szCs w:val="18"/>
               </w:rPr>
@@ -21956,7 +21956,7 @@
               <w:pStyle w:val="TableTextLarge"/>
               <w:cnfStyle w:val="000000100000" w:firstRow="0" w:lastRow="0" w:firstColumn="0" w:lastColumn="0" w:oddVBand="0" w:evenVBand="0" w:oddHBand="1" w:evenHBand="0" w:firstRowFirstColumn="0" w:firstRowLastColumn="0" w:lastRowFirstColumn="0" w:lastRowLastColumn="0"/>
               <w:rPr>
-                <w:rFonts w:ascii="Calibri" w:eastAsia="Times New Roman" w:hAnsi="Calibri" w:cs="Calibri"/>
+                <w:rFonts w:ascii="Calibri" w:hAnsi="Calibri" w:eastAsia="Times New Roman" w:cs="Calibri"/>
                 <w:color w:val="2F2F2F"/>
                 <w:szCs w:val="18"/>
               </w:rPr>
@@ -21974,7 +21974,7 @@
               <w:pStyle w:val="TableTextLarge"/>
               <w:cnfStyle w:val="000000100000" w:firstRow="0" w:lastRow="0" w:firstColumn="0" w:lastColumn="0" w:oddVBand="0" w:evenVBand="0" w:oddHBand="1" w:evenHBand="0" w:firstRowFirstColumn="0" w:firstRowLastColumn="0" w:lastRowFirstColumn="0" w:lastRowLastColumn="0"/>
               <w:rPr>
-                <w:rFonts w:ascii="Calibri" w:eastAsia="Times New Roman" w:hAnsi="Calibri" w:cs="Calibri"/>
+                <w:rFonts w:ascii="Calibri" w:hAnsi="Calibri" w:eastAsia="Times New Roman" w:cs="Calibri"/>
                 <w:color w:val="2F2F2F"/>
                 <w:szCs w:val="18"/>
               </w:rPr>
@@ -22829,7 +22829,7 @@
       <w:pPr>
         <w:pStyle w:val="Heading1"/>
       </w:pPr>
-      <w:bookmarkStart w:id="15" w:name="_Toc197437051"/>
+      <w:bookmarkStart w:name="_Toc197437051" w:id="15"/>
       <w:r>
         <w:lastRenderedPageBreak/>
         <w:t xml:space="preserve">Instructions </w:t>

--- a/src/Tests/Inputs/business-plans/13/input.docx
+++ b/src/Tests/Inputs/business-plans/13/input.docx
@@ -31442,406 +31442,6 @@
 </a:theme>
 </file>
 
-<file path=customXml/item1.xml><?xml version="1.0" encoding="utf-8"?>
-<p:properties xmlns:p="http://schemas.microsoft.com/office/2006/metadata/properties" xmlns:xsi="http://www.w3.org/2001/XMLSchema-instance" xmlns:pc="http://schemas.microsoft.com/office/infopath/2007/PartnerControls">
-  <documentManagement>
-    <_ip_UnifiedCompliancePolicyUIAction xmlns="http://schemas.microsoft.com/sharepoint/v3" xsi:nil="true"/>
-    <Image xmlns="71af3243-3dd4-4a8d-8c0d-dd76da1f02a5">
-      <Url xsi:nil="true"/>
-      <Description xsi:nil="true"/>
-    </Image>
-    <Status xmlns="71af3243-3dd4-4a8d-8c0d-dd76da1f02a5">Not started</Status>
-    <Background xmlns="71af3243-3dd4-4a8d-8c0d-dd76da1f02a5">false</Background>
-    <_ip_UnifiedCompliancePolicyProperties xmlns="http://schemas.microsoft.com/sharepoint/v3" xsi:nil="true"/>
-    <ImageTagsTaxHTField xmlns="71af3243-3dd4-4a8d-8c0d-dd76da1f02a5">
-      <Terms xmlns="http://schemas.microsoft.com/office/infopath/2007/PartnerControls"/>
-    </ImageTagsTaxHTField>
-    <TaxCatchAll xmlns="230e9df3-be65-4c73-a93b-d1236ebd677e" xsi:nil="true"/>
-    <MediaServiceKeyPoints xmlns="71af3243-3dd4-4a8d-8c0d-dd76da1f02a5" xsi:nil="true"/>
-  </documentManagement>
-</p:properties>
-</file>
-
-<file path=customXml/item2.xml><?xml version="1.0" encoding="utf-8"?>
-<ct:contentTypeSchema xmlns:ct="http://schemas.microsoft.com/office/2006/metadata/contentType" xmlns:ma="http://schemas.microsoft.com/office/2006/metadata/properties/metaAttributes" ct:_="" ma:_="" ma:contentTypeName="Document" ma:contentTypeID="0x01010079F111ED35F8CC479449609E8A0923A6" ma:contentTypeVersion="30" ma:contentTypeDescription="Create a new document." ma:contentTypeScope="" ma:versionID="cec0622158e8f13124e9e8fd4de31bd1">
-  <xsd:schema xmlns:xsd="http://www.w3.org/2001/XMLSchema" xmlns:xs="http://www.w3.org/2001/XMLSchema" xmlns:p="http://schemas.microsoft.com/office/2006/metadata/properties" xmlns:ns1="http://schemas.microsoft.com/sharepoint/v3" xmlns:ns2="71af3243-3dd4-4a8d-8c0d-dd76da1f02a5" xmlns:ns3="16c05727-aa75-4e4a-9b5f-8a80a1165891" xmlns:ns4="230e9df3-be65-4c73-a93b-d1236ebd677e" targetNamespace="http://schemas.microsoft.com/office/2006/metadata/properties" ma:root="true" ma:fieldsID="3b52f30ab005d15df08657af532e6e38" ns1:_="" ns2:_="" ns3:_="" ns4:_="">
-    <xsd:import namespace="http://schemas.microsoft.com/sharepoint/v3"/>
-    <xsd:import namespace="71af3243-3dd4-4a8d-8c0d-dd76da1f02a5"/>
-    <xsd:import namespace="16c05727-aa75-4e4a-9b5f-8a80a1165891"/>
-    <xsd:import namespace="230e9df3-be65-4c73-a93b-d1236ebd677e"/>
-    <xsd:element name="properties">
-      <xsd:complexType>
-        <xsd:sequence>
-          <xsd:element name="documentManagement">
-            <xsd:complexType>
-              <xsd:all>
-                <xsd:element ref="ns2:Status" minOccurs="0"/>
-                <xsd:element ref="ns2:Image" minOccurs="0"/>
-                <xsd:element ref="ns2:MediaServiceMetadata" minOccurs="0"/>
-                <xsd:element ref="ns2:MediaServiceFastMetadata" minOccurs="0"/>
-                <xsd:element ref="ns2:MediaServiceOCR" minOccurs="0"/>
-                <xsd:element ref="ns2:MediaServiceAutoTags" minOccurs="0"/>
-                <xsd:element ref="ns2:MediaServiceEventHashCode" minOccurs="0"/>
-                <xsd:element ref="ns2:MediaServiceGenerationTime" minOccurs="0"/>
-                <xsd:element ref="ns3:SharedWithUsers" minOccurs="0"/>
-                <xsd:element ref="ns3:SharedWithDetails" minOccurs="0"/>
-                <xsd:element ref="ns2:MediaServiceAutoKeyPoints" minOccurs="0"/>
-                <xsd:element ref="ns2:MediaServiceKeyPoints" minOccurs="0"/>
-                <xsd:element ref="ns2:MediaServiceDateTaken" minOccurs="0"/>
-                <xsd:element ref="ns1:_ip_UnifiedCompliancePolicyProperties" minOccurs="0"/>
-                <xsd:element ref="ns1:_ip_UnifiedCompliancePolicyUIAction" minOccurs="0"/>
-                <xsd:element ref="ns4:TaxCatchAll" minOccurs="0"/>
-                <xsd:element ref="ns2:ImageTagsTaxHTField" minOccurs="0"/>
-                <xsd:element ref="ns2:MediaServiceLocation" minOccurs="0"/>
-                <xsd:element ref="ns2:MediaLengthInSeconds" minOccurs="0"/>
-                <xsd:element ref="ns2:Background" minOccurs="0"/>
-                <xsd:element ref="ns2:MediaServiceSearchProperties" minOccurs="0"/>
-                <xsd:element ref="ns2:MediaServiceDocTags" minOccurs="0"/>
-                <xsd:element ref="ns2:MediaServiceObjectDetectorVersions" minOccurs="0"/>
-                <xsd:element ref="ns2:MediaServiceSystemTags" minOccurs="0"/>
-                <xsd:element ref="ns2:MediaServiceBillingMetadata" minOccurs="0"/>
-              </xsd:all>
-            </xsd:complexType>
-          </xsd:element>
-        </xsd:sequence>
-      </xsd:complexType>
-    </xsd:element>
-  </xsd:schema>
-  <xsd:schema xmlns:xsd="http://www.w3.org/2001/XMLSchema" xmlns:xs="http://www.w3.org/2001/XMLSchema" xmlns:dms="http://schemas.microsoft.com/office/2006/documentManagement/types" xmlns:pc="http://schemas.microsoft.com/office/infopath/2007/PartnerControls" targetNamespace="http://schemas.microsoft.com/sharepoint/v3" elementFormDefault="qualified">
-    <xsd:import namespace="http://schemas.microsoft.com/office/2006/documentManagement/types"/>
-    <xsd:import namespace="http://schemas.microsoft.com/office/infopath/2007/PartnerControls"/>
-    <xsd:element name="_ip_UnifiedCompliancePolicyProperties" ma:index="20" nillable="true" ma:displayName="Unified Compliance Policy Properties" ma:hidden="true" ma:internalName="_ip_UnifiedCompliancePolicyProperties" ma:readOnly="false">
-      <xsd:simpleType>
-        <xsd:restriction base="dms:Note"/>
-      </xsd:simpleType>
-    </xsd:element>
-    <xsd:element name="_ip_UnifiedCompliancePolicyUIAction" ma:index="21" nillable="true" ma:displayName="Unified Compliance Policy UI Action" ma:hidden="true" ma:internalName="_ip_UnifiedCompliancePolicyUIAction" ma:readOnly="false">
-      <xsd:simpleType>
-        <xsd:restriction base="dms:Text"/>
-      </xsd:simpleType>
-    </xsd:element>
-  </xsd:schema>
-  <xsd:schema xmlns:xsd="http://www.w3.org/2001/XMLSchema" xmlns:xs="http://www.w3.org/2001/XMLSchema" xmlns:dms="http://schemas.microsoft.com/office/2006/documentManagement/types" xmlns:pc="http://schemas.microsoft.com/office/infopath/2007/PartnerControls" targetNamespace="71af3243-3dd4-4a8d-8c0d-dd76da1f02a5" elementFormDefault="qualified">
-    <xsd:import namespace="http://schemas.microsoft.com/office/2006/documentManagement/types"/>
-    <xsd:import namespace="http://schemas.microsoft.com/office/infopath/2007/PartnerControls"/>
-    <xsd:element name="Status" ma:index="2" nillable="true" ma:displayName="Status" ma:default="Not started" ma:format="Dropdown" ma:hidden="true" ma:internalName="Status" ma:readOnly="false">
-      <xsd:simpleType>
-        <xsd:restriction base="dms:Choice">
-          <xsd:enumeration value="Not started"/>
-          <xsd:enumeration value="In Progress"/>
-          <xsd:enumeration value="Completed"/>
-        </xsd:restriction>
-      </xsd:simpleType>
-    </xsd:element>
-    <xsd:element name="Image" ma:index="3" nillable="true" ma:displayName="Image" ma:format="Image" ma:hidden="true" ma:internalName="Image" ma:readOnly="false">
-      <xsd:complexType>
-        <xsd:complexContent>
-          <xsd:extension base="dms:URL">
-            <xsd:sequence>
-              <xsd:element name="Url" type="dms:ValidUrl" minOccurs="0" nillable="true"/>
-              <xsd:element name="Description" type="xsd:string" nillable="true"/>
-            </xsd:sequence>
-          </xsd:extension>
-        </xsd:complexContent>
-      </xsd:complexType>
-    </xsd:element>
-    <xsd:element name="MediaServiceMetadata" ma:index="8" nillable="true" ma:displayName="MediaServiceMetadata" ma:hidden="true" ma:internalName="MediaServiceMetadata" ma:readOnly="true">
-      <xsd:simpleType>
-        <xsd:restriction base="dms:Note"/>
-      </xsd:simpleType>
-    </xsd:element>
-    <xsd:element name="MediaServiceFastMetadata" ma:index="9" nillable="true" ma:displayName="MediaServiceFastMetadata" ma:hidden="true" ma:internalName="MediaServiceFastMetadata" ma:readOnly="true">
-      <xsd:simpleType>
-        <xsd:restriction base="dms:Note"/>
-      </xsd:simpleType>
-    </xsd:element>
-    <xsd:element name="MediaServiceOCR" ma:index="10" nillable="true" ma:displayName="MediaServiceOCR" ma:hidden="true" ma:internalName="MediaServiceOCR" ma:readOnly="true">
-      <xsd:simpleType>
-        <xsd:restriction base="dms:Note"/>
-      </xsd:simpleType>
-    </xsd:element>
-    <xsd:element name="MediaServiceAutoTags" ma:index="11" nillable="true" ma:displayName="MediaServiceAutoTags" ma:hidden="true" ma:internalName="MediaServiceAutoTags" ma:readOnly="true">
-      <xsd:simpleType>
-        <xsd:restriction base="dms:Text"/>
-      </xsd:simpleType>
-    </xsd:element>
-    <xsd:element name="MediaServiceEventHashCode" ma:index="12" nillable="true" ma:displayName="MediaServiceEventHashCode" ma:hidden="true" ma:internalName="MediaServiceEventHashCode" ma:readOnly="true">
-      <xsd:simpleType>
-        <xsd:restriction base="dms:Text"/>
-      </xsd:simpleType>
-    </xsd:element>
-    <xsd:element name="MediaServiceGenerationTime" ma:index="13" nillable="true" ma:displayName="MediaServiceGenerationTime" ma:hidden="true" ma:internalName="MediaServiceGenerationTime" ma:readOnly="true">
-      <xsd:simpleType>
-        <xsd:restriction base="dms:Text"/>
-      </xsd:simpleType>
-    </xsd:element>
-    <xsd:element name="MediaServiceAutoKeyPoints" ma:index="16" nillable="true" ma:displayName="MediaServiceAutoKeyPoints" ma:hidden="true" ma:internalName="MediaServiceAutoKeyPoints" ma:readOnly="true">
-      <xsd:simpleType>
-        <xsd:restriction base="dms:Note"/>
-      </xsd:simpleType>
-    </xsd:element>
-    <xsd:element name="MediaServiceKeyPoints" ma:index="17" nillable="true" ma:displayName="KeyPoints" ma:hidden="true" ma:internalName="MediaServiceKeyPoints" ma:readOnly="false">
-      <xsd:simpleType>
-        <xsd:restriction base="dms:Note"/>
-      </xsd:simpleType>
-    </xsd:element>
-    <xsd:element name="MediaServiceDateTaken" ma:index="18" nillable="true" ma:displayName="MediaServiceDateTaken" ma:hidden="true" ma:internalName="MediaServiceDateTaken" ma:readOnly="true">
-      <xsd:simpleType>
-        <xsd:restriction base="dms:Text"/>
-      </xsd:simpleType>
-    </xsd:element>
-    <xsd:element name="ImageTagsTaxHTField" ma:index="25" nillable="true" ma:taxonomy="true" ma:internalName="ImageTagsTaxHTField" ma:taxonomyFieldName="MediaServiceImageTags" ma:displayName="Image Tags" ma:readOnly="false" ma:fieldId="{5cf76f15-5ced-4ddc-b409-7134ff3c332f}" ma:taxonomyMulti="true" ma:sspId="e385fb40-52d4-4fae-9c5b-3e8ff8a5878e" ma:termSetId="09814cd3-568e-fe90-9814-8d621ff8fb84" ma:anchorId="fba54fb3-c3e1-fe81-a776-ca4b69148c4d" ma:open="true" ma:isKeyword="false">
-      <xsd:complexType>
-        <xsd:sequence>
-          <xsd:element ref="pc:Terms" minOccurs="0" maxOccurs="1"/>
-        </xsd:sequence>
-      </xsd:complexType>
-    </xsd:element>
-    <xsd:element name="MediaServiceLocation" ma:index="26" nillable="true" ma:displayName="Location" ma:hidden="true" ma:internalName="MediaServiceLocation" ma:readOnly="true">
-      <xsd:simpleType>
-        <xsd:restriction base="dms:Text"/>
-      </xsd:simpleType>
-    </xsd:element>
-    <xsd:element name="MediaLengthInSeconds" ma:index="27" nillable="true" ma:displayName="MediaLengthInSeconds" ma:hidden="true" ma:internalName="MediaLengthInSeconds" ma:readOnly="true">
-      <xsd:simpleType>
-        <xsd:restriction base="dms:Unknown"/>
-      </xsd:simpleType>
-    </xsd:element>
-    <xsd:element name="Background" ma:index="28" nillable="true" ma:displayName="Background" ma:default="0" ma:format="Dropdown" ma:hidden="true" ma:internalName="Background" ma:readOnly="false">
-      <xsd:simpleType>
-        <xsd:restriction base="dms:Boolean"/>
-      </xsd:simpleType>
-    </xsd:element>
-    <xsd:element name="MediaServiceSearchProperties" ma:index="29" nillable="true" ma:displayName="MediaServiceSearchProperties" ma:hidden="true" ma:internalName="MediaServiceSearchProperties" ma:readOnly="true">
-      <xsd:simpleType>
-        <xsd:restriction base="dms:Note"/>
-      </xsd:simpleType>
-    </xsd:element>
-    <xsd:element name="MediaServiceDocTags" ma:index="30" nillable="true" ma:displayName="MediaServiceDocTags" ma:hidden="true" ma:internalName="MediaServiceDocTags" ma:readOnly="true">
-      <xsd:simpleType>
-        <xsd:restriction base="dms:Note"/>
-      </xsd:simpleType>
-    </xsd:element>
-    <xsd:element name="MediaServiceObjectDetectorVersions" ma:index="31" nillable="true" ma:displayName="MediaServiceObjectDetectorVersions" ma:description="" ma:hidden="true" ma:indexed="true" ma:internalName="MediaServiceObjectDetectorVersions" ma:readOnly="true">
-      <xsd:simpleType>
-        <xsd:restriction base="dms:Text"/>
-      </xsd:simpleType>
-    </xsd:element>
-    <xsd:element name="MediaServiceSystemTags" ma:index="32" nillable="true" ma:displayName="MediaServiceSystemTags" ma:hidden="true" ma:internalName="MediaServiceSystemTags" ma:readOnly="true">
-      <xsd:simpleType>
-        <xsd:restriction base="dms:Note"/>
-      </xsd:simpleType>
-    </xsd:element>
-    <xsd:element name="MediaServiceBillingMetadata" ma:index="33" nillable="true" ma:displayName="MediaServiceBillingMetadata" ma:hidden="true" ma:internalName="MediaServiceBillingMetadata" ma:readOnly="true">
-      <xsd:simpleType>
-        <xsd:restriction base="dms:Text"/>
-      </xsd:simpleType>
-    </xsd:element>
-  </xsd:schema>
-  <xsd:schema xmlns:xsd="http://www.w3.org/2001/XMLSchema" xmlns:xs="http://www.w3.org/2001/XMLSchema" xmlns:dms="http://schemas.microsoft.com/office/2006/documentManagement/types" xmlns:pc="http://schemas.microsoft.com/office/infopath/2007/PartnerControls" targetNamespace="16c05727-aa75-4e4a-9b5f-8a80a1165891" elementFormDefault="qualified">
-    <xsd:import namespace="http://schemas.microsoft.com/office/2006/documentManagement/types"/>
-    <xsd:import namespace="http://schemas.microsoft.com/office/infopath/2007/PartnerControls"/>
-    <xsd:element name="SharedWithUsers" ma:index="14" nillable="true" ma:displayName="Shared With" ma:hidden="true" ma:internalName="SharedWithUsers" ma:readOnly="true">
-      <xsd:complexType>
-        <xsd:complexContent>
-          <xsd:extension base="dms:UserMulti">
-            <xsd:sequence>
-              <xsd:element name="UserInfo" minOccurs="0" maxOccurs="unbounded">
-                <xsd:complexType>
-                  <xsd:sequence>
-                    <xsd:element name="DisplayName" type="xsd:string" minOccurs="0"/>
-                    <xsd:element name="AccountId" type="dms:UserId" minOccurs="0" nillable="true"/>
-                    <xsd:element name="AccountType" type="xsd:string" minOccurs="0"/>
-                  </xsd:sequence>
-                </xsd:complexType>
-              </xsd:element>
-            </xsd:sequence>
-          </xsd:extension>
-        </xsd:complexContent>
-      </xsd:complexType>
-    </xsd:element>
-    <xsd:element name="SharedWithDetails" ma:index="15" nillable="true" ma:displayName="Shared With Details" ma:hidden="true" ma:internalName="SharedWithDetails" ma:readOnly="true">
-      <xsd:simpleType>
-        <xsd:restriction base="dms:Note"/>
-      </xsd:simpleType>
-    </xsd:element>
-  </xsd:schema>
-  <xsd:schema xmlns:xsd="http://www.w3.org/2001/XMLSchema" xmlns:xs="http://www.w3.org/2001/XMLSchema" xmlns:dms="http://schemas.microsoft.com/office/2006/documentManagement/types" xmlns:pc="http://schemas.microsoft.com/office/infopath/2007/PartnerControls" targetNamespace="230e9df3-be65-4c73-a93b-d1236ebd677e" elementFormDefault="qualified">
-    <xsd:import namespace="http://schemas.microsoft.com/office/2006/documentManagement/types"/>
-    <xsd:import namespace="http://schemas.microsoft.com/office/infopath/2007/PartnerControls"/>
-    <xsd:element name="TaxCatchAll" ma:index="23" nillable="true" ma:displayName="Taxonomy Catch All Column" ma:hidden="true" ma:list="{3f6bfcbc-3db3-4ae6-bd76-326f0798ad28}" ma:internalName="TaxCatchAll" ma:readOnly="false" ma:showField="CatchAllData" ma:web="16c05727-aa75-4e4a-9b5f-8a80a1165891">
-      <xsd:complexType>
-        <xsd:complexContent>
-          <xsd:extension base="dms:MultiChoiceLookup">
-            <xsd:sequence>
-              <xsd:element name="Value" type="dms:Lookup" maxOccurs="unbounded" minOccurs="0" nillable="true"/>
-            </xsd:sequence>
-          </xsd:extension>
-        </xsd:complexContent>
-      </xsd:complexType>
-    </xsd:element>
-  </xsd:schema>
-  <xsd:schema xmlns="http://schemas.openxmlformats.org/package/2006/metadata/core-properties" xmlns:xsd="http://www.w3.org/2001/XMLSchema" xmlns:xsi="http://www.w3.org/2001/XMLSchema-instance" xmlns:dc="http://purl.org/dc/elements/1.1/" xmlns:dcterms="http://purl.org/dc/terms/" xmlns:odoc="http://schemas.microsoft.com/internal/obd" targetNamespace="http://schemas.openxmlformats.org/package/2006/metadata/core-properties" elementFormDefault="qualified" attributeFormDefault="unqualified" blockDefault="#all">
-    <xsd:import namespace="http://purl.org/dc/elements/1.1/" schemaLocation="http://dublincore.org/schemas/xmls/qdc/2003/04/02/dc.xsd"/>
-    <xsd:import namespace="http://purl.org/dc/terms/" schemaLocation="http://dublincore.org/schemas/xmls/qdc/2003/04/02/dcterms.xsd"/>
-    <xsd:element name="coreProperties" type="CT_coreProperties"/>
-    <xsd:complexType name="CT_coreProperties">
-      <xsd:all>
-        <xsd:element ref="dc:creator" minOccurs="0" maxOccurs="1"/>
-        <xsd:element ref="dcterms:created" minOccurs="0" maxOccurs="1"/>
-        <xsd:element ref="dc:identifier" minOccurs="0" maxOccurs="1"/>
-        <xsd:element name="contentType" minOccurs="0" maxOccurs="1" type="xsd:string" ma:displayName="Content Type"/>
-        <xsd:element ref="dc:title" minOccurs="0" maxOccurs="1" ma:index="1" ma:displayName="Title"/>
-        <xsd:element ref="dc:subject" minOccurs="0" maxOccurs="1"/>
-        <xsd:element ref="dc:description" minOccurs="0" maxOccurs="1"/>
-        <xsd:element name="keywords" minOccurs="0" maxOccurs="1" type="xsd:string"/>
-        <xsd:element ref="dc:language" minOccurs="0" maxOccurs="1"/>
-        <xsd:element name="category" minOccurs="0" maxOccurs="1" type="xsd:string"/>
-        <xsd:element name="version" minOccurs="0" maxOccurs="1" type="xsd:string"/>
-        <xsd:element name="revision" minOccurs="0" maxOccurs="1" type="xsd:string">
-          <xsd:annotation>
-            <xsd:documentation>
-                        This value indicates the number of saves or revisions. The application is responsible for updating this value after each revision.
-                    </xsd:documentation>
-          </xsd:annotation>
-        </xsd:element>
-        <xsd:element name="lastModifiedBy" minOccurs="0" maxOccurs="1" type="xsd:string"/>
-        <xsd:element ref="dcterms:modified" minOccurs="0" maxOccurs="1"/>
-        <xsd:element name="contentStatus" minOccurs="0" maxOccurs="1" type="xsd:string"/>
-      </xsd:all>
-    </xsd:complexType>
-  </xsd:schema>
-  <xs:schema xmlns:pc="http://schemas.microsoft.com/office/infopath/2007/PartnerControls" xmlns:xs="http://www.w3.org/2001/XMLSchema" targetNamespace="http://schemas.microsoft.com/office/infopath/2007/PartnerControls" elementFormDefault="qualified" attributeFormDefault="unqualified">
-    <xs:element name="Person">
-      <xs:complexType>
-        <xs:sequence>
-          <xs:element ref="pc:DisplayName" minOccurs="0"/>
-          <xs:element ref="pc:AccountId" minOccurs="0"/>
-          <xs:element ref="pc:AccountType" minOccurs="0"/>
-        </xs:sequence>
-      </xs:complexType>
-    </xs:element>
-    <xs:element name="DisplayName" type="xs:string"/>
-    <xs:element name="AccountId" type="xs:string"/>
-    <xs:element name="AccountType" type="xs:string"/>
-    <xs:element name="BDCAssociatedEntity">
-      <xs:complexType>
-        <xs:sequence>
-          <xs:element ref="pc:BDCEntity" minOccurs="0" maxOccurs="unbounded"/>
-        </xs:sequence>
-        <xs:attribute ref="pc:EntityNamespace"/>
-        <xs:attribute ref="pc:EntityName"/>
-        <xs:attribute ref="pc:SystemInstanceName"/>
-        <xs:attribute ref="pc:AssociationName"/>
-      </xs:complexType>
-    </xs:element>
-    <xs:attribute name="EntityNamespace" type="xs:string"/>
-    <xs:attribute name="EntityName" type="xs:string"/>
-    <xs:attribute name="SystemInstanceName" type="xs:string"/>
-    <xs:attribute name="AssociationName" type="xs:string"/>
-    <xs:element name="BDCEntity">
-      <xs:complexType>
-        <xs:sequence>
-          <xs:element ref="pc:EntityDisplayName" minOccurs="0"/>
-          <xs:element ref="pc:EntityInstanceReference" minOccurs="0"/>
-          <xs:element ref="pc:EntityId1" minOccurs="0"/>
-          <xs:element ref="pc:EntityId2" minOccurs="0"/>
-          <xs:element ref="pc:EntityId3" minOccurs="0"/>
-          <xs:element ref="pc:EntityId4" minOccurs="0"/>
-          <xs:element ref="pc:EntityId5" minOccurs="0"/>
-        </xs:sequence>
-      </xs:complexType>
-    </xs:element>
-    <xs:element name="EntityDisplayName" type="xs:string"/>
-    <xs:element name="EntityInstanceReference" type="xs:string"/>
-    <xs:element name="EntityId1" type="xs:string"/>
-    <xs:element name="EntityId2" type="xs:string"/>
-    <xs:element name="EntityId3" type="xs:string"/>
-    <xs:element name="EntityId4" type="xs:string"/>
-    <xs:element name="EntityId5" type="xs:string"/>
-    <xs:element name="Terms">
-      <xs:complexType>
-        <xs:sequence>
-          <xs:element ref="pc:TermInfo" minOccurs="0" maxOccurs="unbounded"/>
-        </xs:sequence>
-      </xs:complexType>
-    </xs:element>
-    <xs:element name="TermInfo">
-      <xs:complexType>
-        <xs:sequence>
-          <xs:element ref="pc:TermName" minOccurs="0"/>
-          <xs:element ref="pc:TermId" minOccurs="0"/>
-        </xs:sequence>
-      </xs:complexType>
-    </xs:element>
-    <xs:element name="TermName" type="xs:string"/>
-    <xs:element name="TermId" type="xs:string"/>
-  </xs:schema>
-</ct:contentTypeSchema>
-</file>
-
-<file path=customXml/item3.xml><?xml version="1.0" encoding="utf-8"?>
-<b:Sources xmlns:b="http://schemas.openxmlformats.org/officeDocument/2006/bibliography" xmlns="http://schemas.openxmlformats.org/officeDocument/2006/bibliography" SelectedStyle="/APASixthEditionOfficeOnline.xsl" StyleName="APA" Version="6"/>
-</file>
-
-<file path=customXml/item4.xml><?xml version="1.0" encoding="utf-8"?>
-<?mso-contentType ?>
-<FormTemplates xmlns="http://schemas.microsoft.com/sharepoint/v3/contenttype/forms">
-  <Display>DocumentLibraryForm</Display>
-  <Edit>DocumentLibraryForm</Edit>
-  <New>DocumentLibraryForm</New>
-</FormTemplates>
-</file>
-
-<file path=customXml/itemProps1.xml><?xml version="1.0" encoding="utf-8"?>
-<ds:datastoreItem xmlns:ds="http://schemas.openxmlformats.org/officeDocument/2006/customXml" ds:itemID="{1423AC32-003E-403C-A4AE-FF5A56A188F5}">
-  <ds:schemaRefs>
-    <ds:schemaRef ds:uri="http://schemas.microsoft.com/office/2006/metadata/properties"/>
-    <ds:schemaRef ds:uri="http://schemas.microsoft.com/office/infopath/2007/PartnerControls"/>
-    <ds:schemaRef ds:uri="http://schemas.microsoft.com/sharepoint/v3"/>
-    <ds:schemaRef ds:uri="71af3243-3dd4-4a8d-8c0d-dd76da1f02a5"/>
-    <ds:schemaRef ds:uri="230e9df3-be65-4c73-a93b-d1236ebd677e"/>
-  </ds:schemaRefs>
-</ds:datastoreItem>
-</file>
-
-<file path=customXml/itemProps2.xml><?xml version="1.0" encoding="utf-8"?>
-<ds:datastoreItem xmlns:ds="http://schemas.openxmlformats.org/officeDocument/2006/customXml" ds:itemID="{19B393CF-F867-4A5F-A744-EAB4BF3FF75E}">
-  <ds:schemaRefs>
-    <ds:schemaRef ds:uri="http://schemas.microsoft.com/office/2006/metadata/contentType"/>
-    <ds:schemaRef ds:uri="http://schemas.microsoft.com/office/2006/metadata/properties/metaAttributes"/>
-    <ds:schemaRef ds:uri="http://www.w3.org/2001/XMLSchema"/>
-    <ds:schemaRef ds:uri="http://schemas.microsoft.com/office/2006/metadata/properties"/>
-    <ds:schemaRef ds:uri="http://schemas.microsoft.com/sharepoint/v3"/>
-    <ds:schemaRef ds:uri="71af3243-3dd4-4a8d-8c0d-dd76da1f02a5"/>
-    <ds:schemaRef ds:uri="16c05727-aa75-4e4a-9b5f-8a80a1165891"/>
-    <ds:schemaRef ds:uri="230e9df3-be65-4c73-a93b-d1236ebd677e"/>
-    <ds:schemaRef ds:uri="http://schemas.microsoft.com/office/2006/documentManagement/types"/>
-    <ds:schemaRef ds:uri="http://schemas.microsoft.com/office/infopath/2007/PartnerControls"/>
-    <ds:schemaRef ds:uri="http://schemas.openxmlformats.org/package/2006/metadata/core-properties"/>
-    <ds:schemaRef ds:uri="http://purl.org/dc/elements/1.1/"/>
-    <ds:schemaRef ds:uri="http://purl.org/dc/terms/"/>
-    <ds:schemaRef ds:uri="http://schemas.microsoft.com/internal/obd"/>
-  </ds:schemaRefs>
-</ds:datastoreItem>
-</file>
-
-<file path=customXml/itemProps3.xml><?xml version="1.0" encoding="utf-8"?>
-<ds:datastoreItem xmlns:ds="http://schemas.openxmlformats.org/officeDocument/2006/customXml" ds:itemID="{472D6006-AE70-8C4D-9BA0-029BC6376BBE}">
-  <ds:schemaRefs>
-    <ds:schemaRef ds:uri="http://schemas.openxmlformats.org/officeDocument/2006/bibliography"/>
-  </ds:schemaRefs>
-</ds:datastoreItem>
-</file>
-
-<file path=customXml/itemProps4.xml><?xml version="1.0" encoding="utf-8"?>
-<ds:datastoreItem xmlns:ds="http://schemas.openxmlformats.org/officeDocument/2006/customXml" ds:itemID="{5D5F9B9C-5DD6-48B7-8D8E-B95F0BA12560}">
-  <ds:schemaRefs>
-    <ds:schemaRef ds:uri="http://schemas.microsoft.com/sharepoint/v3/contenttype/forms"/>
-  </ds:schemaRefs>
-</ds:datastoreItem>
-</file>
-
 <file path=docMetadata/LabelInfo.xml><?xml version="1.0" encoding="utf-8"?>
 <clbl:labelList xmlns:clbl="http://schemas.microsoft.com/office/2020/mipLabelMetadata"/>
 </file>